--- a/chap3/visualization.docx
+++ b/chap3/visualization.docx
@@ -2,7 +2,7 @@
 <file path=word/document.xml><?xml version="1.0" encoding="utf-8"?>
 <w:document xmlns:w="http://schemas.openxmlformats.org/wordprocessingml/2006/main" xmlns:m="http://schemas.openxmlformats.org/officeDocument/2006/math" xmlns:r="http://schemas.openxmlformats.org/officeDocument/2006/relationships" xmlns:o="urn:schemas-microsoft-com:office:office" xmlns:v="urn:schemas-microsoft-com:vml" xmlns:w10="urn:schemas-microsoft-com:office:word" xmlns:a="http://schemas.openxmlformats.org/drawingml/2006/main" xmlns:pic="http://schemas.openxmlformats.org/drawingml/2006/picture" xmlns:wp="http://schemas.openxmlformats.org/drawingml/2006/wordprocessingDrawing">
   <w:body>
-    <w:bookmarkStart w:id="133" w:name="시계열-데이터-시각화"/>
+    <w:bookmarkStart w:id="158" w:name="시계열-데이터-시각화"/>
     <w:p>
       <w:pPr>
         <w:pStyle w:val="Heading1"/>
@@ -2834,7 +2834,7 @@
               <w:jc w:val="left"/>
             </w:pPr>
             <w:r>
-              <w:t xml:space="preserve">이산형 변수와 색상이 매핑되는 변수값과 색상의 딕셔너리</w:t>
+              <w:t xml:space="preserve">이산형 변수와 색상이 매핑되는 딕셔너리</w:t>
             </w:r>
           </w:p>
         </w:tc>
@@ -3356,7 +3356,7 @@
               <w:jc w:val="left"/>
             </w:pPr>
             <w:r>
-              <w:t xml:space="preserve">라인의 대시 매핑 리스트</w:t>
+              <w:t xml:space="preserve">이산형 변수와 라인 대시의 매핑 딕셔너리</w:t>
             </w:r>
           </w:p>
         </w:tc>
@@ -8279,17 +8279,6 @@
     </w:p>
     <w:p>
       <w:pPr>
-        <w:pStyle w:val="SourceCode"/>
-      </w:pPr>
-      <w:r>
-        <w:rPr>
-          <w:rStyle w:val="VerbatimChar"/>
-        </w:rPr>
-        <w:t xml:space="preserve">Unable to display output for mime type(s): text/html</w:t>
-      </w:r>
-    </w:p>
-    <w:p>
-      <w:pPr>
         <w:pStyle w:val="FirstParagraph"/>
       </w:pPr>
       <w:r>
@@ -8302,7 +8291,7 @@
               <a:graphicData uri="http://schemas.openxmlformats.org/drawingml/2006/picture">
                 <pic:pic>
                   <pic:nvPicPr>
-                    <pic:cNvPr descr="visualization_files/figure-docx/cell-23-output-2.png" id="99" name="Picture"/>
+                    <pic:cNvPr descr="visualization_files/figure-docx/cell-23-output-1.png" id="99" name="Picture"/>
                     <pic:cNvPicPr>
                       <a:picLocks noChangeArrowheads="1" noChangeAspect="1"/>
                     </pic:cNvPicPr>
@@ -10871,6 +10860,243 @@
         <w:pStyle w:val="BodyText"/>
       </w:pPr>
       <w:r>
+        <w:rPr>
+          <w:rStyle w:val="VerbatimChar"/>
+        </w:rPr>
+        <w:t xml:space="preserve">plotly.express.area()</w:t>
+      </w:r>
+      <w:r>
+        <w:t xml:space="preserve">의 매개변수 중</w:t>
+      </w:r>
+      <w:r>
+        <w:t xml:space="preserve"> </w:t>
+      </w:r>
+      <w:r>
+        <w:rPr>
+          <w:rStyle w:val="VerbatimChar"/>
+        </w:rPr>
+        <w:t xml:space="preserve">plotly.express.line()</w:t>
+      </w:r>
+      <w:r>
+        <w:t xml:space="preserve">과 다른 주요 매개변수는 다음과 같다.</w:t>
+      </w:r>
+    </w:p>
+    <w:tbl>
+      <w:tblPr>
+        <w:tblStyle w:val="Table"/>
+        <w:tblW w:type="pct" w:w="5000"/>
+        <w:tblLook w:firstRow="1" w:lastRow="0" w:firstColumn="0" w:lastColumn="0" w:noHBand="0" w:noVBand="0" w:val="0020"/>
+      </w:tblPr>
+      <w:tblGrid>
+        <w:gridCol w:w="2640"/>
+        <w:gridCol w:w="2640"/>
+        <w:gridCol w:w="2640"/>
+      </w:tblGrid>
+      <w:tr>
+        <w:trPr>
+          <w:tblHeader w:val="true"/>
+        </w:trPr>
+        <w:tc>
+          <w:tcPr/>
+          <w:p>
+            <w:pPr>
+              <w:pStyle w:val="Compact"/>
+              <w:jc w:val="left"/>
+            </w:pPr>
+            <w:r>
+              <w:t xml:space="preserve">매개변수</w:t>
+            </w:r>
+          </w:p>
+        </w:tc>
+        <w:tc>
+          <w:tcPr/>
+          <w:p>
+            <w:pPr>
+              <w:pStyle w:val="Compact"/>
+              <w:jc w:val="left"/>
+            </w:pPr>
+            <w:r>
+              <w:t xml:space="preserve">매개변수타입</w:t>
+            </w:r>
+          </w:p>
+        </w:tc>
+        <w:tc>
+          <w:tcPr/>
+          <w:p>
+            <w:pPr>
+              <w:pStyle w:val="Compact"/>
+              <w:jc w:val="left"/>
+            </w:pPr>
+            <w:r>
+              <w:t xml:space="preserve">설명</w:t>
+            </w:r>
+          </w:p>
+        </w:tc>
+      </w:tr>
+      <w:tr>
+        <w:tc>
+          <w:tcPr/>
+          <w:p>
+            <w:pPr>
+              <w:pStyle w:val="Compact"/>
+              <w:jc w:val="left"/>
+            </w:pPr>
+            <w:r>
+              <w:t xml:space="preserve">pattern_shape</w:t>
+            </w:r>
+          </w:p>
+        </w:tc>
+        <w:tc>
+          <w:tcPr/>
+          <w:p>
+            <w:pPr>
+              <w:pStyle w:val="Compact"/>
+              <w:jc w:val="left"/>
+            </w:pPr>
+            <w:r>
+              <w:t xml:space="preserve">str, int, Series, array 유형 객체</w:t>
+            </w:r>
+          </w:p>
+        </w:tc>
+        <w:tc>
+          <w:tcPr/>
+          <w:p>
+            <w:pPr>
+              <w:pStyle w:val="Compact"/>
+              <w:jc w:val="left"/>
+            </w:pPr>
+            <w:r>
+              <w:t xml:space="preserve">패턴 모양으로 구분될 열 이름</w:t>
+            </w:r>
+          </w:p>
+        </w:tc>
+      </w:tr>
+      <w:tr>
+        <w:tc>
+          <w:tcPr/>
+          <w:p>
+            <w:pPr>
+              <w:pStyle w:val="Compact"/>
+              <w:jc w:val="left"/>
+            </w:pPr>
+            <w:r>
+              <w:t xml:space="preserve">pattern_shape_sequence</w:t>
+            </w:r>
+          </w:p>
+        </w:tc>
+        <w:tc>
+          <w:tcPr/>
+          <w:p>
+            <w:pPr>
+              <w:pStyle w:val="Compact"/>
+              <w:jc w:val="left"/>
+            </w:pPr>
+            <w:r>
+              <w:t xml:space="preserve">str의 리스트</w:t>
+            </w:r>
+          </w:p>
+        </w:tc>
+        <w:tc>
+          <w:tcPr/>
+          <w:p>
+            <w:pPr>
+              <w:pStyle w:val="Compact"/>
+              <w:jc w:val="left"/>
+            </w:pPr>
+            <w:r>
+              <w:t xml:space="preserve">pattern_shape의 값을 category_orders의 순서대로 할당</w:t>
+            </w:r>
+          </w:p>
+        </w:tc>
+      </w:tr>
+      <w:tr>
+        <w:tc>
+          <w:tcPr/>
+          <w:p>
+            <w:pPr>
+              <w:pStyle w:val="Compact"/>
+              <w:jc w:val="left"/>
+            </w:pPr>
+            <w:r>
+              <w:t xml:space="preserve">pattern_shape_map</w:t>
+            </w:r>
+          </w:p>
+        </w:tc>
+        <w:tc>
+          <w:tcPr/>
+          <w:p>
+            <w:pPr>
+              <w:pStyle w:val="Compact"/>
+              <w:jc w:val="left"/>
+            </w:pPr>
+            <w:r>
+              <w:t xml:space="preserve">str, int, Series, array 유형 객체</w:t>
+            </w:r>
+          </w:p>
+        </w:tc>
+        <w:tc>
+          <w:tcPr/>
+          <w:p>
+            <w:pPr>
+              <w:pStyle w:val="Compact"/>
+              <w:jc w:val="left"/>
+            </w:pPr>
+            <w:r>
+              <w:t xml:space="preserve">이산형 변수와 패턴이 매핑되는 딕셔너리</w:t>
+            </w:r>
+          </w:p>
+        </w:tc>
+      </w:tr>
+      <w:tr>
+        <w:tc>
+          <w:tcPr/>
+          <w:p>
+            <w:pPr>
+              <w:pStyle w:val="Compact"/>
+              <w:jc w:val="left"/>
+            </w:pPr>
+            <w:r>
+              <w:t xml:space="preserve">groupnorm</w:t>
+            </w:r>
+          </w:p>
+        </w:tc>
+        <w:tc>
+          <w:tcPr/>
+          <w:p>
+            <w:pPr>
+              <w:pStyle w:val="Compact"/>
+              <w:jc w:val="left"/>
+            </w:pPr>
+            <w:r>
+              <w:t xml:space="preserve">str</w:t>
+            </w:r>
+          </w:p>
+        </w:tc>
+        <w:tc>
+          <w:tcPr/>
+          <w:p>
+            <w:pPr>
+              <w:pStyle w:val="Compact"/>
+              <w:jc w:val="left"/>
+            </w:pPr>
+            <w:r>
+              <w:t xml:space="preserve">‘</w:t>
+            </w:r>
+            <w:r>
+              <w:t xml:space="preserve">fraction’이나 ’percent</w:t>
+            </w:r>
+            <w:r>
+              <w:t xml:space="preserve">’</w:t>
+            </w:r>
+          </w:p>
+        </w:tc>
+      </w:tr>
+    </w:tbl>
+    <w:p>
+      <w:pPr>
+        <w:pStyle w:val="BodyText"/>
+      </w:pPr>
+      <w:r>
         <w:t xml:space="preserve">다음은 시간에 따른 우리나라의 주요 10개국 수출금액의 비중(percent)을 나타내는 시계열 영역 차트이다. 영역차트에서 보이는 바와 같이 2000년대 초반에는 중국보다 미국의 수출금액 비중이 컸지만 2005년 이후 중국의 수출비중이 커져서 최근까지 중국이 가장 크게 보인다. 그러나 최근 중국의 수출비중이 줄고 미국의 수출비중이 커지는 것을 볼 수 있다.</w:t>
       </w:r>
     </w:p>
@@ -11103,6 +11329,471 @@
     </w:p>
     <w:p>
       <w:pPr>
+        <w:pStyle w:val="FirstParagraph"/>
+      </w:pPr>
+      <w:r>
+        <w:t xml:space="preserve">다음은</w:t>
+      </w:r>
+      <w:r>
+        <w:t xml:space="preserve"> </w:t>
+      </w:r>
+      <w:r>
+        <w:rPr>
+          <w:rStyle w:val="VerbatimChar"/>
+        </w:rPr>
+        <w:t xml:space="preserve">plotly.express.bar()</w:t>
+      </w:r>
+      <w:r>
+        <w:t xml:space="preserve">에서 사용하는 주요 매개변수이다.</w:t>
+      </w:r>
+    </w:p>
+    <w:tbl>
+      <w:tblPr>
+        <w:tblStyle w:val="Table"/>
+        <w:tblW w:type="pct" w:w="5000"/>
+        <w:tblLook w:firstRow="1" w:lastRow="0" w:firstColumn="0" w:lastColumn="0" w:noHBand="0" w:noVBand="0" w:val="0020"/>
+      </w:tblPr>
+      <w:tblGrid>
+        <w:gridCol w:w="2640"/>
+        <w:gridCol w:w="2640"/>
+        <w:gridCol w:w="2640"/>
+      </w:tblGrid>
+      <w:tr>
+        <w:trPr>
+          <w:tblHeader w:val="true"/>
+        </w:trPr>
+        <w:tc>
+          <w:tcPr/>
+          <w:p>
+            <w:pPr>
+              <w:pStyle w:val="Compact"/>
+              <w:jc w:val="left"/>
+            </w:pPr>
+            <w:r>
+              <w:t xml:space="preserve">매개변수</w:t>
+            </w:r>
+          </w:p>
+        </w:tc>
+        <w:tc>
+          <w:tcPr/>
+          <w:p>
+            <w:pPr>
+              <w:pStyle w:val="Compact"/>
+              <w:jc w:val="left"/>
+            </w:pPr>
+            <w:r>
+              <w:t xml:space="preserve">매개변수타입</w:t>
+            </w:r>
+          </w:p>
+        </w:tc>
+        <w:tc>
+          <w:tcPr/>
+          <w:p>
+            <w:pPr>
+              <w:pStyle w:val="Compact"/>
+              <w:jc w:val="left"/>
+            </w:pPr>
+            <w:r>
+              <w:t xml:space="preserve">설명</w:t>
+            </w:r>
+          </w:p>
+        </w:tc>
+      </w:tr>
+      <w:tr>
+        <w:tc>
+          <w:tcPr/>
+          <w:p>
+            <w:pPr>
+              <w:pStyle w:val="Compact"/>
+              <w:jc w:val="left"/>
+            </w:pPr>
+            <w:r>
+              <w:t xml:space="preserve">base</w:t>
+            </w:r>
+          </w:p>
+        </w:tc>
+        <w:tc>
+          <w:tcPr/>
+          <w:p>
+            <w:pPr>
+              <w:pStyle w:val="Compact"/>
+              <w:jc w:val="left"/>
+            </w:pPr>
+            <w:r>
+              <w:t xml:space="preserve">str, int, Series, array 유형 객체</w:t>
+            </w:r>
+          </w:p>
+        </w:tc>
+        <w:tc>
+          <w:tcPr/>
+          <w:p>
+            <w:pPr>
+              <w:pStyle w:val="Compact"/>
+              <w:jc w:val="left"/>
+            </w:pPr>
+            <w:r>
+              <w:t xml:space="preserve">막대의 기본 베이스를 설정하는 열</w:t>
+            </w:r>
+          </w:p>
+        </w:tc>
+      </w:tr>
+      <w:tr>
+        <w:tc>
+          <w:tcPr/>
+          <w:p>
+            <w:pPr>
+              <w:pStyle w:val="Compact"/>
+              <w:jc w:val="left"/>
+            </w:pPr>
+            <w:r>
+              <w:t xml:space="preserve">pattern_shape_sequence</w:t>
+            </w:r>
+          </w:p>
+        </w:tc>
+        <w:tc>
+          <w:tcPr/>
+          <w:p>
+            <w:pPr>
+              <w:pStyle w:val="Compact"/>
+              <w:jc w:val="left"/>
+            </w:pPr>
+            <w:r>
+              <w:t xml:space="preserve">str의 리스트</w:t>
+            </w:r>
+          </w:p>
+        </w:tc>
+        <w:tc>
+          <w:tcPr/>
+          <w:p>
+            <w:pPr>
+              <w:pStyle w:val="Compact"/>
+              <w:jc w:val="left"/>
+            </w:pPr>
+            <w:r>
+              <w:t xml:space="preserve">pattern_shape의 값을 category_orders의 순서대로 할당</w:t>
+            </w:r>
+          </w:p>
+        </w:tc>
+      </w:tr>
+      <w:tr>
+        <w:tc>
+          <w:tcPr/>
+          <w:p>
+            <w:pPr>
+              <w:pStyle w:val="Compact"/>
+              <w:jc w:val="left"/>
+            </w:pPr>
+            <w:r>
+              <w:t xml:space="preserve">pattern_shape_map</w:t>
+            </w:r>
+          </w:p>
+        </w:tc>
+        <w:tc>
+          <w:tcPr/>
+          <w:p>
+            <w:pPr>
+              <w:pStyle w:val="Compact"/>
+              <w:jc w:val="left"/>
+            </w:pPr>
+            <w:r>
+              <w:t xml:space="preserve">str, int, Series, array 유형 객체</w:t>
+            </w:r>
+          </w:p>
+        </w:tc>
+        <w:tc>
+          <w:tcPr/>
+          <w:p>
+            <w:pPr>
+              <w:pStyle w:val="Compact"/>
+              <w:jc w:val="left"/>
+            </w:pPr>
+            <w:r>
+              <w:t xml:space="preserve">이산형 변수와 패턴이 매핑되는 딕셔너리</w:t>
+            </w:r>
+          </w:p>
+        </w:tc>
+      </w:tr>
+      <w:tr>
+        <w:tc>
+          <w:tcPr/>
+          <w:p>
+            <w:pPr>
+              <w:pStyle w:val="Compact"/>
+              <w:jc w:val="left"/>
+            </w:pPr>
+            <w:r>
+              <w:t xml:space="preserve">groupnorm</w:t>
+            </w:r>
+          </w:p>
+        </w:tc>
+        <w:tc>
+          <w:tcPr/>
+          <w:p>
+            <w:pPr>
+              <w:pStyle w:val="Compact"/>
+              <w:jc w:val="left"/>
+            </w:pPr>
+            <w:r>
+              <w:t xml:space="preserve">str</w:t>
+            </w:r>
+          </w:p>
+        </w:tc>
+        <w:tc>
+          <w:tcPr/>
+          <w:p>
+            <w:pPr>
+              <w:pStyle w:val="Compact"/>
+              <w:jc w:val="left"/>
+            </w:pPr>
+            <w:r>
+              <w:t xml:space="preserve">’fraction’이나 ’percent’로 전체 대비 비율이나 퍼센트 산출</w:t>
+            </w:r>
+          </w:p>
+        </w:tc>
+      </w:tr>
+      <w:tr>
+        <w:tc>
+          <w:tcPr/>
+          <w:p>
+            <w:pPr>
+              <w:pStyle w:val="Compact"/>
+              <w:jc w:val="left"/>
+            </w:pPr>
+            <w:r>
+              <w:t xml:space="preserve">color_continuous_scale</w:t>
+            </w:r>
+          </w:p>
+        </w:tc>
+        <w:tc>
+          <w:tcPr/>
+          <w:p>
+            <w:pPr>
+              <w:pStyle w:val="Compact"/>
+              <w:jc w:val="left"/>
+            </w:pPr>
+            <w:r>
+              <w:t xml:space="preserve">str의 리스트</w:t>
+            </w:r>
+          </w:p>
+        </w:tc>
+        <w:tc>
+          <w:tcPr/>
+          <w:p>
+            <w:pPr>
+              <w:pStyle w:val="Compact"/>
+              <w:jc w:val="left"/>
+            </w:pPr>
+            <w:r>
+              <w:t xml:space="preserve">색상에 설정된 열이 수치열일 경우 전체 색상의 스케일 설정</w:t>
+            </w:r>
+          </w:p>
+        </w:tc>
+      </w:tr>
+      <w:tr>
+        <w:tc>
+          <w:tcPr/>
+          <w:p>
+            <w:pPr>
+              <w:pStyle w:val="Compact"/>
+              <w:jc w:val="left"/>
+            </w:pPr>
+            <w:r>
+              <w:t xml:space="preserve">range_color</w:t>
+            </w:r>
+          </w:p>
+        </w:tc>
+        <w:tc>
+          <w:tcPr/>
+          <w:p>
+            <w:pPr>
+              <w:pStyle w:val="Compact"/>
+              <w:jc w:val="left"/>
+            </w:pPr>
+            <w:r>
+              <w:t xml:space="preserve">두 개의 수치 리스트</w:t>
+            </w:r>
+          </w:p>
+        </w:tc>
+        <w:tc>
+          <w:tcPr/>
+          <w:p>
+            <w:pPr>
+              <w:pStyle w:val="Compact"/>
+              <w:jc w:val="left"/>
+            </w:pPr>
+            <w:r>
+              <w:t xml:space="preserve">색상 스케일의 최고점, 최저점 설정</w:t>
+            </w:r>
+          </w:p>
+        </w:tc>
+      </w:tr>
+      <w:tr>
+        <w:tc>
+          <w:tcPr/>
+          <w:p>
+            <w:pPr>
+              <w:pStyle w:val="Compact"/>
+              <w:jc w:val="left"/>
+            </w:pPr>
+            <w:r>
+              <w:t xml:space="preserve">color_continuous_midpoint</w:t>
+            </w:r>
+          </w:p>
+        </w:tc>
+        <w:tc>
+          <w:tcPr/>
+          <w:p>
+            <w:pPr>
+              <w:pStyle w:val="Compact"/>
+              <w:jc w:val="left"/>
+            </w:pPr>
+            <w:r>
+              <w:t xml:space="preserve">수치</w:t>
+            </w:r>
+          </w:p>
+        </w:tc>
+        <w:tc>
+          <w:tcPr/>
+          <w:p>
+            <w:pPr>
+              <w:pStyle w:val="Compact"/>
+              <w:jc w:val="left"/>
+            </w:pPr>
+            <w:r>
+              <w:t xml:space="preserve">색상 스케일의 중간점 설정</w:t>
+            </w:r>
+          </w:p>
+        </w:tc>
+      </w:tr>
+      <w:tr>
+        <w:tc>
+          <w:tcPr/>
+          <w:p>
+            <w:pPr>
+              <w:pStyle w:val="Compact"/>
+              <w:jc w:val="left"/>
+            </w:pPr>
+            <w:r>
+              <w:t xml:space="preserve">barmode</w:t>
+            </w:r>
+          </w:p>
+        </w:tc>
+        <w:tc>
+          <w:tcPr/>
+          <w:p>
+            <w:pPr>
+              <w:pStyle w:val="Compact"/>
+              <w:jc w:val="left"/>
+            </w:pPr>
+            <w:r>
+              <w:t xml:space="preserve">str</w:t>
+            </w:r>
+          </w:p>
+        </w:tc>
+        <w:tc>
+          <w:tcPr/>
+          <w:p>
+            <w:pPr>
+              <w:pStyle w:val="Compact"/>
+              <w:jc w:val="left"/>
+            </w:pPr>
+            <w:r>
+              <w:t xml:space="preserve">‘</w:t>
+            </w:r>
+            <w:r>
+              <w:t xml:space="preserve">group</w:t>
+            </w:r>
+            <w:r>
+              <w:t xml:space="preserve">’</w:t>
+            </w:r>
+            <w:r>
+              <w:t xml:space="preserve">,</w:t>
+            </w:r>
+            <w:r>
+              <w:t xml:space="preserve"> </w:t>
+            </w:r>
+            <w:r>
+              <w:t xml:space="preserve">‘</w:t>
+            </w:r>
+            <w:r>
+              <w:t xml:space="preserve">overlay</w:t>
+            </w:r>
+            <w:r>
+              <w:t xml:space="preserve">’</w:t>
+            </w:r>
+            <w:r>
+              <w:t xml:space="preserve">,</w:t>
+            </w:r>
+            <w:r>
+              <w:t xml:space="preserve"> </w:t>
+            </w:r>
+            <w:r>
+              <w:t xml:space="preserve">‘</w:t>
+            </w:r>
+            <w:r>
+              <w:t xml:space="preserve">relative</w:t>
+            </w:r>
+            <w:r>
+              <w:t xml:space="preserve">’</w:t>
+            </w:r>
+            <w:r>
+              <w:t xml:space="preserve"> </w:t>
+            </w:r>
+            <w:r>
+              <w:t xml:space="preserve">중의 하나</w:t>
+            </w:r>
+          </w:p>
+        </w:tc>
+      </w:tr>
+      <w:tr>
+        <w:tc>
+          <w:tcPr/>
+          <w:p>
+            <w:pPr>
+              <w:pStyle w:val="Compact"/>
+              <w:jc w:val="left"/>
+            </w:pPr>
+            <w:r>
+              <w:t xml:space="preserve">text_auto</w:t>
+            </w:r>
+          </w:p>
+        </w:tc>
+        <w:tc>
+          <w:tcPr/>
+          <w:p>
+            <w:pPr>
+              <w:pStyle w:val="Compact"/>
+              <w:jc w:val="left"/>
+            </w:pPr>
+            <w:r>
+              <w:t xml:space="preserve">논리값이나 문자열</w:t>
+            </w:r>
+          </w:p>
+        </w:tc>
+        <w:tc>
+          <w:tcPr/>
+          <w:p>
+            <w:pPr>
+              <w:pStyle w:val="Compact"/>
+              <w:jc w:val="left"/>
+            </w:pPr>
+            <w:r>
+              <w:t xml:space="preserve">표시되는 텍스트 포맷의 자동 설정</w:t>
+            </w:r>
+          </w:p>
+        </w:tc>
+      </w:tr>
+    </w:tbl>
+    <w:p>
+      <w:pPr>
+        <w:pStyle w:val="BodyText"/>
+      </w:pPr>
+      <w:r>
+        <w:t xml:space="preserve">다음은 금 시세의 종가를 기준으로 전날과 비교한 수익률에 대한 시계열 막대그래프를 보이고 있다.</w:t>
+      </w:r>
+    </w:p>
+    <w:p>
+      <w:pPr>
         <w:pStyle w:val="SourceCode"/>
       </w:pPr>
       <w:r>
@@ -11202,7 +11893,16 @@
         <w:rPr>
           <w:rStyle w:val="NormalTok"/>
         </w:rPr>
-        <w:t xml:space="preserve">, range_x </w:t>
+        <w:t xml:space="preserve">, </w:t>
+      </w:r>
+      <w:r>
+        <w:br/>
+      </w:r>
+      <w:r>
+        <w:rPr>
+          <w:rStyle w:val="NormalTok"/>
+        </w:rPr>
+        <w:t xml:space="preserve">                            range_x </w:t>
       </w:r>
       <w:r>
         <w:rPr>
@@ -11220,7 +11920,7 @@
         <w:rPr>
           <w:rStyle w:val="StringTok"/>
         </w:rPr>
-        <w:t xml:space="preserve">'2020-10'</w:t>
+        <w:t xml:space="preserve">'2020-12-01'</w:t>
       </w:r>
       <w:r>
         <w:rPr>
@@ -11232,13 +11932,61 @@
         <w:rPr>
           <w:rStyle w:val="StringTok"/>
         </w:rPr>
-        <w:t xml:space="preserve">'2020-12'</w:t>
-      </w:r>
-      <w:r>
-        <w:rPr>
-          <w:rStyle w:val="NormalTok"/>
-        </w:rPr>
-        <w:t xml:space="preserve">])</w:t>
+        <w:t xml:space="preserve">'2020-12-31'</w:t>
+      </w:r>
+      <w:r>
+        <w:rPr>
+          <w:rStyle w:val="NormalTok"/>
+        </w:rPr>
+        <w:t xml:space="preserve">], text </w:t>
+      </w:r>
+      <w:r>
+        <w:rPr>
+          <w:rStyle w:val="OperatorTok"/>
+        </w:rPr>
+        <w:t xml:space="preserve">=</w:t>
+      </w:r>
+      <w:r>
+        <w:rPr>
+          <w:rStyle w:val="NormalTok"/>
+        </w:rPr>
+        <w:t xml:space="preserve"> </w:t>
+      </w:r>
+      <w:r>
+        <w:rPr>
+          <w:rStyle w:val="StringTok"/>
+        </w:rPr>
+        <w:t xml:space="preserve">'Close'</w:t>
+      </w:r>
+      <w:r>
+        <w:rPr>
+          <w:rStyle w:val="NormalTok"/>
+        </w:rPr>
+        <w:t xml:space="preserve">, text_auto </w:t>
+      </w:r>
+      <w:r>
+        <w:rPr>
+          <w:rStyle w:val="OperatorTok"/>
+        </w:rPr>
+        <w:t xml:space="preserve">=</w:t>
+      </w:r>
+      <w:r>
+        <w:rPr>
+          <w:rStyle w:val="NormalTok"/>
+        </w:rPr>
+        <w:t xml:space="preserve"> </w:t>
+      </w:r>
+      <w:r>
+        <w:rPr>
+          <w:rStyle w:val="VariableTok"/>
+        </w:rPr>
+        <w:t xml:space="preserve">True</w:t>
+      </w:r>
+      <w:r>
+        <w:rPr>
+          <w:rStyle w:val="NormalTok"/>
+        </w:rPr>
+        <w:t xml:space="preserve">)</w:t>
       </w:r>
       <w:r>
         <w:br/>
@@ -11353,15 +12101,6 @@
           <w:rStyle w:val="NormalTok"/>
         </w:rPr>
         <w:t xml:space="preserve">))</w:t>
-      </w:r>
-      <w:r>
-        <w:br/>
-      </w:r>
-      <w:r>
-        <w:rPr>
-          <w:rStyle w:val="CommentTok"/>
-        </w:rPr>
-        <w:t xml:space="preserve">#df_gold_pctchange</w:t>
       </w:r>
     </w:p>
     <w:p>
@@ -11412,24 +12151,6093 @@
       </w:r>
     </w:p>
     <w:bookmarkEnd w:id="130"/>
-    <w:bookmarkStart w:id="131" w:name="ohlc-그래프"/>
+    <w:bookmarkStart w:id="156" w:name="캔들-스틱-차트"/>
     <w:p>
       <w:pPr>
         <w:pStyle w:val="Heading2"/>
       </w:pPr>
       <w:r>
-        <w:t xml:space="preserve">OHLC 그래프</w:t>
+        <w:t xml:space="preserve">캔들 스틱 차트</w:t>
       </w:r>
     </w:p>
-    <w:bookmarkEnd w:id="131"/>
-    <w:bookmarkStart w:id="132" w:name="section"/>
     <w:p>
       <w:pPr>
+        <w:pStyle w:val="FirstParagraph"/>
+      </w:pPr>
+      <w:r>
+        <w:t xml:space="preserve">선 그래프는 여러 곳에서 사용이 되지만 특히 경제, 경영 분야의 재정(Finance) 데이터 분석에서 매우 많이 사용된다. 특히 최근 재정 데이터와 금융 데이터가 늘어남에 따라 금융 데이터를 전문적으로 분석하고 머신러닝, 딥러닝, AI 알고리즘 등을 적용하여 예측 분석을 하는 사례가 늘고 있다. 이러한 재정, 금융 데이터 분석에 사용되는 시각화는 일반적인 시계열적 선 그래프와는 다른 변형된 형태의 선 그래프를 사용하는 경우가 많다. 그 대표적인 사례가 주가 분석에 많이 사용되는 OHLC(Open, High, Low, Close) 그래프이다. 매일 매일의 주식 가격은 장 초기의 시가, 장 종료의 종가, 장 중의 고가와 저가를 모두 표현해야 하고, 또 이들 가격에 대한 전반적인 추세를 표현하는 선 그래프가 그려져야 한다. 또 주식 가격의 전반적인 흐름을 감지하기 위한 이동 평균선을 사용하는 경우도 많다.</w:t>
+      </w:r>
+    </w:p>
+    <w:p>
+      <w:pPr>
+        <w:pStyle w:val="BodyText"/>
+      </w:pPr>
+      <w:r>
+        <w:t xml:space="preserve">plolty.express에서는 OHLC 그래프를 지원하지 않는다. 다만, plotly의 전체 기능을 제공하는 graph_objects에서는 OHLC 그래프에 대한 두 개의 트레이스를 제공하는데 candlestick 트레이스와 OHLC 트레이스이다.</w:t>
+      </w:r>
+    </w:p>
+    <w:p>
+      <w:pPr>
+        <w:pStyle w:val="BodyText"/>
+      </w:pPr>
+      <w:r>
+        <w:t xml:space="preserve">특히 candlestick 트레이스는 캔들 스틱 차트를 만드는 데 사용하는 트레이스이다. 캔들 스틱은 18세기 일본에서부터 시작된 것으로 알려져 있는데 캔들 스틱이라고 불리는 봉을 사용하여 하루의 주식 가격의 변동치인 시가, 종가, 고가, 저가를 표현하는 방법이다.</w:t>
+      </w:r>
+    </w:p>
+    <w:p>
+      <w:pPr>
+        <w:pStyle w:val="BodyText"/>
+      </w:pPr>
+      <w:r>
+        <w:drawing>
+          <wp:inline>
+            <wp:extent cx="5334000" cy="5334000"/>
+            <wp:effectExtent b="0" l="0" r="0" t="0"/>
+            <wp:docPr descr="" title="" id="132" name="Picture"/>
+            <a:graphic>
+              <a:graphicData uri="http://schemas.openxmlformats.org/drawingml/2006/picture">
+                <pic:pic>
+                  <pic:nvPicPr>
+                    <pic:cNvPr descr="480px-Candlestick_chart_scheme_01-en.svg.png" id="133" name="Picture"/>
+                    <pic:cNvPicPr>
+                      <a:picLocks noChangeArrowheads="1" noChangeAspect="1"/>
+                    </pic:cNvPicPr>
+                  </pic:nvPicPr>
+                  <pic:blipFill>
+                    <a:blip r:embed="rId131"/>
+                    <a:stretch>
+                      <a:fillRect/>
+                    </a:stretch>
+                  </pic:blipFill>
+                  <pic:spPr bwMode="auto">
+                    <a:xfrm>
+                      <a:off x="0" y="0"/>
+                      <a:ext cx="5334000" cy="5334000"/>
+                    </a:xfrm>
+                    <a:prstGeom prst="rect">
+                      <a:avLst/>
+                    </a:prstGeom>
+                    <a:noFill/>
+                    <a:ln w="9525">
+                      <a:noFill/>
+                      <a:headEnd/>
+                      <a:tailEnd/>
+                    </a:ln>
+                  </pic:spPr>
+                </pic:pic>
+              </a:graphicData>
+            </a:graphic>
+          </wp:inline>
+        </w:drawing>
+      </w:r>
+    </w:p>
+    <w:p>
+      <w:pPr>
+        <w:pStyle w:val="BodyText"/>
+      </w:pPr>
+      <w:r>
+        <w:t xml:space="preserve">candlestick 트레이스를 만들기 위해서는 plotly.graph_objects를 사용해야 하기 때문에 먼저 plotly.graph_object 모듈을 로딩해야 한다. plotly.express와 달리 plotly.graph_objects는 제일 먼저</w:t>
+      </w:r>
+      <w:r>
+        <w:t xml:space="preserve"> </w:t>
+      </w:r>
+      <w:r>
+        <w:rPr>
+          <w:rStyle w:val="VerbatimChar"/>
+        </w:rPr>
+        <w:t xml:space="preserve">plotly.graph_objects.Figure()</w:t>
+      </w:r>
+      <w:r>
+        <w:t xml:space="preserve">를 사용하여 초기화된 plotly 객체를 만들어야 한다. 다음으로 이 초기화된 객체에</w:t>
+      </w:r>
+      <w:r>
+        <w:t xml:space="preserve"> </w:t>
+      </w:r>
+      <w:r>
+        <w:rPr>
+          <w:rStyle w:val="VerbatimChar"/>
+        </w:rPr>
+        <w:t xml:space="preserve">add_trace()</w:t>
+      </w:r>
+      <w:r>
+        <w:t xml:space="preserve">를 사용하여 트레이스를 추가해주는데, 트레이스를 추가하기 위해서는 각각의 트레이스 전용 함수를 호출하여 트레이스를 생성한다. candlestick 트레이스를 그리기 위한 전용 함수는</w:t>
+      </w:r>
+      <w:r>
+        <w:t xml:space="preserve"> </w:t>
+      </w:r>
+      <w:r>
+        <w:rPr>
+          <w:rStyle w:val="VerbatimChar"/>
+        </w:rPr>
+        <w:t xml:space="preserve">plotly.graph_objects.Candlestick()</w:t>
+      </w:r>
+      <w:r>
+        <w:t xml:space="preserve"> </w:t>
+      </w:r>
+      <w:r>
+        <w:t xml:space="preserve">당연히 캔들 스틱을 구성하는 Open, High, Low, Close 값이 필요하고, 이 값들을 candlestick 트레이스의 open, close, high, low 속성에 설정해주면 간단히 그려진다. candlestick 트레이스는 자동적으로 rangeslider를 포함한다.</w:t>
+      </w:r>
+    </w:p>
+    <w:p>
+      <w:pPr>
+        <w:pStyle w:val="BodyText"/>
+      </w:pPr>
+      <w:r>
+        <w:t xml:space="preserve">candlestick 트레이스에서 사용하는 주요 속성은 다음과 같다.</w:t>
+      </w:r>
+    </w:p>
+    <w:p>
+      <w:pPr>
+        <w:pStyle w:val="BodyText"/>
+      </w:pPr>
+      <w:r>
+        <w:drawing>
+          <wp:inline>
+            <wp:extent cx="5334000" cy="2197652"/>
+            <wp:effectExtent b="0" l="0" r="0" t="0"/>
+            <wp:docPr descr="" title="" id="135" name="Picture"/>
+            <a:graphic>
+              <a:graphicData uri="http://schemas.openxmlformats.org/drawingml/2006/picture">
+                <pic:pic>
+                  <pic:nvPicPr>
+                    <pic:cNvPr descr="candlestick_attr.png" id="136" name="Picture"/>
+                    <pic:cNvPicPr>
+                      <a:picLocks noChangeArrowheads="1" noChangeAspect="1"/>
+                    </pic:cNvPicPr>
+                  </pic:nvPicPr>
+                  <pic:blipFill>
+                    <a:blip r:embed="rId134"/>
+                    <a:stretch>
+                      <a:fillRect/>
+                    </a:stretch>
+                  </pic:blipFill>
+                  <pic:spPr bwMode="auto">
+                    <a:xfrm>
+                      <a:off x="0" y="0"/>
+                      <a:ext cx="5334000" cy="2197652"/>
+                    </a:xfrm>
+                    <a:prstGeom prst="rect">
+                      <a:avLst/>
+                    </a:prstGeom>
+                    <a:noFill/>
+                    <a:ln w="9525">
+                      <a:noFill/>
+                      <a:headEnd/>
+                      <a:tailEnd/>
+                    </a:ln>
+                  </pic:spPr>
+                </pic:pic>
+              </a:graphicData>
+            </a:graphic>
+          </wp:inline>
+        </w:drawing>
+      </w:r>
+    </w:p>
+    <w:bookmarkStart w:id="140" w:name="기본-캔들-스틱-차트"/>
+    <w:p>
+      <w:pPr>
+        <w:pStyle w:val="Heading3"/>
+      </w:pPr>
+      <w:r>
+        <w:t xml:space="preserve">기본 캔들 스틱 차트</w:t>
+      </w:r>
+    </w:p>
+    <w:p>
+      <w:pPr>
+        <w:pStyle w:val="SourceCode"/>
+      </w:pPr>
+      <w:r>
+        <w:rPr>
+          <w:rStyle w:val="ImportTok"/>
+        </w:rPr>
+        <w:t xml:space="preserve">import</w:t>
+      </w:r>
+      <w:r>
+        <w:rPr>
+          <w:rStyle w:val="NormalTok"/>
+        </w:rPr>
+        <w:t xml:space="preserve"> plotly.graph_objects </w:t>
+      </w:r>
+      <w:r>
+        <w:rPr>
+          <w:rStyle w:val="ImportTok"/>
+        </w:rPr>
+        <w:t xml:space="preserve">as</w:t>
+      </w:r>
+      <w:r>
+        <w:rPr>
+          <w:rStyle w:val="NormalTok"/>
+        </w:rPr>
+        <w:t xml:space="preserve"> go</w:t>
+      </w:r>
+      <w:r>
+        <w:br/>
+      </w:r>
+      <w:r>
+        <w:rPr>
+          <w:rStyle w:val="NormalTok"/>
+        </w:rPr>
+        <w:t xml:space="preserve">fig_candlestick </w:t>
+      </w:r>
+      <w:r>
+        <w:rPr>
+          <w:rStyle w:val="OperatorTok"/>
+        </w:rPr>
+        <w:t xml:space="preserve">=</w:t>
+      </w:r>
+      <w:r>
+        <w:rPr>
+          <w:rStyle w:val="NormalTok"/>
+        </w:rPr>
+        <w:t xml:space="preserve"> go.Figure()</w:t>
+      </w:r>
+      <w:r>
+        <w:br/>
+      </w:r>
+      <w:r>
+        <w:rPr>
+          <w:rStyle w:val="CommentTok"/>
+        </w:rPr>
+        <w:t xml:space="preserve">## cadlestick 트레이스 추가</w:t>
+      </w:r>
+      <w:r>
+        <w:br/>
+      </w:r>
+      <w:r>
+        <w:rPr>
+          <w:rStyle w:val="NormalTok"/>
+        </w:rPr>
+        <w:t xml:space="preserve">fig_candlestick.add_trace(go.Candlestick(x </w:t>
+      </w:r>
+      <w:r>
+        <w:rPr>
+          <w:rStyle w:val="OperatorTok"/>
+        </w:rPr>
+        <w:t xml:space="preserve">=</w:t>
+      </w:r>
+      <w:r>
+        <w:rPr>
+          <w:rStyle w:val="NormalTok"/>
+        </w:rPr>
+        <w:t xml:space="preserve"> df_gold.index,</w:t>
+      </w:r>
+      <w:r>
+        <w:br/>
+      </w:r>
+      <w:r>
+        <w:rPr>
+          <w:rStyle w:val="NormalTok"/>
+        </w:rPr>
+        <w:t xml:space="preserve">                             </w:t>
+      </w:r>
+      <w:r>
+        <w:rPr>
+          <w:rStyle w:val="BuiltInTok"/>
+        </w:rPr>
+        <w:t xml:space="preserve">open</w:t>
+      </w:r>
+      <w:r>
+        <w:rPr>
+          <w:rStyle w:val="NormalTok"/>
+        </w:rPr>
+        <w:t xml:space="preserve"> </w:t>
+      </w:r>
+      <w:r>
+        <w:rPr>
+          <w:rStyle w:val="OperatorTok"/>
+        </w:rPr>
+        <w:t xml:space="preserve">=</w:t>
+      </w:r>
+      <w:r>
+        <w:rPr>
+          <w:rStyle w:val="NormalTok"/>
+        </w:rPr>
+        <w:t xml:space="preserve"> df_gold[</w:t>
+      </w:r>
+      <w:r>
+        <w:rPr>
+          <w:rStyle w:val="StringTok"/>
+        </w:rPr>
+        <w:t xml:space="preserve">'Open'</w:t>
+      </w:r>
+      <w:r>
+        <w:rPr>
+          <w:rStyle w:val="NormalTok"/>
+        </w:rPr>
+        <w:t xml:space="preserve">], close </w:t>
+      </w:r>
+      <w:r>
+        <w:rPr>
+          <w:rStyle w:val="OperatorTok"/>
+        </w:rPr>
+        <w:t xml:space="preserve">=</w:t>
+      </w:r>
+      <w:r>
+        <w:rPr>
+          <w:rStyle w:val="NormalTok"/>
+        </w:rPr>
+        <w:t xml:space="preserve"> df_gold[</w:t>
+      </w:r>
+      <w:r>
+        <w:rPr>
+          <w:rStyle w:val="StringTok"/>
+        </w:rPr>
+        <w:t xml:space="preserve">'Close'</w:t>
+      </w:r>
+      <w:r>
+        <w:rPr>
+          <w:rStyle w:val="NormalTok"/>
+        </w:rPr>
+        <w:t xml:space="preserve">],   </w:t>
+      </w:r>
+      <w:r>
+        <w:rPr>
+          <w:rStyle w:val="CommentTok"/>
+        </w:rPr>
+        <w:t xml:space="preserve">## OHLC 데이터 설정</w:t>
+      </w:r>
+      <w:r>
+        <w:br/>
+      </w:r>
+      <w:r>
+        <w:rPr>
+          <w:rStyle w:val="NormalTok"/>
+        </w:rPr>
+        <w:t xml:space="preserve">                             high </w:t>
+      </w:r>
+      <w:r>
+        <w:rPr>
+          <w:rStyle w:val="OperatorTok"/>
+        </w:rPr>
+        <w:t xml:space="preserve">=</w:t>
+      </w:r>
+      <w:r>
+        <w:rPr>
+          <w:rStyle w:val="NormalTok"/>
+        </w:rPr>
+        <w:t xml:space="preserve"> df_gold[</w:t>
+      </w:r>
+      <w:r>
+        <w:rPr>
+          <w:rStyle w:val="StringTok"/>
+        </w:rPr>
+        <w:t xml:space="preserve">'High'</w:t>
+      </w:r>
+      <w:r>
+        <w:rPr>
+          <w:rStyle w:val="NormalTok"/>
+        </w:rPr>
+        <w:t xml:space="preserve">], low </w:t>
+      </w:r>
+      <w:r>
+        <w:rPr>
+          <w:rStyle w:val="OperatorTok"/>
+        </w:rPr>
+        <w:t xml:space="preserve">=</w:t>
+      </w:r>
+      <w:r>
+        <w:rPr>
+          <w:rStyle w:val="NormalTok"/>
+        </w:rPr>
+        <w:t xml:space="preserve"> df_gold[</w:t>
+      </w:r>
+      <w:r>
+        <w:rPr>
+          <w:rStyle w:val="StringTok"/>
+        </w:rPr>
+        <w:t xml:space="preserve">'Low'</w:t>
+      </w:r>
+      <w:r>
+        <w:rPr>
+          <w:rStyle w:val="NormalTok"/>
+        </w:rPr>
+        <w:t xml:space="preserve">], </w:t>
+      </w:r>
+      <w:r>
+        <w:br/>
+      </w:r>
+      <w:r>
+        <w:rPr>
+          <w:rStyle w:val="NormalTok"/>
+        </w:rPr>
+        <w:t xml:space="preserve">                             increasing </w:t>
+      </w:r>
+      <w:r>
+        <w:rPr>
+          <w:rStyle w:val="OperatorTok"/>
+        </w:rPr>
+        <w:t xml:space="preserve">=</w:t>
+      </w:r>
+      <w:r>
+        <w:rPr>
+          <w:rStyle w:val="NormalTok"/>
+        </w:rPr>
+        <w:t xml:space="preserve"> </w:t>
+      </w:r>
+      <w:r>
+        <w:rPr>
+          <w:rStyle w:val="BuiltInTok"/>
+        </w:rPr>
+        <w:t xml:space="preserve">dict</w:t>
+      </w:r>
+      <w:r>
+        <w:rPr>
+          <w:rStyle w:val="NormalTok"/>
+        </w:rPr>
+        <w:t xml:space="preserve">(line </w:t>
+      </w:r>
+      <w:r>
+        <w:rPr>
+          <w:rStyle w:val="OperatorTok"/>
+        </w:rPr>
+        <w:t xml:space="preserve">=</w:t>
+      </w:r>
+      <w:r>
+        <w:rPr>
+          <w:rStyle w:val="NormalTok"/>
+        </w:rPr>
+        <w:t xml:space="preserve"> </w:t>
+      </w:r>
+      <w:r>
+        <w:rPr>
+          <w:rStyle w:val="BuiltInTok"/>
+        </w:rPr>
+        <w:t xml:space="preserve">dict</w:t>
+      </w:r>
+      <w:r>
+        <w:rPr>
+          <w:rStyle w:val="NormalTok"/>
+        </w:rPr>
+        <w:t xml:space="preserve">(color </w:t>
+      </w:r>
+      <w:r>
+        <w:rPr>
+          <w:rStyle w:val="OperatorTok"/>
+        </w:rPr>
+        <w:t xml:space="preserve">=</w:t>
+      </w:r>
+      <w:r>
+        <w:rPr>
+          <w:rStyle w:val="NormalTok"/>
+        </w:rPr>
+        <w:t xml:space="preserve"> </w:t>
+      </w:r>
+      <w:r>
+        <w:rPr>
+          <w:rStyle w:val="StringTok"/>
+        </w:rPr>
+        <w:t xml:space="preserve">'red'</w:t>
+      </w:r>
+      <w:r>
+        <w:rPr>
+          <w:rStyle w:val="NormalTok"/>
+        </w:rPr>
+        <w:t xml:space="preserve">)),  </w:t>
+      </w:r>
+      <w:r>
+        <w:rPr>
+          <w:rStyle w:val="CommentTok"/>
+        </w:rPr>
+        <w:t xml:space="preserve">##  상승시 선 색상 설정 </w:t>
+      </w:r>
+      <w:r>
+        <w:br/>
+      </w:r>
+      <w:r>
+        <w:rPr>
+          <w:rStyle w:val="NormalTok"/>
+        </w:rPr>
+        <w:t xml:space="preserve">                             decreasing </w:t>
+      </w:r>
+      <w:r>
+        <w:rPr>
+          <w:rStyle w:val="OperatorTok"/>
+        </w:rPr>
+        <w:t xml:space="preserve">=</w:t>
+      </w:r>
+      <w:r>
+        <w:rPr>
+          <w:rStyle w:val="NormalTok"/>
+        </w:rPr>
+        <w:t xml:space="preserve"> </w:t>
+      </w:r>
+      <w:r>
+        <w:rPr>
+          <w:rStyle w:val="BuiltInTok"/>
+        </w:rPr>
+        <w:t xml:space="preserve">dict</w:t>
+      </w:r>
+      <w:r>
+        <w:rPr>
+          <w:rStyle w:val="NormalTok"/>
+        </w:rPr>
+        <w:t xml:space="preserve">(line </w:t>
+      </w:r>
+      <w:r>
+        <w:rPr>
+          <w:rStyle w:val="OperatorTok"/>
+        </w:rPr>
+        <w:t xml:space="preserve">=</w:t>
+      </w:r>
+      <w:r>
+        <w:rPr>
+          <w:rStyle w:val="NormalTok"/>
+        </w:rPr>
+        <w:t xml:space="preserve"> </w:t>
+      </w:r>
+      <w:r>
+        <w:rPr>
+          <w:rStyle w:val="BuiltInTok"/>
+        </w:rPr>
+        <w:t xml:space="preserve">dict</w:t>
+      </w:r>
+      <w:r>
+        <w:rPr>
+          <w:rStyle w:val="NormalTok"/>
+        </w:rPr>
+        <w:t xml:space="preserve">(color </w:t>
+      </w:r>
+      <w:r>
+        <w:rPr>
+          <w:rStyle w:val="OperatorTok"/>
+        </w:rPr>
+        <w:t xml:space="preserve">=</w:t>
+      </w:r>
+      <w:r>
+        <w:rPr>
+          <w:rStyle w:val="NormalTok"/>
+        </w:rPr>
+        <w:t xml:space="preserve"> </w:t>
+      </w:r>
+      <w:r>
+        <w:rPr>
+          <w:rStyle w:val="StringTok"/>
+        </w:rPr>
+        <w:t xml:space="preserve">'blue'</w:t>
+      </w:r>
+      <w:r>
+        <w:rPr>
+          <w:rStyle w:val="NormalTok"/>
+        </w:rPr>
+        <w:t xml:space="preserve">))))  </w:t>
+      </w:r>
+      <w:r>
+        <w:rPr>
+          <w:rStyle w:val="CommentTok"/>
+        </w:rPr>
+        <w:t xml:space="preserve">##  하락시 선 색상 설정</w:t>
+      </w:r>
+      <w:r>
+        <w:br/>
+      </w:r>
+      <w:r>
+        <w:br/>
+      </w:r>
+      <w:r>
+        <w:rPr>
+          <w:rStyle w:val="NormalTok"/>
+        </w:rPr>
+        <w:t xml:space="preserve">fig_candlestick.update_layout(title </w:t>
+      </w:r>
+      <w:r>
+        <w:rPr>
+          <w:rStyle w:val="OperatorTok"/>
+        </w:rPr>
+        <w:t xml:space="preserve">=</w:t>
+      </w:r>
+      <w:r>
+        <w:rPr>
+          <w:rStyle w:val="NormalTok"/>
+        </w:rPr>
+        <w:t xml:space="preserve"> </w:t>
+      </w:r>
+      <w:r>
+        <w:rPr>
+          <w:rStyle w:val="BuiltInTok"/>
+        </w:rPr>
+        <w:t xml:space="preserve">dict</w:t>
+      </w:r>
+      <w:r>
+        <w:rPr>
+          <w:rStyle w:val="NormalTok"/>
+        </w:rPr>
+        <w:t xml:space="preserve">(text </w:t>
+      </w:r>
+      <w:r>
+        <w:rPr>
+          <w:rStyle w:val="OperatorTok"/>
+        </w:rPr>
+        <w:t xml:space="preserve">=</w:t>
+      </w:r>
+      <w:r>
+        <w:rPr>
+          <w:rStyle w:val="NormalTok"/>
+        </w:rPr>
+        <w:t xml:space="preserve"> </w:t>
+      </w:r>
+      <w:r>
+        <w:rPr>
+          <w:rStyle w:val="StringTok"/>
+        </w:rPr>
+        <w:t xml:space="preserve">"금 시세 Candlestick Chart"</w:t>
+      </w:r>
+      <w:r>
+        <w:rPr>
+          <w:rStyle w:val="NormalTok"/>
+        </w:rPr>
+        <w:t xml:space="preserve">, x </w:t>
+      </w:r>
+      <w:r>
+        <w:rPr>
+          <w:rStyle w:val="OperatorTok"/>
+        </w:rPr>
+        <w:t xml:space="preserve">=</w:t>
+      </w:r>
+      <w:r>
+        <w:rPr>
+          <w:rStyle w:val="NormalTok"/>
+        </w:rPr>
+        <w:t xml:space="preserve"> </w:t>
+      </w:r>
+      <w:r>
+        <w:rPr>
+          <w:rStyle w:val="FloatTok"/>
+        </w:rPr>
+        <w:t xml:space="preserve">0.5</w:t>
+      </w:r>
+      <w:r>
+        <w:rPr>
+          <w:rStyle w:val="NormalTok"/>
+        </w:rPr>
+        <w:t xml:space="preserve">), </w:t>
+      </w:r>
+      <w:r>
+        <w:br/>
+      </w:r>
+      <w:r>
+        <w:rPr>
+          <w:rStyle w:val="NormalTok"/>
+        </w:rPr>
+        <w:t xml:space="preserve">                  xaxis </w:t>
+      </w:r>
+      <w:r>
+        <w:rPr>
+          <w:rStyle w:val="OperatorTok"/>
+        </w:rPr>
+        <w:t xml:space="preserve">=</w:t>
+      </w:r>
+      <w:r>
+        <w:rPr>
+          <w:rStyle w:val="NormalTok"/>
+        </w:rPr>
+        <w:t xml:space="preserve"> </w:t>
+      </w:r>
+      <w:r>
+        <w:rPr>
+          <w:rStyle w:val="BuiltInTok"/>
+        </w:rPr>
+        <w:t xml:space="preserve">dict</w:t>
+      </w:r>
+      <w:r>
+        <w:rPr>
+          <w:rStyle w:val="NormalTok"/>
+        </w:rPr>
+        <w:t xml:space="preserve">(</w:t>
+      </w:r>
+      <w:r>
+        <w:rPr>
+          <w:rStyle w:val="BuiltInTok"/>
+        </w:rPr>
+        <w:t xml:space="preserve">range</w:t>
+      </w:r>
+      <w:r>
+        <w:rPr>
+          <w:rStyle w:val="NormalTok"/>
+        </w:rPr>
+        <w:t xml:space="preserve"> </w:t>
+      </w:r>
+      <w:r>
+        <w:rPr>
+          <w:rStyle w:val="OperatorTok"/>
+        </w:rPr>
+        <w:t xml:space="preserve">=</w:t>
+      </w:r>
+      <w:r>
+        <w:rPr>
+          <w:rStyle w:val="NormalTok"/>
+        </w:rPr>
+        <w:t xml:space="preserve"> [</w:t>
+      </w:r>
+      <w:r>
+        <w:rPr>
+          <w:rStyle w:val="StringTok"/>
+        </w:rPr>
+        <w:t xml:space="preserve">'2020-12-01'</w:t>
+      </w:r>
+      <w:r>
+        <w:rPr>
+          <w:rStyle w:val="NormalTok"/>
+        </w:rPr>
+        <w:t xml:space="preserve">, </w:t>
+      </w:r>
+      <w:r>
+        <w:rPr>
+          <w:rStyle w:val="StringTok"/>
+        </w:rPr>
+        <w:t xml:space="preserve">'2020-12-31'</w:t>
+      </w:r>
+      <w:r>
+        <w:rPr>
+          <w:rStyle w:val="NormalTok"/>
+        </w:rPr>
+        <w:t xml:space="preserve">], </w:t>
+      </w:r>
+      <w:r>
+        <w:br/>
+      </w:r>
+      <w:r>
+        <w:rPr>
+          <w:rStyle w:val="NormalTok"/>
+        </w:rPr>
+        <w:t xml:space="preserve">                               rangeslider </w:t>
+      </w:r>
+      <w:r>
+        <w:rPr>
+          <w:rStyle w:val="OperatorTok"/>
+        </w:rPr>
+        <w:t xml:space="preserve">=</w:t>
+      </w:r>
+      <w:r>
+        <w:rPr>
+          <w:rStyle w:val="NormalTok"/>
+        </w:rPr>
+        <w:t xml:space="preserve"> </w:t>
+      </w:r>
+      <w:r>
+        <w:rPr>
+          <w:rStyle w:val="BuiltInTok"/>
+        </w:rPr>
+        <w:t xml:space="preserve">dict</w:t>
+      </w:r>
+      <w:r>
+        <w:rPr>
+          <w:rStyle w:val="NormalTok"/>
+        </w:rPr>
+        <w:t xml:space="preserve">(visible </w:t>
+      </w:r>
+      <w:r>
+        <w:rPr>
+          <w:rStyle w:val="OperatorTok"/>
+        </w:rPr>
+        <w:t xml:space="preserve">=</w:t>
+      </w:r>
+      <w:r>
+        <w:rPr>
+          <w:rStyle w:val="NormalTok"/>
+        </w:rPr>
+        <w:t xml:space="preserve"> </w:t>
+      </w:r>
+      <w:r>
+        <w:rPr>
+          <w:rStyle w:val="VariableTok"/>
+        </w:rPr>
+        <w:t xml:space="preserve">False</w:t>
+      </w:r>
+      <w:r>
+        <w:rPr>
+          <w:rStyle w:val="NormalTok"/>
+        </w:rPr>
+        <w:t xml:space="preserve">)), </w:t>
+      </w:r>
+      <w:r>
+        <w:br/>
+      </w:r>
+      <w:r>
+        <w:rPr>
+          <w:rStyle w:val="NormalTok"/>
+        </w:rPr>
+        <w:t xml:space="preserve">                  yaxis </w:t>
+      </w:r>
+      <w:r>
+        <w:rPr>
+          <w:rStyle w:val="OperatorTok"/>
+        </w:rPr>
+        <w:t xml:space="preserve">=</w:t>
+      </w:r>
+      <w:r>
+        <w:rPr>
+          <w:rStyle w:val="NormalTok"/>
+        </w:rPr>
+        <w:t xml:space="preserve"> </w:t>
+      </w:r>
+      <w:r>
+        <w:rPr>
+          <w:rStyle w:val="BuiltInTok"/>
+        </w:rPr>
+        <w:t xml:space="preserve">dict</w:t>
+      </w:r>
+      <w:r>
+        <w:rPr>
+          <w:rStyle w:val="NormalTok"/>
+        </w:rPr>
+        <w:t xml:space="preserve">(</w:t>
+      </w:r>
+      <w:r>
+        <w:rPr>
+          <w:rStyle w:val="BuiltInTok"/>
+        </w:rPr>
+        <w:t xml:space="preserve">range</w:t>
+      </w:r>
+      <w:r>
+        <w:rPr>
+          <w:rStyle w:val="NormalTok"/>
+        </w:rPr>
+        <w:t xml:space="preserve"> </w:t>
+      </w:r>
+      <w:r>
+        <w:rPr>
+          <w:rStyle w:val="OperatorTok"/>
+        </w:rPr>
+        <w:t xml:space="preserve">=</w:t>
+      </w:r>
+      <w:r>
+        <w:rPr>
+          <w:rStyle w:val="NormalTok"/>
+        </w:rPr>
+        <w:t xml:space="preserve"> [</w:t>
+      </w:r>
+      <w:r>
+        <w:rPr>
+          <w:rStyle w:val="DecValTok"/>
+        </w:rPr>
+        <w:t xml:space="preserve">1750</w:t>
+      </w:r>
+      <w:r>
+        <w:rPr>
+          <w:rStyle w:val="NormalTok"/>
+        </w:rPr>
+        <w:t xml:space="preserve">, </w:t>
+      </w:r>
+      <w:r>
+        <w:rPr>
+          <w:rStyle w:val="DecValTok"/>
+        </w:rPr>
+        <w:t xml:space="preserve">1950</w:t>
+      </w:r>
+      <w:r>
+        <w:rPr>
+          <w:rStyle w:val="NormalTok"/>
+        </w:rPr>
+        <w:t xml:space="preserve">]), </w:t>
+      </w:r>
+      <w:r>
+        <w:br/>
+      </w:r>
+      <w:r>
+        <w:rPr>
+          <w:rStyle w:val="NormalTok"/>
+        </w:rPr>
+        <w:t xml:space="preserve">                  width </w:t>
+      </w:r>
+      <w:r>
+        <w:rPr>
+          <w:rStyle w:val="OperatorTok"/>
+        </w:rPr>
+        <w:t xml:space="preserve">=</w:t>
+      </w:r>
+      <w:r>
+        <w:rPr>
+          <w:rStyle w:val="NormalTok"/>
+        </w:rPr>
+        <w:t xml:space="preserve"> </w:t>
+      </w:r>
+      <w:r>
+        <w:rPr>
+          <w:rStyle w:val="DecValTok"/>
+        </w:rPr>
+        <w:t xml:space="preserve">800</w:t>
+      </w:r>
+      <w:r>
+        <w:rPr>
+          <w:rStyle w:val="NormalTok"/>
+        </w:rPr>
+        <w:t xml:space="preserve">, height </w:t>
+      </w:r>
+      <w:r>
+        <w:rPr>
+          <w:rStyle w:val="OperatorTok"/>
+        </w:rPr>
+        <w:t xml:space="preserve">=</w:t>
+      </w:r>
+      <w:r>
+        <w:rPr>
+          <w:rStyle w:val="NormalTok"/>
+        </w:rPr>
+        <w:t xml:space="preserve"> </w:t>
+      </w:r>
+      <w:r>
+        <w:rPr>
+          <w:rStyle w:val="DecValTok"/>
+        </w:rPr>
+        <w:t xml:space="preserve">500</w:t>
+      </w:r>
+      <w:r>
+        <w:rPr>
+          <w:rStyle w:val="NormalTok"/>
+        </w:rPr>
+        <w:t xml:space="preserve">)</w:t>
+      </w:r>
+      <w:r>
+        <w:br/>
+      </w:r>
+      <w:r>
+        <w:br/>
+      </w:r>
+      <w:r>
+        <w:rPr>
+          <w:rStyle w:val="NormalTok"/>
+        </w:rPr>
+        <w:t xml:space="preserve">fig_candlestick.show()</w:t>
+      </w:r>
+    </w:p>
+    <w:p>
+      <w:pPr>
+        <w:pStyle w:val="FirstParagraph"/>
+      </w:pPr>
+      <w:r>
+        <w:drawing>
+          <wp:inline>
+            <wp:extent cx="5334000" cy="2648460"/>
+            <wp:effectExtent b="0" l="0" r="0" t="0"/>
+            <wp:docPr descr="" title="" id="138" name="Picture"/>
+            <a:graphic>
+              <a:graphicData uri="http://schemas.openxmlformats.org/drawingml/2006/picture">
+                <pic:pic>
+                  <pic:nvPicPr>
+                    <pic:cNvPr descr="visualization_files/figure-docx/cell-31-output-1.png" id="139" name="Picture"/>
+                    <pic:cNvPicPr>
+                      <a:picLocks noChangeArrowheads="1" noChangeAspect="1"/>
+                    </pic:cNvPicPr>
+                  </pic:nvPicPr>
+                  <pic:blipFill>
+                    <a:blip r:embed="rId137"/>
+                    <a:stretch>
+                      <a:fillRect/>
+                    </a:stretch>
+                  </pic:blipFill>
+                  <pic:spPr bwMode="auto">
+                    <a:xfrm>
+                      <a:off x="0" y="0"/>
+                      <a:ext cx="5334000" cy="2648460"/>
+                    </a:xfrm>
+                    <a:prstGeom prst="rect">
+                      <a:avLst/>
+                    </a:prstGeom>
+                    <a:noFill/>
+                    <a:ln w="9525">
+                      <a:noFill/>
+                      <a:headEnd/>
+                      <a:tailEnd/>
+                    </a:ln>
+                  </pic:spPr>
+                </pic:pic>
+              </a:graphicData>
+            </a:graphic>
+          </wp:inline>
+        </w:drawing>
+      </w:r>
+    </w:p>
+    <w:bookmarkEnd w:id="140"/>
+    <w:bookmarkStart w:id="144" w:name="거래량-그래프-추가"/>
+    <w:p>
+      <w:pPr>
+        <w:pStyle w:val="Heading3"/>
+      </w:pPr>
+      <w:r>
+        <w:t xml:space="preserve">거래량 그래프 추가</w:t>
+      </w:r>
+    </w:p>
+    <w:p>
+      <w:pPr>
+        <w:pStyle w:val="FirstParagraph"/>
+      </w:pPr>
+      <w:r>
+        <w:t xml:space="preserve">주가 데이터를 받을 때 들어있던 데이터 중에 하나가 바로 거래량 데이터이다. 거래량은 주가의 흐름을 파악하는데 매우 중요한 요소이기 때문에, 보통 캔들 스틱 그래프 아래에 막대그래프로 표시하는 것이 일반적이다. 하지만 plolty에서 제공하는 candlestick 트레이스는 거래량 그래프를 제공하지 않는다. 그래서 그래프 하단에 거래량 그래프를 추가해보도록 하겠다. 다음은 앞에서 그렸던 캔들스틱 그래프에 거래량 그래프를 추가하는 코드이다. 거래량 그래프를 추가하기 위해서는 서브 플롯을 사용하여 두 개의 트레이스를 붙여서 그려야 한다. 그래서 bar 트레이스로 거래량 그래프를 그리고 이 그래프를 candlestick 차트 아래에 붙이도록 하겠다. 일반적으로 거래량 그래프는 아래쪽에 위치하고 크기는 전체 높이의 20%정도로 설정하고 캔들스틱 차트를 70%, 여백으로 10%정도를 설정하겠다.</w:t>
+      </w:r>
+    </w:p>
+    <w:p>
+      <w:pPr>
+        <w:pStyle w:val="BodyText"/>
+      </w:pPr>
+      <w:r>
+        <w:t xml:space="preserve">서브 플롯으로 그래프를 붙일 때 축 공유 속성을 사용하면 Zoom in/out시에 같은 축을 공유하는 서브플롯들은 모두 영향을 받는다. 따라서 여기서도 X축을 공유하도록 설정하였다.</w:t>
+      </w:r>
+    </w:p>
+    <w:p>
+      <w:pPr>
+        <w:pStyle w:val="SourceCode"/>
+      </w:pPr>
+      <w:r>
+        <w:rPr>
+          <w:rStyle w:val="CommentTok"/>
+        </w:rPr>
+        <w:t xml:space="preserve">##  서브 플롯을 위한 라이브러리 로딩</w:t>
+      </w:r>
+      <w:r>
+        <w:br/>
+      </w:r>
+      <w:r>
+        <w:rPr>
+          <w:rStyle w:val="ImportTok"/>
+        </w:rPr>
+        <w:t xml:space="preserve">from</w:t>
+      </w:r>
+      <w:r>
+        <w:rPr>
+          <w:rStyle w:val="NormalTok"/>
+        </w:rPr>
+        <w:t xml:space="preserve"> plotly.subplots </w:t>
+      </w:r>
+      <w:r>
+        <w:rPr>
+          <w:rStyle w:val="ImportTok"/>
+        </w:rPr>
+        <w:t xml:space="preserve">import</w:t>
+      </w:r>
+      <w:r>
+        <w:rPr>
+          <w:rStyle w:val="NormalTok"/>
+        </w:rPr>
+        <w:t xml:space="preserve"> make_subplots</w:t>
+      </w:r>
+      <w:r>
+        <w:br/>
+      </w:r>
+      <w:r>
+        <w:br/>
+      </w:r>
+      <w:r>
+        <w:rPr>
+          <w:rStyle w:val="CommentTok"/>
+        </w:rPr>
+        <w:t xml:space="preserve">##  서브플롯 설정</w:t>
+      </w:r>
+      <w:r>
+        <w:br/>
+      </w:r>
+      <w:r>
+        <w:rPr>
+          <w:rStyle w:val="NormalTok"/>
+        </w:rPr>
+        <w:t xml:space="preserve">fig_candlestick </w:t>
+      </w:r>
+      <w:r>
+        <w:rPr>
+          <w:rStyle w:val="OperatorTok"/>
+        </w:rPr>
+        <w:t xml:space="preserve">=</w:t>
+      </w:r>
+      <w:r>
+        <w:rPr>
+          <w:rStyle w:val="NormalTok"/>
+        </w:rPr>
+        <w:t xml:space="preserve"> make_subplots(rows </w:t>
+      </w:r>
+      <w:r>
+        <w:rPr>
+          <w:rStyle w:val="OperatorTok"/>
+        </w:rPr>
+        <w:t xml:space="preserve">=</w:t>
+      </w:r>
+      <w:r>
+        <w:rPr>
+          <w:rStyle w:val="NormalTok"/>
+        </w:rPr>
+        <w:t xml:space="preserve"> </w:t>
+      </w:r>
+      <w:r>
+        <w:rPr>
+          <w:rStyle w:val="DecValTok"/>
+        </w:rPr>
+        <w:t xml:space="preserve">2</w:t>
+      </w:r>
+      <w:r>
+        <w:rPr>
+          <w:rStyle w:val="NormalTok"/>
+        </w:rPr>
+        <w:t xml:space="preserve">, cols </w:t>
+      </w:r>
+      <w:r>
+        <w:rPr>
+          <w:rStyle w:val="OperatorTok"/>
+        </w:rPr>
+        <w:t xml:space="preserve">=</w:t>
+      </w:r>
+      <w:r>
+        <w:rPr>
+          <w:rStyle w:val="NormalTok"/>
+        </w:rPr>
+        <w:t xml:space="preserve"> </w:t>
+      </w:r>
+      <w:r>
+        <w:rPr>
+          <w:rStyle w:val="DecValTok"/>
+        </w:rPr>
+        <w:t xml:space="preserve">1</w:t>
+      </w:r>
+      <w:r>
+        <w:rPr>
+          <w:rStyle w:val="NormalTok"/>
+        </w:rPr>
+        <w:t xml:space="preserve">, row_heights</w:t>
+      </w:r>
+      <w:r>
+        <w:rPr>
+          <w:rStyle w:val="OperatorTok"/>
+        </w:rPr>
+        <w:t xml:space="preserve">=</w:t>
+      </w:r>
+      <w:r>
+        <w:rPr>
+          <w:rStyle w:val="NormalTok"/>
+        </w:rPr>
+        <w:t xml:space="preserve">[</w:t>
+      </w:r>
+      <w:r>
+        <w:rPr>
+          <w:rStyle w:val="FloatTok"/>
+        </w:rPr>
+        <w:t xml:space="preserve">0.7</w:t>
+      </w:r>
+      <w:r>
+        <w:rPr>
+          <w:rStyle w:val="NormalTok"/>
+        </w:rPr>
+        <w:t xml:space="preserve">, </w:t>
+      </w:r>
+      <w:r>
+        <w:rPr>
+          <w:rStyle w:val="FloatTok"/>
+        </w:rPr>
+        <w:t xml:space="preserve">0.3</w:t>
+      </w:r>
+      <w:r>
+        <w:rPr>
+          <w:rStyle w:val="NormalTok"/>
+        </w:rPr>
+        <w:t xml:space="preserve">], shared_xaxes </w:t>
+      </w:r>
+      <w:r>
+        <w:rPr>
+          <w:rStyle w:val="OperatorTok"/>
+        </w:rPr>
+        <w:t xml:space="preserve">=</w:t>
+      </w:r>
+      <w:r>
+        <w:rPr>
+          <w:rStyle w:val="NormalTok"/>
+        </w:rPr>
+        <w:t xml:space="preserve"> </w:t>
+      </w:r>
+      <w:r>
+        <w:rPr>
+          <w:rStyle w:val="VariableTok"/>
+        </w:rPr>
+        <w:t xml:space="preserve">True</w:t>
+      </w:r>
+      <w:r>
+        <w:rPr>
+          <w:rStyle w:val="NormalTok"/>
+        </w:rPr>
+        <w:t xml:space="preserve">)</w:t>
+      </w:r>
+      <w:r>
+        <w:br/>
+      </w:r>
+      <w:r>
+        <w:br/>
+      </w:r>
+      <w:r>
+        <w:rPr>
+          <w:rStyle w:val="NormalTok"/>
+        </w:rPr>
+        <w:t xml:space="preserve">fig_candlestick.add_trace(go.Candlestick(</w:t>
+      </w:r>
+      <w:r>
+        <w:br/>
+      </w:r>
+      <w:r>
+        <w:rPr>
+          <w:rStyle w:val="NormalTok"/>
+        </w:rPr>
+        <w:t xml:space="preserve">    x </w:t>
+      </w:r>
+      <w:r>
+        <w:rPr>
+          <w:rStyle w:val="OperatorTok"/>
+        </w:rPr>
+        <w:t xml:space="preserve">=</w:t>
+      </w:r>
+      <w:r>
+        <w:rPr>
+          <w:rStyle w:val="NormalTok"/>
+        </w:rPr>
+        <w:t xml:space="preserve"> df_gold.index,</w:t>
+      </w:r>
+      <w:r>
+        <w:br/>
+      </w:r>
+      <w:r>
+        <w:rPr>
+          <w:rStyle w:val="NormalTok"/>
+        </w:rPr>
+        <w:t xml:space="preserve">    </w:t>
+      </w:r>
+      <w:r>
+        <w:rPr>
+          <w:rStyle w:val="BuiltInTok"/>
+        </w:rPr>
+        <w:t xml:space="preserve">open</w:t>
+      </w:r>
+      <w:r>
+        <w:rPr>
+          <w:rStyle w:val="NormalTok"/>
+        </w:rPr>
+        <w:t xml:space="preserve"> </w:t>
+      </w:r>
+      <w:r>
+        <w:rPr>
+          <w:rStyle w:val="OperatorTok"/>
+        </w:rPr>
+        <w:t xml:space="preserve">=</w:t>
+      </w:r>
+      <w:r>
+        <w:rPr>
+          <w:rStyle w:val="NormalTok"/>
+        </w:rPr>
+        <w:t xml:space="preserve"> df_gold[</w:t>
+      </w:r>
+      <w:r>
+        <w:rPr>
+          <w:rStyle w:val="StringTok"/>
+        </w:rPr>
+        <w:t xml:space="preserve">'Open'</w:t>
+      </w:r>
+      <w:r>
+        <w:rPr>
+          <w:rStyle w:val="NormalTok"/>
+        </w:rPr>
+        <w:t xml:space="preserve">], close </w:t>
+      </w:r>
+      <w:r>
+        <w:rPr>
+          <w:rStyle w:val="OperatorTok"/>
+        </w:rPr>
+        <w:t xml:space="preserve">=</w:t>
+      </w:r>
+      <w:r>
+        <w:rPr>
+          <w:rStyle w:val="NormalTok"/>
+        </w:rPr>
+        <w:t xml:space="preserve"> df_gold[</w:t>
+      </w:r>
+      <w:r>
+        <w:rPr>
+          <w:rStyle w:val="StringTok"/>
+        </w:rPr>
+        <w:t xml:space="preserve">'Close'</w:t>
+      </w:r>
+      <w:r>
+        <w:rPr>
+          <w:rStyle w:val="NormalTok"/>
+        </w:rPr>
+        <w:t xml:space="preserve">],</w:t>
+      </w:r>
+      <w:r>
+        <w:br/>
+      </w:r>
+      <w:r>
+        <w:rPr>
+          <w:rStyle w:val="NormalTok"/>
+        </w:rPr>
+        <w:t xml:space="preserve">    high </w:t>
+      </w:r>
+      <w:r>
+        <w:rPr>
+          <w:rStyle w:val="OperatorTok"/>
+        </w:rPr>
+        <w:t xml:space="preserve">=</w:t>
+      </w:r>
+      <w:r>
+        <w:rPr>
+          <w:rStyle w:val="NormalTok"/>
+        </w:rPr>
+        <w:t xml:space="preserve"> df_gold[</w:t>
+      </w:r>
+      <w:r>
+        <w:rPr>
+          <w:rStyle w:val="StringTok"/>
+        </w:rPr>
+        <w:t xml:space="preserve">'High'</w:t>
+      </w:r>
+      <w:r>
+        <w:rPr>
+          <w:rStyle w:val="NormalTok"/>
+        </w:rPr>
+        <w:t xml:space="preserve">], low </w:t>
+      </w:r>
+      <w:r>
+        <w:rPr>
+          <w:rStyle w:val="OperatorTok"/>
+        </w:rPr>
+        <w:t xml:space="preserve">=</w:t>
+      </w:r>
+      <w:r>
+        <w:rPr>
+          <w:rStyle w:val="NormalTok"/>
+        </w:rPr>
+        <w:t xml:space="preserve"> df_gold[</w:t>
+      </w:r>
+      <w:r>
+        <w:rPr>
+          <w:rStyle w:val="StringTok"/>
+        </w:rPr>
+        <w:t xml:space="preserve">'Low'</w:t>
+      </w:r>
+      <w:r>
+        <w:rPr>
+          <w:rStyle w:val="NormalTok"/>
+        </w:rPr>
+        <w:t xml:space="preserve">], </w:t>
+      </w:r>
+      <w:r>
+        <w:br/>
+      </w:r>
+      <w:r>
+        <w:rPr>
+          <w:rStyle w:val="NormalTok"/>
+        </w:rPr>
+        <w:t xml:space="preserve">    increasing </w:t>
+      </w:r>
+      <w:r>
+        <w:rPr>
+          <w:rStyle w:val="OperatorTok"/>
+        </w:rPr>
+        <w:t xml:space="preserve">=</w:t>
+      </w:r>
+      <w:r>
+        <w:rPr>
+          <w:rStyle w:val="NormalTok"/>
+        </w:rPr>
+        <w:t xml:space="preserve"> </w:t>
+      </w:r>
+      <w:r>
+        <w:rPr>
+          <w:rStyle w:val="BuiltInTok"/>
+        </w:rPr>
+        <w:t xml:space="preserve">dict</w:t>
+      </w:r>
+      <w:r>
+        <w:rPr>
+          <w:rStyle w:val="NormalTok"/>
+        </w:rPr>
+        <w:t xml:space="preserve">(line </w:t>
+      </w:r>
+      <w:r>
+        <w:rPr>
+          <w:rStyle w:val="OperatorTok"/>
+        </w:rPr>
+        <w:t xml:space="preserve">=</w:t>
+      </w:r>
+      <w:r>
+        <w:rPr>
+          <w:rStyle w:val="NormalTok"/>
+        </w:rPr>
+        <w:t xml:space="preserve"> </w:t>
+      </w:r>
+      <w:r>
+        <w:rPr>
+          <w:rStyle w:val="BuiltInTok"/>
+        </w:rPr>
+        <w:t xml:space="preserve">dict</w:t>
+      </w:r>
+      <w:r>
+        <w:rPr>
+          <w:rStyle w:val="NormalTok"/>
+        </w:rPr>
+        <w:t xml:space="preserve">(color </w:t>
+      </w:r>
+      <w:r>
+        <w:rPr>
+          <w:rStyle w:val="OperatorTok"/>
+        </w:rPr>
+        <w:t xml:space="preserve">=</w:t>
+      </w:r>
+      <w:r>
+        <w:rPr>
+          <w:rStyle w:val="NormalTok"/>
+        </w:rPr>
+        <w:t xml:space="preserve"> </w:t>
+      </w:r>
+      <w:r>
+        <w:rPr>
+          <w:rStyle w:val="StringTok"/>
+        </w:rPr>
+        <w:t xml:space="preserve">'red'</w:t>
+      </w:r>
+      <w:r>
+        <w:rPr>
+          <w:rStyle w:val="NormalTok"/>
+        </w:rPr>
+        <w:t xml:space="preserve">)), </w:t>
+      </w:r>
+      <w:r>
+        <w:br/>
+      </w:r>
+      <w:r>
+        <w:rPr>
+          <w:rStyle w:val="NormalTok"/>
+        </w:rPr>
+        <w:t xml:space="preserve">    decreasing </w:t>
+      </w:r>
+      <w:r>
+        <w:rPr>
+          <w:rStyle w:val="OperatorTok"/>
+        </w:rPr>
+        <w:t xml:space="preserve">=</w:t>
+      </w:r>
+      <w:r>
+        <w:rPr>
+          <w:rStyle w:val="NormalTok"/>
+        </w:rPr>
+        <w:t xml:space="preserve"> </w:t>
+      </w:r>
+      <w:r>
+        <w:rPr>
+          <w:rStyle w:val="BuiltInTok"/>
+        </w:rPr>
+        <w:t xml:space="preserve">dict</w:t>
+      </w:r>
+      <w:r>
+        <w:rPr>
+          <w:rStyle w:val="NormalTok"/>
+        </w:rPr>
+        <w:t xml:space="preserve">(line </w:t>
+      </w:r>
+      <w:r>
+        <w:rPr>
+          <w:rStyle w:val="OperatorTok"/>
+        </w:rPr>
+        <w:t xml:space="preserve">=</w:t>
+      </w:r>
+      <w:r>
+        <w:rPr>
+          <w:rStyle w:val="NormalTok"/>
+        </w:rPr>
+        <w:t xml:space="preserve"> </w:t>
+      </w:r>
+      <w:r>
+        <w:rPr>
+          <w:rStyle w:val="BuiltInTok"/>
+        </w:rPr>
+        <w:t xml:space="preserve">dict</w:t>
+      </w:r>
+      <w:r>
+        <w:rPr>
+          <w:rStyle w:val="NormalTok"/>
+        </w:rPr>
+        <w:t xml:space="preserve">(color </w:t>
+      </w:r>
+      <w:r>
+        <w:rPr>
+          <w:rStyle w:val="OperatorTok"/>
+        </w:rPr>
+        <w:t xml:space="preserve">=</w:t>
+      </w:r>
+      <w:r>
+        <w:rPr>
+          <w:rStyle w:val="NormalTok"/>
+        </w:rPr>
+        <w:t xml:space="preserve"> </w:t>
+      </w:r>
+      <w:r>
+        <w:rPr>
+          <w:rStyle w:val="StringTok"/>
+        </w:rPr>
+        <w:t xml:space="preserve">'blue'</w:t>
+      </w:r>
+      <w:r>
+        <w:rPr>
+          <w:rStyle w:val="NormalTok"/>
+        </w:rPr>
+        <w:t xml:space="preserve">))), </w:t>
+      </w:r>
+      <w:r>
+        <w:br/>
+      </w:r>
+      <w:r>
+        <w:rPr>
+          <w:rStyle w:val="NormalTok"/>
+        </w:rPr>
+        <w:t xml:space="preserve">    row </w:t>
+      </w:r>
+      <w:r>
+        <w:rPr>
+          <w:rStyle w:val="OperatorTok"/>
+        </w:rPr>
+        <w:t xml:space="preserve">=</w:t>
+      </w:r>
+      <w:r>
+        <w:rPr>
+          <w:rStyle w:val="NormalTok"/>
+        </w:rPr>
+        <w:t xml:space="preserve"> </w:t>
+      </w:r>
+      <w:r>
+        <w:rPr>
+          <w:rStyle w:val="DecValTok"/>
+        </w:rPr>
+        <w:t xml:space="preserve">1</w:t>
+      </w:r>
+      <w:r>
+        <w:rPr>
+          <w:rStyle w:val="NormalTok"/>
+        </w:rPr>
+        <w:t xml:space="preserve">, col </w:t>
+      </w:r>
+      <w:r>
+        <w:rPr>
+          <w:rStyle w:val="OperatorTok"/>
+        </w:rPr>
+        <w:t xml:space="preserve">=</w:t>
+      </w:r>
+      <w:r>
+        <w:rPr>
+          <w:rStyle w:val="NormalTok"/>
+        </w:rPr>
+        <w:t xml:space="preserve"> </w:t>
+      </w:r>
+      <w:r>
+        <w:rPr>
+          <w:rStyle w:val="DecValTok"/>
+        </w:rPr>
+        <w:t xml:space="preserve">1</w:t>
+      </w:r>
+      <w:r>
+        <w:rPr>
+          <w:rStyle w:val="NormalTok"/>
+        </w:rPr>
+        <w:t xml:space="preserve">)</w:t>
+      </w:r>
+      <w:r>
+        <w:br/>
+      </w:r>
+      <w:r>
+        <w:br/>
+      </w:r>
+      <w:r>
+        <w:rPr>
+          <w:rStyle w:val="CommentTok"/>
+        </w:rPr>
+        <w:t xml:space="preserve">##  거래량 막대그래프인 bar 트레이스 추가</w:t>
+      </w:r>
+      <w:r>
+        <w:br/>
+      </w:r>
+      <w:r>
+        <w:rPr>
+          <w:rStyle w:val="NormalTok"/>
+        </w:rPr>
+        <w:t xml:space="preserve">fig_candlestick.add_trace(go.Bar(</w:t>
+      </w:r>
+      <w:r>
+        <w:br/>
+      </w:r>
+      <w:r>
+        <w:rPr>
+          <w:rStyle w:val="NormalTok"/>
+        </w:rPr>
+        <w:t xml:space="preserve">    x </w:t>
+      </w:r>
+      <w:r>
+        <w:rPr>
+          <w:rStyle w:val="OperatorTok"/>
+        </w:rPr>
+        <w:t xml:space="preserve">=</w:t>
+      </w:r>
+      <w:r>
+        <w:rPr>
+          <w:rStyle w:val="NormalTok"/>
+        </w:rPr>
+        <w:t xml:space="preserve"> df_gold.index,</w:t>
+      </w:r>
+      <w:r>
+        <w:br/>
+      </w:r>
+      <w:r>
+        <w:rPr>
+          <w:rStyle w:val="NormalTok"/>
+        </w:rPr>
+        <w:t xml:space="preserve">    y </w:t>
+      </w:r>
+      <w:r>
+        <w:rPr>
+          <w:rStyle w:val="OperatorTok"/>
+        </w:rPr>
+        <w:t xml:space="preserve">=</w:t>
+      </w:r>
+      <w:r>
+        <w:rPr>
+          <w:rStyle w:val="NormalTok"/>
+        </w:rPr>
+        <w:t xml:space="preserve"> df_gold[</w:t>
+      </w:r>
+      <w:r>
+        <w:rPr>
+          <w:rStyle w:val="StringTok"/>
+        </w:rPr>
+        <w:t xml:space="preserve">'Volume'</w:t>
+      </w:r>
+      <w:r>
+        <w:rPr>
+          <w:rStyle w:val="NormalTok"/>
+        </w:rPr>
+        <w:t xml:space="preserve">], </w:t>
+      </w:r>
+      <w:r>
+        <w:br/>
+      </w:r>
+      <w:r>
+        <w:rPr>
+          <w:rStyle w:val="NormalTok"/>
+        </w:rPr>
+        <w:t xml:space="preserve">    marker </w:t>
+      </w:r>
+      <w:r>
+        <w:rPr>
+          <w:rStyle w:val="OperatorTok"/>
+        </w:rPr>
+        <w:t xml:space="preserve">=</w:t>
+      </w:r>
+      <w:r>
+        <w:rPr>
+          <w:rStyle w:val="NormalTok"/>
+        </w:rPr>
+        <w:t xml:space="preserve"> </w:t>
+      </w:r>
+      <w:r>
+        <w:rPr>
+          <w:rStyle w:val="BuiltInTok"/>
+        </w:rPr>
+        <w:t xml:space="preserve">dict</w:t>
+      </w:r>
+      <w:r>
+        <w:rPr>
+          <w:rStyle w:val="NormalTok"/>
+        </w:rPr>
+        <w:t xml:space="preserve">(color </w:t>
+      </w:r>
+      <w:r>
+        <w:rPr>
+          <w:rStyle w:val="OperatorTok"/>
+        </w:rPr>
+        <w:t xml:space="preserve">=</w:t>
+      </w:r>
+      <w:r>
+        <w:rPr>
+          <w:rStyle w:val="NormalTok"/>
+        </w:rPr>
+        <w:t xml:space="preserve"> </w:t>
+      </w:r>
+      <w:r>
+        <w:rPr>
+          <w:rStyle w:val="StringTok"/>
+        </w:rPr>
+        <w:t xml:space="preserve">'gray'</w:t>
+      </w:r>
+      <w:r>
+        <w:rPr>
+          <w:rStyle w:val="NormalTok"/>
+        </w:rPr>
+        <w:t xml:space="preserve">)),</w:t>
+      </w:r>
+      <w:r>
+        <w:br/>
+      </w:r>
+      <w:r>
+        <w:rPr>
+          <w:rStyle w:val="NormalTok"/>
+        </w:rPr>
+        <w:t xml:space="preserve">    row </w:t>
+      </w:r>
+      <w:r>
+        <w:rPr>
+          <w:rStyle w:val="OperatorTok"/>
+        </w:rPr>
+        <w:t xml:space="preserve">=</w:t>
+      </w:r>
+      <w:r>
+        <w:rPr>
+          <w:rStyle w:val="NormalTok"/>
+        </w:rPr>
+        <w:t xml:space="preserve"> </w:t>
+      </w:r>
+      <w:r>
+        <w:rPr>
+          <w:rStyle w:val="DecValTok"/>
+        </w:rPr>
+        <w:t xml:space="preserve">2</w:t>
+      </w:r>
+      <w:r>
+        <w:rPr>
+          <w:rStyle w:val="NormalTok"/>
+        </w:rPr>
+        <w:t xml:space="preserve">, col </w:t>
+      </w:r>
+      <w:r>
+        <w:rPr>
+          <w:rStyle w:val="OperatorTok"/>
+        </w:rPr>
+        <w:t xml:space="preserve">=</w:t>
+      </w:r>
+      <w:r>
+        <w:rPr>
+          <w:rStyle w:val="DecValTok"/>
+        </w:rPr>
+        <w:t xml:space="preserve">1</w:t>
+      </w:r>
+      <w:r>
+        <w:rPr>
+          <w:rStyle w:val="NormalTok"/>
+        </w:rPr>
+        <w:t xml:space="preserve">)</w:t>
+      </w:r>
+      <w:r>
+        <w:br/>
+      </w:r>
+      <w:r>
+        <w:br/>
+      </w:r>
+      <w:r>
+        <w:rPr>
+          <w:rStyle w:val="CommentTok"/>
+        </w:rPr>
+        <w:t xml:space="preserve">##  서브플롯들의 Y축 제목 설정</w:t>
+      </w:r>
+      <w:r>
+        <w:br/>
+      </w:r>
+      <w:r>
+        <w:rPr>
+          <w:rStyle w:val="NormalTok"/>
+        </w:rPr>
+        <w:t xml:space="preserve">fig_candlestick.update_yaxes(title_text</w:t>
+      </w:r>
+      <w:r>
+        <w:rPr>
+          <w:rStyle w:val="OperatorTok"/>
+        </w:rPr>
+        <w:t xml:space="preserve">=</w:t>
+      </w:r>
+      <w:r>
+        <w:rPr>
+          <w:rStyle w:val="StringTok"/>
+        </w:rPr>
+        <w:t xml:space="preserve">"금 시세"</w:t>
+      </w:r>
+      <w:r>
+        <w:rPr>
+          <w:rStyle w:val="NormalTok"/>
+        </w:rPr>
+        <w:t xml:space="preserve">, row</w:t>
+      </w:r>
+      <w:r>
+        <w:rPr>
+          <w:rStyle w:val="OperatorTok"/>
+        </w:rPr>
+        <w:t xml:space="preserve">=</w:t>
+      </w:r>
+      <w:r>
+        <w:rPr>
+          <w:rStyle w:val="DecValTok"/>
+        </w:rPr>
+        <w:t xml:space="preserve">1</w:t>
+      </w:r>
+      <w:r>
+        <w:rPr>
+          <w:rStyle w:val="NormalTok"/>
+        </w:rPr>
+        <w:t xml:space="preserve">, col</w:t>
+      </w:r>
+      <w:r>
+        <w:rPr>
+          <w:rStyle w:val="OperatorTok"/>
+        </w:rPr>
+        <w:t xml:space="preserve">=</w:t>
+      </w:r>
+      <w:r>
+        <w:rPr>
+          <w:rStyle w:val="DecValTok"/>
+        </w:rPr>
+        <w:t xml:space="preserve">1</w:t>
+      </w:r>
+      <w:r>
+        <w:rPr>
+          <w:rStyle w:val="NormalTok"/>
+        </w:rPr>
+        <w:t xml:space="preserve">, </w:t>
+      </w:r>
+      <w:r>
+        <w:br/>
+      </w:r>
+      <w:r>
+        <w:rPr>
+          <w:rStyle w:val="NormalTok"/>
+        </w:rPr>
+        <w:t xml:space="preserve">                 </w:t>
+      </w:r>
+      <w:r>
+        <w:rPr>
+          <w:rStyle w:val="BuiltInTok"/>
+        </w:rPr>
+        <w:t xml:space="preserve">range</w:t>
+      </w:r>
+      <w:r>
+        <w:rPr>
+          <w:rStyle w:val="NormalTok"/>
+        </w:rPr>
+        <w:t xml:space="preserve"> </w:t>
+      </w:r>
+      <w:r>
+        <w:rPr>
+          <w:rStyle w:val="OperatorTok"/>
+        </w:rPr>
+        <w:t xml:space="preserve">=</w:t>
+      </w:r>
+      <w:r>
+        <w:rPr>
+          <w:rStyle w:val="NormalTok"/>
+        </w:rPr>
+        <w:t xml:space="preserve"> [</w:t>
+      </w:r>
+      <w:r>
+        <w:rPr>
+          <w:rStyle w:val="DecValTok"/>
+        </w:rPr>
+        <w:t xml:space="preserve">1750</w:t>
+      </w:r>
+      <w:r>
+        <w:rPr>
+          <w:rStyle w:val="NormalTok"/>
+        </w:rPr>
+        <w:t xml:space="preserve">, </w:t>
+      </w:r>
+      <w:r>
+        <w:rPr>
+          <w:rStyle w:val="DecValTok"/>
+        </w:rPr>
+        <w:t xml:space="preserve">1950</w:t>
+      </w:r>
+      <w:r>
+        <w:rPr>
+          <w:rStyle w:val="NormalTok"/>
+        </w:rPr>
+        <w:t xml:space="preserve">])</w:t>
+      </w:r>
+      <w:r>
+        <w:br/>
+      </w:r>
+      <w:r>
+        <w:rPr>
+          <w:rStyle w:val="NormalTok"/>
+        </w:rPr>
+        <w:t xml:space="preserve">fig_candlestick.update_yaxes(title_text</w:t>
+      </w:r>
+      <w:r>
+        <w:rPr>
+          <w:rStyle w:val="OperatorTok"/>
+        </w:rPr>
+        <w:t xml:space="preserve">=</w:t>
+      </w:r>
+      <w:r>
+        <w:rPr>
+          <w:rStyle w:val="StringTok"/>
+        </w:rPr>
+        <w:t xml:space="preserve">"거래량"</w:t>
+      </w:r>
+      <w:r>
+        <w:rPr>
+          <w:rStyle w:val="NormalTok"/>
+        </w:rPr>
+        <w:t xml:space="preserve">, row</w:t>
+      </w:r>
+      <w:r>
+        <w:rPr>
+          <w:rStyle w:val="OperatorTok"/>
+        </w:rPr>
+        <w:t xml:space="preserve">=</w:t>
+      </w:r>
+      <w:r>
+        <w:rPr>
+          <w:rStyle w:val="DecValTok"/>
+        </w:rPr>
+        <w:t xml:space="preserve">2</w:t>
+      </w:r>
+      <w:r>
+        <w:rPr>
+          <w:rStyle w:val="NormalTok"/>
+        </w:rPr>
+        <w:t xml:space="preserve">, col</w:t>
+      </w:r>
+      <w:r>
+        <w:rPr>
+          <w:rStyle w:val="OperatorTok"/>
+        </w:rPr>
+        <w:t xml:space="preserve">=</w:t>
+      </w:r>
+      <w:r>
+        <w:rPr>
+          <w:rStyle w:val="DecValTok"/>
+        </w:rPr>
+        <w:t xml:space="preserve">1</w:t>
+      </w:r>
+      <w:r>
+        <w:rPr>
+          <w:rStyle w:val="NormalTok"/>
+        </w:rPr>
+        <w:t xml:space="preserve">, </w:t>
+      </w:r>
+      <w:r>
+        <w:br/>
+      </w:r>
+      <w:r>
+        <w:rPr>
+          <w:rStyle w:val="NormalTok"/>
+        </w:rPr>
+        <w:t xml:space="preserve">                 </w:t>
+      </w:r>
+      <w:r>
+        <w:rPr>
+          <w:rStyle w:val="BuiltInTok"/>
+        </w:rPr>
+        <w:t xml:space="preserve">range</w:t>
+      </w:r>
+      <w:r>
+        <w:rPr>
+          <w:rStyle w:val="NormalTok"/>
+        </w:rPr>
+        <w:t xml:space="preserve"> </w:t>
+      </w:r>
+      <w:r>
+        <w:rPr>
+          <w:rStyle w:val="OperatorTok"/>
+        </w:rPr>
+        <w:t xml:space="preserve">=</w:t>
+      </w:r>
+      <w:r>
+        <w:rPr>
+          <w:rStyle w:val="NormalTok"/>
+        </w:rPr>
+        <w:t xml:space="preserve"> [</w:t>
+      </w:r>
+      <w:r>
+        <w:rPr>
+          <w:rStyle w:val="DecValTok"/>
+        </w:rPr>
+        <w:t xml:space="preserve">0</w:t>
+      </w:r>
+      <w:r>
+        <w:rPr>
+          <w:rStyle w:val="NormalTok"/>
+        </w:rPr>
+        <w:t xml:space="preserve">, </w:t>
+      </w:r>
+      <w:r>
+        <w:rPr>
+          <w:rStyle w:val="DecValTok"/>
+        </w:rPr>
+        <w:t xml:space="preserve">250000</w:t>
+      </w:r>
+      <w:r>
+        <w:rPr>
+          <w:rStyle w:val="NormalTok"/>
+        </w:rPr>
+        <w:t xml:space="preserve">])</w:t>
+      </w:r>
+      <w:r>
+        <w:br/>
+      </w:r>
+      <w:r>
+        <w:br/>
+      </w:r>
+      <w:r>
+        <w:rPr>
+          <w:rStyle w:val="NormalTok"/>
+        </w:rPr>
+        <w:t xml:space="preserve">fig_candlestick.update_layout(title </w:t>
+      </w:r>
+      <w:r>
+        <w:rPr>
+          <w:rStyle w:val="OperatorTok"/>
+        </w:rPr>
+        <w:t xml:space="preserve">=</w:t>
+      </w:r>
+      <w:r>
+        <w:rPr>
+          <w:rStyle w:val="NormalTok"/>
+        </w:rPr>
+        <w:t xml:space="preserve"> </w:t>
+      </w:r>
+      <w:r>
+        <w:rPr>
+          <w:rStyle w:val="BuiltInTok"/>
+        </w:rPr>
+        <w:t xml:space="preserve">dict</w:t>
+      </w:r>
+      <w:r>
+        <w:rPr>
+          <w:rStyle w:val="NormalTok"/>
+        </w:rPr>
+        <w:t xml:space="preserve">(text </w:t>
+      </w:r>
+      <w:r>
+        <w:rPr>
+          <w:rStyle w:val="OperatorTok"/>
+        </w:rPr>
+        <w:t xml:space="preserve">=</w:t>
+      </w:r>
+      <w:r>
+        <w:rPr>
+          <w:rStyle w:val="NormalTok"/>
+        </w:rPr>
+        <w:t xml:space="preserve"> </w:t>
+      </w:r>
+      <w:r>
+        <w:rPr>
+          <w:rStyle w:val="StringTok"/>
+        </w:rPr>
+        <w:t xml:space="preserve">"금 시세 Candlestick Chart"</w:t>
+      </w:r>
+      <w:r>
+        <w:rPr>
+          <w:rStyle w:val="NormalTok"/>
+        </w:rPr>
+        <w:t xml:space="preserve">, x </w:t>
+      </w:r>
+      <w:r>
+        <w:rPr>
+          <w:rStyle w:val="OperatorTok"/>
+        </w:rPr>
+        <w:t xml:space="preserve">=</w:t>
+      </w:r>
+      <w:r>
+        <w:rPr>
+          <w:rStyle w:val="NormalTok"/>
+        </w:rPr>
+        <w:t xml:space="preserve"> </w:t>
+      </w:r>
+      <w:r>
+        <w:rPr>
+          <w:rStyle w:val="FloatTok"/>
+        </w:rPr>
+        <w:t xml:space="preserve">0.5</w:t>
+      </w:r>
+      <w:r>
+        <w:rPr>
+          <w:rStyle w:val="NormalTok"/>
+        </w:rPr>
+        <w:t xml:space="preserve">),</w:t>
+      </w:r>
+      <w:r>
+        <w:br/>
+      </w:r>
+      <w:r>
+        <w:rPr>
+          <w:rStyle w:val="NormalTok"/>
+        </w:rPr>
+        <w:t xml:space="preserve">                  xaxis </w:t>
+      </w:r>
+      <w:r>
+        <w:rPr>
+          <w:rStyle w:val="OperatorTok"/>
+        </w:rPr>
+        <w:t xml:space="preserve">=</w:t>
+      </w:r>
+      <w:r>
+        <w:rPr>
+          <w:rStyle w:val="NormalTok"/>
+        </w:rPr>
+        <w:t xml:space="preserve"> </w:t>
+      </w:r>
+      <w:r>
+        <w:rPr>
+          <w:rStyle w:val="BuiltInTok"/>
+        </w:rPr>
+        <w:t xml:space="preserve">dict</w:t>
+      </w:r>
+      <w:r>
+        <w:rPr>
+          <w:rStyle w:val="NormalTok"/>
+        </w:rPr>
+        <w:t xml:space="preserve">(</w:t>
+      </w:r>
+      <w:r>
+        <w:rPr>
+          <w:rStyle w:val="BuiltInTok"/>
+        </w:rPr>
+        <w:t xml:space="preserve">range</w:t>
+      </w:r>
+      <w:r>
+        <w:rPr>
+          <w:rStyle w:val="NormalTok"/>
+        </w:rPr>
+        <w:t xml:space="preserve"> </w:t>
+      </w:r>
+      <w:r>
+        <w:rPr>
+          <w:rStyle w:val="OperatorTok"/>
+        </w:rPr>
+        <w:t xml:space="preserve">=</w:t>
+      </w:r>
+      <w:r>
+        <w:rPr>
+          <w:rStyle w:val="NormalTok"/>
+        </w:rPr>
+        <w:t xml:space="preserve"> [</w:t>
+      </w:r>
+      <w:r>
+        <w:rPr>
+          <w:rStyle w:val="StringTok"/>
+        </w:rPr>
+        <w:t xml:space="preserve">'2020-12-01'</w:t>
+      </w:r>
+      <w:r>
+        <w:rPr>
+          <w:rStyle w:val="NormalTok"/>
+        </w:rPr>
+        <w:t xml:space="preserve">, </w:t>
+      </w:r>
+      <w:r>
+        <w:rPr>
+          <w:rStyle w:val="StringTok"/>
+        </w:rPr>
+        <w:t xml:space="preserve">'2020-12-31'</w:t>
+      </w:r>
+      <w:r>
+        <w:rPr>
+          <w:rStyle w:val="NormalTok"/>
+        </w:rPr>
+        <w:t xml:space="preserve">], </w:t>
+      </w:r>
+      <w:r>
+        <w:br/>
+      </w:r>
+      <w:r>
+        <w:rPr>
+          <w:rStyle w:val="NormalTok"/>
+        </w:rPr>
+        <w:t xml:space="preserve">                               rangeslider </w:t>
+      </w:r>
+      <w:r>
+        <w:rPr>
+          <w:rStyle w:val="OperatorTok"/>
+        </w:rPr>
+        <w:t xml:space="preserve">=</w:t>
+      </w:r>
+      <w:r>
+        <w:rPr>
+          <w:rStyle w:val="NormalTok"/>
+        </w:rPr>
+        <w:t xml:space="preserve"> </w:t>
+      </w:r>
+      <w:r>
+        <w:rPr>
+          <w:rStyle w:val="BuiltInTok"/>
+        </w:rPr>
+        <w:t xml:space="preserve">dict</w:t>
+      </w:r>
+      <w:r>
+        <w:rPr>
+          <w:rStyle w:val="NormalTok"/>
+        </w:rPr>
+        <w:t xml:space="preserve">(visible </w:t>
+      </w:r>
+      <w:r>
+        <w:rPr>
+          <w:rStyle w:val="OperatorTok"/>
+        </w:rPr>
+        <w:t xml:space="preserve">=</w:t>
+      </w:r>
+      <w:r>
+        <w:rPr>
+          <w:rStyle w:val="NormalTok"/>
+        </w:rPr>
+        <w:t xml:space="preserve"> </w:t>
+      </w:r>
+      <w:r>
+        <w:rPr>
+          <w:rStyle w:val="VariableTok"/>
+        </w:rPr>
+        <w:t xml:space="preserve">False</w:t>
+      </w:r>
+      <w:r>
+        <w:rPr>
+          <w:rStyle w:val="NormalTok"/>
+        </w:rPr>
+        <w:t xml:space="preserve">)), </w:t>
+      </w:r>
+      <w:r>
+        <w:br/>
+      </w:r>
+      <w:r>
+        <w:rPr>
+          <w:rStyle w:val="NormalTok"/>
+        </w:rPr>
+        <w:t xml:space="preserve">                  showlegend </w:t>
+      </w:r>
+      <w:r>
+        <w:rPr>
+          <w:rStyle w:val="OperatorTok"/>
+        </w:rPr>
+        <w:t xml:space="preserve">=</w:t>
+      </w:r>
+      <w:r>
+        <w:rPr>
+          <w:rStyle w:val="NormalTok"/>
+        </w:rPr>
+        <w:t xml:space="preserve"> </w:t>
+      </w:r>
+      <w:r>
+        <w:rPr>
+          <w:rStyle w:val="VariableTok"/>
+        </w:rPr>
+        <w:t xml:space="preserve">False</w:t>
+      </w:r>
+      <w:r>
+        <w:rPr>
+          <w:rStyle w:val="NormalTok"/>
+        </w:rPr>
+        <w:t xml:space="preserve">, </w:t>
+      </w:r>
+      <w:r>
+        <w:br/>
+      </w:r>
+      <w:r>
+        <w:rPr>
+          <w:rStyle w:val="NormalTok"/>
+        </w:rPr>
+        <w:t xml:space="preserve">                  width </w:t>
+      </w:r>
+      <w:r>
+        <w:rPr>
+          <w:rStyle w:val="OperatorTok"/>
+        </w:rPr>
+        <w:t xml:space="preserve">=</w:t>
+      </w:r>
+      <w:r>
+        <w:rPr>
+          <w:rStyle w:val="NormalTok"/>
+        </w:rPr>
+        <w:t xml:space="preserve"> </w:t>
+      </w:r>
+      <w:r>
+        <w:rPr>
+          <w:rStyle w:val="DecValTok"/>
+        </w:rPr>
+        <w:t xml:space="preserve">800</w:t>
+      </w:r>
+      <w:r>
+        <w:rPr>
+          <w:rStyle w:val="NormalTok"/>
+        </w:rPr>
+        <w:t xml:space="preserve">, height </w:t>
+      </w:r>
+      <w:r>
+        <w:rPr>
+          <w:rStyle w:val="OperatorTok"/>
+        </w:rPr>
+        <w:t xml:space="preserve">=</w:t>
+      </w:r>
+      <w:r>
+        <w:rPr>
+          <w:rStyle w:val="NormalTok"/>
+        </w:rPr>
+        <w:t xml:space="preserve"> </w:t>
+      </w:r>
+      <w:r>
+        <w:rPr>
+          <w:rStyle w:val="DecValTok"/>
+        </w:rPr>
+        <w:t xml:space="preserve">500</w:t>
+      </w:r>
+      <w:r>
+        <w:rPr>
+          <w:rStyle w:val="NormalTok"/>
+        </w:rPr>
+        <w:t xml:space="preserve">)</w:t>
+      </w:r>
+      <w:r>
+        <w:br/>
+      </w:r>
+      <w:r>
+        <w:br/>
+      </w:r>
+      <w:r>
+        <w:rPr>
+          <w:rStyle w:val="NormalTok"/>
+        </w:rPr>
+        <w:t xml:space="preserve">fig_candlestick.show()</w:t>
+      </w:r>
+    </w:p>
+    <w:p>
+      <w:pPr>
+        <w:pStyle w:val="FirstParagraph"/>
+      </w:pPr>
+      <w:r>
+        <w:drawing>
+          <wp:inline>
+            <wp:extent cx="5334000" cy="2648460"/>
+            <wp:effectExtent b="0" l="0" r="0" t="0"/>
+            <wp:docPr descr="" title="" id="142" name="Picture"/>
+            <a:graphic>
+              <a:graphicData uri="http://schemas.openxmlformats.org/drawingml/2006/picture">
+                <pic:pic>
+                  <pic:nvPicPr>
+                    <pic:cNvPr descr="visualization_files/figure-docx/cell-32-output-1.png" id="143" name="Picture"/>
+                    <pic:cNvPicPr>
+                      <a:picLocks noChangeArrowheads="1" noChangeAspect="1"/>
+                    </pic:cNvPicPr>
+                  </pic:nvPicPr>
+                  <pic:blipFill>
+                    <a:blip r:embed="rId141"/>
+                    <a:stretch>
+                      <a:fillRect/>
+                    </a:stretch>
+                  </pic:blipFill>
+                  <pic:spPr bwMode="auto">
+                    <a:xfrm>
+                      <a:off x="0" y="0"/>
+                      <a:ext cx="5334000" cy="2648460"/>
+                    </a:xfrm>
+                    <a:prstGeom prst="rect">
+                      <a:avLst/>
+                    </a:prstGeom>
+                    <a:noFill/>
+                    <a:ln w="9525">
+                      <a:noFill/>
+                      <a:headEnd/>
+                      <a:tailEnd/>
+                    </a:ln>
+                  </pic:spPr>
+                </pic:pic>
+              </a:graphicData>
+            </a:graphic>
+          </wp:inline>
+        </w:drawing>
+      </w:r>
+    </w:p>
+    <w:bookmarkEnd w:id="144"/>
+    <w:bookmarkStart w:id="151" w:name="주말이-제거된-선-그래프"/>
+    <w:p>
+      <w:pPr>
+        <w:pStyle w:val="Heading3"/>
+      </w:pPr>
+      <w:r>
+        <w:t xml:space="preserve">주말이 제거된 선 그래프</w:t>
+      </w:r>
+    </w:p>
+    <w:p>
+      <w:pPr>
+        <w:pStyle w:val="FirstParagraph"/>
+      </w:pPr>
+      <w:r>
+        <w:t xml:space="preserve">앞의 캔들스틱 그래프를 보면 하나 이상한 부분이 보일것이다. 캔들스틱 그래프만 볼 때는 잘 드러나지 않았지만 거래량에 대한 막대그래프를 보면 중간 중간 데이터가 비어있는 곳이 보일 것이다. 막대그래프가 비어 있는 곳은 캔들스틱 그래프도 비어있는 것을 확인할 수 있다. 이 현상은 주말과 공휴일에 주식 거래가 이루어지지 않은 날이기 때문이다. 주식 그래프에서 주말은 데이터 누락에 해당하는 결측치(Missing Data)로 보아야 한다. 이 결측치는 다양한 보간법(Interpolation)을 사용하여 해결하는데 보간법 중에 하나는 해당 데이터 기간을 제외하는 것이다.</w:t>
+      </w:r>
+    </w:p>
+    <w:p>
+      <w:pPr>
+        <w:pStyle w:val="BodyText"/>
+      </w:pPr>
+      <w:r>
+        <w:t xml:space="preserve">그렇다면 주가 그래프에서는 주말과 공휴일은 제거해야 한다. 다행히도 plolty에서는 주말과 지정한 공휴일을 제거할 수 있는 속성을 제공한다.</w:t>
+      </w:r>
+    </w:p>
+    <w:p>
+      <w:pPr>
+        <w:pStyle w:val="BodyText"/>
+      </w:pPr>
+      <w:r>
+        <w:t xml:space="preserve">plotly는 달력 상의 특정 주기나 특정 날짜를 제거해주는 기능을 ’rangebreaks’를 통해 설정할 수 있다. ’rangebreaks’를 사용할 때 하나 주의해야하는 것은 ’rangebreaks’를 설정할 때는 반드시 하위 속성들의 리스트를 리스트로 묶어 설정하여야 한다.</w:t>
+      </w:r>
+    </w:p>
+    <w:p>
+      <w:pPr>
+        <w:pStyle w:val="BodyText"/>
+      </w:pPr>
+      <w:r>
+        <w:t xml:space="preserve">다음은 ’rangebreaks’에서 사용하는 주요 속성이다.</w:t>
+      </w:r>
+    </w:p>
+    <w:p>
+      <w:pPr>
+        <w:pStyle w:val="BodyText"/>
+      </w:pPr>
+      <w:r>
+        <w:drawing>
+          <wp:inline>
+            <wp:extent cx="5125250" cy="1344705"/>
+            <wp:effectExtent b="0" l="0" r="0" t="0"/>
+            <wp:docPr descr="" title="" id="146" name="Picture"/>
+            <a:graphic>
+              <a:graphicData uri="http://schemas.openxmlformats.org/drawingml/2006/picture">
+                <pic:pic>
+                  <pic:nvPicPr>
+                    <pic:cNvPr descr="rangebreaks_attr.png" id="147" name="Picture"/>
+                    <pic:cNvPicPr>
+                      <a:picLocks noChangeArrowheads="1" noChangeAspect="1"/>
+                    </pic:cNvPicPr>
+                  </pic:nvPicPr>
+                  <pic:blipFill>
+                    <a:blip r:embed="rId145"/>
+                    <a:stretch>
+                      <a:fillRect/>
+                    </a:stretch>
+                  </pic:blipFill>
+                  <pic:spPr bwMode="auto">
+                    <a:xfrm>
+                      <a:off x="0" y="0"/>
+                      <a:ext cx="5125250" cy="1344705"/>
+                    </a:xfrm>
+                    <a:prstGeom prst="rect">
+                      <a:avLst/>
+                    </a:prstGeom>
+                    <a:noFill/>
+                    <a:ln w="9525">
+                      <a:noFill/>
+                      <a:headEnd/>
+                      <a:tailEnd/>
+                    </a:ln>
+                  </pic:spPr>
+                </pic:pic>
+              </a:graphicData>
+            </a:graphic>
+          </wp:inline>
+        </w:drawing>
+      </w:r>
+    </w:p>
+    <w:p>
+      <w:pPr>
+        <w:pStyle w:val="BodyText"/>
+      </w:pPr>
+      <w:r>
+        <w:t xml:space="preserve">다음은</w:t>
+      </w:r>
+      <w:r>
+        <w:t xml:space="preserve"> </w:t>
+      </w:r>
+      <w:r>
+        <w:t xml:space="preserve">‘</w:t>
+      </w:r>
+      <w:r>
+        <w:t xml:space="preserve">rangebreaks’로 두 개의 리스트를 설정하여 주말과 공휴일 효과를 제거하는 R과 python 코드이다. 첫 번째 ’rangebreaks’는 토요일과 일요일을 제거하기 위해 ’bound</w:t>
+      </w:r>
+      <w:r>
+        <w:t xml:space="preserve">’</w:t>
+      </w:r>
+      <w:r>
+        <w:t xml:space="preserve"> </w:t>
+      </w:r>
+      <w:r>
+        <w:t xml:space="preserve">속성에</w:t>
+      </w:r>
+      <w:r>
+        <w:t xml:space="preserve"> </w:t>
+      </w:r>
+      <w:r>
+        <w:t xml:space="preserve">‘</w:t>
+      </w:r>
+      <w:r>
+        <w:t xml:space="preserve">sat</w:t>
+      </w:r>
+      <w:r>
+        <w:t xml:space="preserve">’</w:t>
+      </w:r>
+      <w:r>
+        <w:t xml:space="preserve">, ’mon’으로 설정하여 토요일과 일요일(월요일 이전으로 월요일을 포함하지 않음)을 제거하는 속성을 설정하였고, 두 번째는 2020년 성탄절을 제거하는 속성 하나의 리스트를 설정하였다.</w:t>
+      </w:r>
+    </w:p>
+    <w:p>
+      <w:pPr>
+        <w:pStyle w:val="SourceCode"/>
+      </w:pPr>
+      <w:r>
+        <w:rPr>
+          <w:rStyle w:val="NormalTok"/>
+        </w:rPr>
+        <w:t xml:space="preserve">fig_candlestick.update_xaxes(rangeslider </w:t>
+      </w:r>
+      <w:r>
+        <w:rPr>
+          <w:rStyle w:val="OperatorTok"/>
+        </w:rPr>
+        <w:t xml:space="preserve">=</w:t>
+      </w:r>
+      <w:r>
+        <w:rPr>
+          <w:rStyle w:val="NormalTok"/>
+        </w:rPr>
+        <w:t xml:space="preserve"> </w:t>
+      </w:r>
+      <w:r>
+        <w:rPr>
+          <w:rStyle w:val="BuiltInTok"/>
+        </w:rPr>
+        <w:t xml:space="preserve">dict</w:t>
+      </w:r>
+      <w:r>
+        <w:rPr>
+          <w:rStyle w:val="NormalTok"/>
+        </w:rPr>
+        <w:t xml:space="preserve">(visible </w:t>
+      </w:r>
+      <w:r>
+        <w:rPr>
+          <w:rStyle w:val="OperatorTok"/>
+        </w:rPr>
+        <w:t xml:space="preserve">=</w:t>
+      </w:r>
+      <w:r>
+        <w:rPr>
+          <w:rStyle w:val="NormalTok"/>
+        </w:rPr>
+        <w:t xml:space="preserve"> </w:t>
+      </w:r>
+      <w:r>
+        <w:rPr>
+          <w:rStyle w:val="VariableTok"/>
+        </w:rPr>
+        <w:t xml:space="preserve">False</w:t>
+      </w:r>
+      <w:r>
+        <w:rPr>
+          <w:rStyle w:val="NormalTok"/>
+        </w:rPr>
+        <w:t xml:space="preserve">), </w:t>
+      </w:r>
+      <w:r>
+        <w:br/>
+      </w:r>
+      <w:r>
+        <w:rPr>
+          <w:rStyle w:val="NormalTok"/>
+        </w:rPr>
+        <w:t xml:space="preserve">                 </w:t>
+      </w:r>
+      <w:r>
+        <w:rPr>
+          <w:rStyle w:val="CommentTok"/>
+        </w:rPr>
+        <w:t xml:space="preserve">##  rangebreaks 설정</w:t>
+      </w:r>
+      <w:r>
+        <w:br/>
+      </w:r>
+      <w:r>
+        <w:rPr>
+          <w:rStyle w:val="NormalTok"/>
+        </w:rPr>
+        <w:t xml:space="preserve">                 rangebreaks </w:t>
+      </w:r>
+      <w:r>
+        <w:rPr>
+          <w:rStyle w:val="OperatorTok"/>
+        </w:rPr>
+        <w:t xml:space="preserve">=</w:t>
+      </w:r>
+      <w:r>
+        <w:rPr>
+          <w:rStyle w:val="NormalTok"/>
+        </w:rPr>
+        <w:t xml:space="preserve"> [</w:t>
+      </w:r>
+      <w:r>
+        <w:br/>
+      </w:r>
+      <w:r>
+        <w:rPr>
+          <w:rStyle w:val="NormalTok"/>
+        </w:rPr>
+        <w:t xml:space="preserve">                   </w:t>
+      </w:r>
+      <w:r>
+        <w:rPr>
+          <w:rStyle w:val="CommentTok"/>
+        </w:rPr>
+        <w:t xml:space="preserve">## 주말 제거</w:t>
+      </w:r>
+      <w:r>
+        <w:br/>
+      </w:r>
+      <w:r>
+        <w:rPr>
+          <w:rStyle w:val="NormalTok"/>
+        </w:rPr>
+        <w:t xml:space="preserve">                   </w:t>
+      </w:r>
+      <w:r>
+        <w:rPr>
+          <w:rStyle w:val="BuiltInTok"/>
+        </w:rPr>
+        <w:t xml:space="preserve">dict</w:t>
+      </w:r>
+      <w:r>
+        <w:rPr>
+          <w:rStyle w:val="NormalTok"/>
+        </w:rPr>
+        <w:t xml:space="preserve">(bounds</w:t>
+      </w:r>
+      <w:r>
+        <w:rPr>
+          <w:rStyle w:val="OperatorTok"/>
+        </w:rPr>
+        <w:t xml:space="preserve">=</w:t>
+      </w:r>
+      <w:r>
+        <w:rPr>
+          <w:rStyle w:val="NormalTok"/>
+        </w:rPr>
+        <w:t xml:space="preserve">[</w:t>
+      </w:r>
+      <w:r>
+        <w:rPr>
+          <w:rStyle w:val="StringTok"/>
+        </w:rPr>
+        <w:t xml:space="preserve">"sat"</w:t>
+      </w:r>
+      <w:r>
+        <w:rPr>
+          <w:rStyle w:val="NormalTok"/>
+        </w:rPr>
+        <w:t xml:space="preserve">, </w:t>
+      </w:r>
+      <w:r>
+        <w:rPr>
+          <w:rStyle w:val="StringTok"/>
+        </w:rPr>
+        <w:t xml:space="preserve">"mon"</w:t>
+      </w:r>
+      <w:r>
+        <w:rPr>
+          <w:rStyle w:val="NormalTok"/>
+        </w:rPr>
+        <w:t xml:space="preserve">]),</w:t>
+      </w:r>
+      <w:r>
+        <w:br/>
+      </w:r>
+      <w:r>
+        <w:rPr>
+          <w:rStyle w:val="NormalTok"/>
+        </w:rPr>
+        <w:t xml:space="preserve">                   </w:t>
+      </w:r>
+      <w:r>
+        <w:rPr>
+          <w:rStyle w:val="CommentTok"/>
+        </w:rPr>
+        <w:t xml:space="preserve">## 특정 공휴일 제거</w:t>
+      </w:r>
+      <w:r>
+        <w:br/>
+      </w:r>
+      <w:r>
+        <w:rPr>
+          <w:rStyle w:val="NormalTok"/>
+        </w:rPr>
+        <w:t xml:space="preserve">                   </w:t>
+      </w:r>
+      <w:r>
+        <w:rPr>
+          <w:rStyle w:val="BuiltInTok"/>
+        </w:rPr>
+        <w:t xml:space="preserve">dict</w:t>
+      </w:r>
+      <w:r>
+        <w:rPr>
+          <w:rStyle w:val="NormalTok"/>
+        </w:rPr>
+        <w:t xml:space="preserve">(values</w:t>
+      </w:r>
+      <w:r>
+        <w:rPr>
+          <w:rStyle w:val="OperatorTok"/>
+        </w:rPr>
+        <w:t xml:space="preserve">=</w:t>
+      </w:r>
+      <w:r>
+        <w:rPr>
+          <w:rStyle w:val="NormalTok"/>
+        </w:rPr>
+        <w:t xml:space="preserve">[</w:t>
+      </w:r>
+      <w:r>
+        <w:rPr>
+          <w:rStyle w:val="StringTok"/>
+        </w:rPr>
+        <w:t xml:space="preserve">"2020-12-25"</w:t>
+      </w:r>
+      <w:r>
+        <w:rPr>
+          <w:rStyle w:val="NormalTok"/>
+        </w:rPr>
+        <w:t xml:space="preserve">])</w:t>
+      </w:r>
+      <w:r>
+        <w:br/>
+      </w:r>
+      <w:r>
+        <w:rPr>
+          <w:rStyle w:val="NormalTok"/>
+        </w:rPr>
+        <w:t xml:space="preserve">                   ],</w:t>
+      </w:r>
+      <w:r>
+        <w:br/>
+      </w:r>
+      <w:r>
+        <w:rPr>
+          <w:rStyle w:val="NormalTok"/>
+        </w:rPr>
+        <w:t xml:space="preserve">                   row </w:t>
+      </w:r>
+      <w:r>
+        <w:rPr>
+          <w:rStyle w:val="OperatorTok"/>
+        </w:rPr>
+        <w:t xml:space="preserve">=</w:t>
+      </w:r>
+      <w:r>
+        <w:rPr>
+          <w:rStyle w:val="NormalTok"/>
+        </w:rPr>
+        <w:t xml:space="preserve"> </w:t>
+      </w:r>
+      <w:r>
+        <w:rPr>
+          <w:rStyle w:val="DecValTok"/>
+        </w:rPr>
+        <w:t xml:space="preserve">2</w:t>
+      </w:r>
+      <w:r>
+        <w:rPr>
+          <w:rStyle w:val="NormalTok"/>
+        </w:rPr>
+        <w:t xml:space="preserve">, col </w:t>
+      </w:r>
+      <w:r>
+        <w:rPr>
+          <w:rStyle w:val="OperatorTok"/>
+        </w:rPr>
+        <w:t xml:space="preserve">=</w:t>
+      </w:r>
+      <w:r>
+        <w:rPr>
+          <w:rStyle w:val="NormalTok"/>
+        </w:rPr>
+        <w:t xml:space="preserve"> </w:t>
+      </w:r>
+      <w:r>
+        <w:rPr>
+          <w:rStyle w:val="DecValTok"/>
+        </w:rPr>
+        <w:t xml:space="preserve">1</w:t>
+      </w:r>
+      <w:r>
+        <w:rPr>
+          <w:rStyle w:val="NormalTok"/>
+        </w:rPr>
+        <w:t xml:space="preserve">)</w:t>
+      </w:r>
+      <w:r>
+        <w:br/>
+      </w:r>
+      <w:r>
+        <w:br/>
+      </w:r>
+      <w:r>
+        <w:rPr>
+          <w:rStyle w:val="NormalTok"/>
+        </w:rPr>
+        <w:t xml:space="preserve">fig_candlestick.update_yaxes(title_text</w:t>
+      </w:r>
+      <w:r>
+        <w:rPr>
+          <w:rStyle w:val="OperatorTok"/>
+        </w:rPr>
+        <w:t xml:space="preserve">=</w:t>
+      </w:r>
+      <w:r>
+        <w:rPr>
+          <w:rStyle w:val="StringTok"/>
+        </w:rPr>
+        <w:t xml:space="preserve">"거래량"</w:t>
+      </w:r>
+      <w:r>
+        <w:rPr>
+          <w:rStyle w:val="NormalTok"/>
+        </w:rPr>
+        <w:t xml:space="preserve">, row</w:t>
+      </w:r>
+      <w:r>
+        <w:rPr>
+          <w:rStyle w:val="OperatorTok"/>
+        </w:rPr>
+        <w:t xml:space="preserve">=</w:t>
+      </w:r>
+      <w:r>
+        <w:rPr>
+          <w:rStyle w:val="DecValTok"/>
+        </w:rPr>
+        <w:t xml:space="preserve">2</w:t>
+      </w:r>
+      <w:r>
+        <w:rPr>
+          <w:rStyle w:val="NormalTok"/>
+        </w:rPr>
+        <w:t xml:space="preserve">, col</w:t>
+      </w:r>
+      <w:r>
+        <w:rPr>
+          <w:rStyle w:val="OperatorTok"/>
+        </w:rPr>
+        <w:t xml:space="preserve">=</w:t>
+      </w:r>
+      <w:r>
+        <w:rPr>
+          <w:rStyle w:val="DecValTok"/>
+        </w:rPr>
+        <w:t xml:space="preserve">1</w:t>
+      </w:r>
+      <w:r>
+        <w:rPr>
+          <w:rStyle w:val="NormalTok"/>
+        </w:rPr>
+        <w:t xml:space="preserve">)</w:t>
+      </w:r>
+      <w:r>
+        <w:br/>
+      </w:r>
+      <w:r>
+        <w:br/>
+      </w:r>
+      <w:r>
+        <w:rPr>
+          <w:rStyle w:val="NormalTok"/>
+        </w:rPr>
+        <w:t xml:space="preserve">fig_candlestick.update_layout(xaxis </w:t>
+      </w:r>
+      <w:r>
+        <w:rPr>
+          <w:rStyle w:val="OperatorTok"/>
+        </w:rPr>
+        <w:t xml:space="preserve">=</w:t>
+      </w:r>
+      <w:r>
+        <w:rPr>
+          <w:rStyle w:val="NormalTok"/>
+        </w:rPr>
+        <w:t xml:space="preserve"> </w:t>
+      </w:r>
+      <w:r>
+        <w:rPr>
+          <w:rStyle w:val="BuiltInTok"/>
+        </w:rPr>
+        <w:t xml:space="preserve">dict</w:t>
+      </w:r>
+      <w:r>
+        <w:rPr>
+          <w:rStyle w:val="NormalTok"/>
+        </w:rPr>
+        <w:t xml:space="preserve">(rangeslider </w:t>
+      </w:r>
+      <w:r>
+        <w:rPr>
+          <w:rStyle w:val="OperatorTok"/>
+        </w:rPr>
+        <w:t xml:space="preserve">=</w:t>
+      </w:r>
+      <w:r>
+        <w:rPr>
+          <w:rStyle w:val="NormalTok"/>
+        </w:rPr>
+        <w:t xml:space="preserve"> </w:t>
+      </w:r>
+      <w:r>
+        <w:rPr>
+          <w:rStyle w:val="BuiltInTok"/>
+        </w:rPr>
+        <w:t xml:space="preserve">dict</w:t>
+      </w:r>
+      <w:r>
+        <w:rPr>
+          <w:rStyle w:val="NormalTok"/>
+        </w:rPr>
+        <w:t xml:space="preserve">(visible </w:t>
+      </w:r>
+      <w:r>
+        <w:rPr>
+          <w:rStyle w:val="OperatorTok"/>
+        </w:rPr>
+        <w:t xml:space="preserve">=</w:t>
+      </w:r>
+      <w:r>
+        <w:rPr>
+          <w:rStyle w:val="NormalTok"/>
+        </w:rPr>
+        <w:t xml:space="preserve"> </w:t>
+      </w:r>
+      <w:r>
+        <w:rPr>
+          <w:rStyle w:val="VariableTok"/>
+        </w:rPr>
+        <w:t xml:space="preserve">False</w:t>
+      </w:r>
+      <w:r>
+        <w:rPr>
+          <w:rStyle w:val="NormalTok"/>
+        </w:rPr>
+        <w:t xml:space="preserve">), </w:t>
+      </w:r>
+      <w:r>
+        <w:rPr>
+          <w:rStyle w:val="BuiltInTok"/>
+        </w:rPr>
+        <w:t xml:space="preserve">range</w:t>
+      </w:r>
+      <w:r>
+        <w:rPr>
+          <w:rStyle w:val="NormalTok"/>
+        </w:rPr>
+        <w:t xml:space="preserve"> </w:t>
+      </w:r>
+      <w:r>
+        <w:rPr>
+          <w:rStyle w:val="OperatorTok"/>
+        </w:rPr>
+        <w:t xml:space="preserve">=</w:t>
+      </w:r>
+      <w:r>
+        <w:rPr>
+          <w:rStyle w:val="NormalTok"/>
+        </w:rPr>
+        <w:t xml:space="preserve"> [</w:t>
+      </w:r>
+      <w:r>
+        <w:rPr>
+          <w:rStyle w:val="StringTok"/>
+        </w:rPr>
+        <w:t xml:space="preserve">'2020-12-01'</w:t>
+      </w:r>
+      <w:r>
+        <w:rPr>
+          <w:rStyle w:val="NormalTok"/>
+        </w:rPr>
+        <w:t xml:space="preserve">, </w:t>
+      </w:r>
+      <w:r>
+        <w:rPr>
+          <w:rStyle w:val="StringTok"/>
+        </w:rPr>
+        <w:t xml:space="preserve">'2020-12-31'</w:t>
+      </w:r>
+      <w:r>
+        <w:rPr>
+          <w:rStyle w:val="NormalTok"/>
+        </w:rPr>
+        <w:t xml:space="preserve">],</w:t>
+      </w:r>
+      <w:r>
+        <w:br/>
+      </w:r>
+      <w:r>
+        <w:rPr>
+          <w:rStyle w:val="NormalTok"/>
+        </w:rPr>
+        <w:t xml:space="preserve">                               </w:t>
+      </w:r>
+      <w:r>
+        <w:rPr>
+          <w:rStyle w:val="CommentTok"/>
+        </w:rPr>
+        <w:t xml:space="preserve">##  rangebreaks 설정</w:t>
+      </w:r>
+      <w:r>
+        <w:br/>
+      </w:r>
+      <w:r>
+        <w:rPr>
+          <w:rStyle w:val="NormalTok"/>
+        </w:rPr>
+        <w:t xml:space="preserve">                               rangebreaks </w:t>
+      </w:r>
+      <w:r>
+        <w:rPr>
+          <w:rStyle w:val="OperatorTok"/>
+        </w:rPr>
+        <w:t xml:space="preserve">=</w:t>
+      </w:r>
+      <w:r>
+        <w:rPr>
+          <w:rStyle w:val="NormalTok"/>
+        </w:rPr>
+        <w:t xml:space="preserve"> [</w:t>
+      </w:r>
+      <w:r>
+        <w:br/>
+      </w:r>
+      <w:r>
+        <w:rPr>
+          <w:rStyle w:val="NormalTok"/>
+        </w:rPr>
+        <w:t xml:space="preserve">                                   </w:t>
+      </w:r>
+      <w:r>
+        <w:rPr>
+          <w:rStyle w:val="CommentTok"/>
+        </w:rPr>
+        <w:t xml:space="preserve">## 주말 제거</w:t>
+      </w:r>
+      <w:r>
+        <w:br/>
+      </w:r>
+      <w:r>
+        <w:rPr>
+          <w:rStyle w:val="NormalTok"/>
+        </w:rPr>
+        <w:t xml:space="preserve">                                   </w:t>
+      </w:r>
+      <w:r>
+        <w:rPr>
+          <w:rStyle w:val="BuiltInTok"/>
+        </w:rPr>
+        <w:t xml:space="preserve">dict</w:t>
+      </w:r>
+      <w:r>
+        <w:rPr>
+          <w:rStyle w:val="NormalTok"/>
+        </w:rPr>
+        <w:t xml:space="preserve">(bounds</w:t>
+      </w:r>
+      <w:r>
+        <w:rPr>
+          <w:rStyle w:val="OperatorTok"/>
+        </w:rPr>
+        <w:t xml:space="preserve">=</w:t>
+      </w:r>
+      <w:r>
+        <w:rPr>
+          <w:rStyle w:val="NormalTok"/>
+        </w:rPr>
+        <w:t xml:space="preserve">[</w:t>
+      </w:r>
+      <w:r>
+        <w:rPr>
+          <w:rStyle w:val="StringTok"/>
+        </w:rPr>
+        <w:t xml:space="preserve">"sat"</w:t>
+      </w:r>
+      <w:r>
+        <w:rPr>
+          <w:rStyle w:val="NormalTok"/>
+        </w:rPr>
+        <w:t xml:space="preserve">, </w:t>
+      </w:r>
+      <w:r>
+        <w:rPr>
+          <w:rStyle w:val="StringTok"/>
+        </w:rPr>
+        <w:t xml:space="preserve">"mon"</w:t>
+      </w:r>
+      <w:r>
+        <w:rPr>
+          <w:rStyle w:val="NormalTok"/>
+        </w:rPr>
+        <w:t xml:space="preserve">]), </w:t>
+      </w:r>
+      <w:r>
+        <w:br/>
+      </w:r>
+      <w:r>
+        <w:rPr>
+          <w:rStyle w:val="NormalTok"/>
+        </w:rPr>
+        <w:t xml:space="preserve">                                   </w:t>
+      </w:r>
+      <w:r>
+        <w:rPr>
+          <w:rStyle w:val="CommentTok"/>
+        </w:rPr>
+        <w:t xml:space="preserve">## 특정 공휴일 제거</w:t>
+      </w:r>
+      <w:r>
+        <w:br/>
+      </w:r>
+      <w:r>
+        <w:rPr>
+          <w:rStyle w:val="NormalTok"/>
+        </w:rPr>
+        <w:t xml:space="preserve">                                   </w:t>
+      </w:r>
+      <w:r>
+        <w:rPr>
+          <w:rStyle w:val="BuiltInTok"/>
+        </w:rPr>
+        <w:t xml:space="preserve">dict</w:t>
+      </w:r>
+      <w:r>
+        <w:rPr>
+          <w:rStyle w:val="NormalTok"/>
+        </w:rPr>
+        <w:t xml:space="preserve">(values</w:t>
+      </w:r>
+      <w:r>
+        <w:rPr>
+          <w:rStyle w:val="OperatorTok"/>
+        </w:rPr>
+        <w:t xml:space="preserve">=</w:t>
+      </w:r>
+      <w:r>
+        <w:rPr>
+          <w:rStyle w:val="NormalTok"/>
+        </w:rPr>
+        <w:t xml:space="preserve">[</w:t>
+      </w:r>
+      <w:r>
+        <w:rPr>
+          <w:rStyle w:val="StringTok"/>
+        </w:rPr>
+        <w:t xml:space="preserve">"2020-12-25"</w:t>
+      </w:r>
+      <w:r>
+        <w:rPr>
+          <w:rStyle w:val="NormalTok"/>
+        </w:rPr>
+        <w:t xml:space="preserve">])</w:t>
+      </w:r>
+      <w:r>
+        <w:br/>
+      </w:r>
+      <w:r>
+        <w:rPr>
+          <w:rStyle w:val="NormalTok"/>
+        </w:rPr>
+        <w:t xml:space="preserve">                               ]), </w:t>
+      </w:r>
+      <w:r>
+        <w:br/>
+      </w:r>
+      <w:r>
+        <w:rPr>
+          <w:rStyle w:val="NormalTok"/>
+        </w:rPr>
+        <w:t xml:space="preserve">                  yaxis </w:t>
+      </w:r>
+      <w:r>
+        <w:rPr>
+          <w:rStyle w:val="OperatorTok"/>
+        </w:rPr>
+        <w:t xml:space="preserve">=</w:t>
+      </w:r>
+      <w:r>
+        <w:rPr>
+          <w:rStyle w:val="NormalTok"/>
+        </w:rPr>
+        <w:t xml:space="preserve"> </w:t>
+      </w:r>
+      <w:r>
+        <w:rPr>
+          <w:rStyle w:val="BuiltInTok"/>
+        </w:rPr>
+        <w:t xml:space="preserve">dict</w:t>
+      </w:r>
+      <w:r>
+        <w:rPr>
+          <w:rStyle w:val="NormalTok"/>
+        </w:rPr>
+        <w:t xml:space="preserve">(title_text</w:t>
+      </w:r>
+      <w:r>
+        <w:rPr>
+          <w:rStyle w:val="OperatorTok"/>
+        </w:rPr>
+        <w:t xml:space="preserve">=</w:t>
+      </w:r>
+      <w:r>
+        <w:rPr>
+          <w:rStyle w:val="StringTok"/>
+        </w:rPr>
+        <w:t xml:space="preserve">"주가"</w:t>
+      </w:r>
+      <w:r>
+        <w:rPr>
+          <w:rStyle w:val="NormalTok"/>
+        </w:rPr>
+        <w:t xml:space="preserve">),</w:t>
+      </w:r>
+      <w:r>
+        <w:br/>
+      </w:r>
+      <w:r>
+        <w:rPr>
+          <w:rStyle w:val="NormalTok"/>
+        </w:rPr>
+        <w:t xml:space="preserve">                  title </w:t>
+      </w:r>
+      <w:r>
+        <w:rPr>
+          <w:rStyle w:val="OperatorTok"/>
+        </w:rPr>
+        <w:t xml:space="preserve">=</w:t>
+      </w:r>
+      <w:r>
+        <w:rPr>
+          <w:rStyle w:val="NormalTok"/>
+        </w:rPr>
+        <w:t xml:space="preserve"> </w:t>
+      </w:r>
+      <w:r>
+        <w:rPr>
+          <w:rStyle w:val="BuiltInTok"/>
+        </w:rPr>
+        <w:t xml:space="preserve">dict</w:t>
+      </w:r>
+      <w:r>
+        <w:rPr>
+          <w:rStyle w:val="NormalTok"/>
+        </w:rPr>
+        <w:t xml:space="preserve">(text </w:t>
+      </w:r>
+      <w:r>
+        <w:rPr>
+          <w:rStyle w:val="OperatorTok"/>
+        </w:rPr>
+        <w:t xml:space="preserve">=</w:t>
+      </w:r>
+      <w:r>
+        <w:rPr>
+          <w:rStyle w:val="NormalTok"/>
+        </w:rPr>
+        <w:t xml:space="preserve"> </w:t>
+      </w:r>
+      <w:r>
+        <w:rPr>
+          <w:rStyle w:val="StringTok"/>
+        </w:rPr>
+        <w:t xml:space="preserve">"금시세 Candlestick Chart"</w:t>
+      </w:r>
+      <w:r>
+        <w:rPr>
+          <w:rStyle w:val="NormalTok"/>
+        </w:rPr>
+        <w:t xml:space="preserve">, x </w:t>
+      </w:r>
+      <w:r>
+        <w:rPr>
+          <w:rStyle w:val="OperatorTok"/>
+        </w:rPr>
+        <w:t xml:space="preserve">=</w:t>
+      </w:r>
+      <w:r>
+        <w:rPr>
+          <w:rStyle w:val="NormalTok"/>
+        </w:rPr>
+        <w:t xml:space="preserve"> </w:t>
+      </w:r>
+      <w:r>
+        <w:rPr>
+          <w:rStyle w:val="FloatTok"/>
+        </w:rPr>
+        <w:t xml:space="preserve">0.5</w:t>
+      </w:r>
+      <w:r>
+        <w:rPr>
+          <w:rStyle w:val="NormalTok"/>
+        </w:rPr>
+        <w:t xml:space="preserve">),</w:t>
+      </w:r>
+      <w:r>
+        <w:br/>
+      </w:r>
+      <w:r>
+        <w:rPr>
+          <w:rStyle w:val="NormalTok"/>
+        </w:rPr>
+        <w:t xml:space="preserve">                  showlegend </w:t>
+      </w:r>
+      <w:r>
+        <w:rPr>
+          <w:rStyle w:val="OperatorTok"/>
+        </w:rPr>
+        <w:t xml:space="preserve">=</w:t>
+      </w:r>
+      <w:r>
+        <w:rPr>
+          <w:rStyle w:val="NormalTok"/>
+        </w:rPr>
+        <w:t xml:space="preserve"> </w:t>
+      </w:r>
+      <w:r>
+        <w:rPr>
+          <w:rStyle w:val="VariableTok"/>
+        </w:rPr>
+        <w:t xml:space="preserve">False</w:t>
+      </w:r>
+      <w:r>
+        <w:rPr>
+          <w:rStyle w:val="NormalTok"/>
+        </w:rPr>
+        <w:t xml:space="preserve">)</w:t>
+      </w:r>
+    </w:p>
+    <w:p>
+      <w:pPr>
+        <w:pStyle w:val="FirstParagraph"/>
+      </w:pPr>
+      <w:r>
+        <w:drawing>
+          <wp:inline>
+            <wp:extent cx="5334000" cy="2648460"/>
+            <wp:effectExtent b="0" l="0" r="0" t="0"/>
+            <wp:docPr descr="" title="" id="149" name="Picture"/>
+            <a:graphic>
+              <a:graphicData uri="http://schemas.openxmlformats.org/drawingml/2006/picture">
+                <pic:pic>
+                  <pic:nvPicPr>
+                    <pic:cNvPr descr="visualization_files/figure-docx/cell-33-output-1.png" id="150" name="Picture"/>
+                    <pic:cNvPicPr>
+                      <a:picLocks noChangeArrowheads="1" noChangeAspect="1"/>
+                    </pic:cNvPicPr>
+                  </pic:nvPicPr>
+                  <pic:blipFill>
+                    <a:blip r:embed="rId148"/>
+                    <a:stretch>
+                      <a:fillRect/>
+                    </a:stretch>
+                  </pic:blipFill>
+                  <pic:spPr bwMode="auto">
+                    <a:xfrm>
+                      <a:off x="0" y="0"/>
+                      <a:ext cx="5334000" cy="2648460"/>
+                    </a:xfrm>
+                    <a:prstGeom prst="rect">
+                      <a:avLst/>
+                    </a:prstGeom>
+                    <a:noFill/>
+                    <a:ln w="9525">
+                      <a:noFill/>
+                      <a:headEnd/>
+                      <a:tailEnd/>
+                    </a:ln>
+                  </pic:spPr>
+                </pic:pic>
+              </a:graphicData>
+            </a:graphic>
+          </wp:inline>
+        </w:drawing>
+      </w:r>
+    </w:p>
+    <w:bookmarkEnd w:id="151"/>
+    <w:bookmarkStart w:id="155" w:name="이동평균-그리기"/>
+    <w:p>
+      <w:pPr>
+        <w:pStyle w:val="Heading3"/>
+      </w:pPr>
+      <w:r>
+        <w:t xml:space="preserve">이동평균 그리기</w:t>
+      </w:r>
+    </w:p>
+    <w:p>
+      <w:pPr>
+        <w:pStyle w:val="FirstParagraph"/>
+      </w:pPr>
+      <w:r>
+        <w:t xml:space="preserve">주가 정보에서 OHLC 정보와 함께 빠지지 않는 정보는 이동 평균 정보이다. 이동 평균은 시계열 데이터에서 기준일로부터 이동 구간(롤링 윈도우)의 평균을 말한다. 이동 평균은 시계열 데이터의 전반적인 추세를 파악하는데 많이 사용되는 데이터이다. 그렇다 보니 주가 그래프에서 이동 평균을 같이 표시하는게 일반적이다.</w:t>
+      </w:r>
+    </w:p>
+    <w:p>
+      <w:pPr>
+        <w:pStyle w:val="BodyText"/>
+      </w:pPr>
+      <w:r>
+        <w:t xml:space="preserve">plotly에서는 이동 평균을 구하는 기능을 제공하지 않기 때문에 R과 python의 이 동평균을 산출할 수 있는 패키지의 함수를 사용하여 이동 평균을 구하고 이를 각각의 트레이스로 그려야 한다. 다음은 5일, 20일, 40일 이동 평균을 구하고 이를 캔들스틱 그래프에 그리는 코드이다.</w:t>
+      </w:r>
+    </w:p>
+    <w:p>
+      <w:pPr>
+        <w:pStyle w:val="SourceCode"/>
+      </w:pPr>
+      <w:r>
+        <w:rPr>
+          <w:rStyle w:val="CommentTok"/>
+        </w:rPr>
+        <w:t xml:space="preserve">##  5일, 20일, 40일 이동평균 산출</w:t>
+      </w:r>
+      <w:r>
+        <w:br/>
+      </w:r>
+      <w:r>
+        <w:rPr>
+          <w:rStyle w:val="NormalTok"/>
+        </w:rPr>
+        <w:t xml:space="preserve">df_gold[</w:t>
+      </w:r>
+      <w:r>
+        <w:rPr>
+          <w:rStyle w:val="StringTok"/>
+        </w:rPr>
+        <w:t xml:space="preserve">'M5'</w:t>
+      </w:r>
+      <w:r>
+        <w:rPr>
+          <w:rStyle w:val="NormalTok"/>
+        </w:rPr>
+        <w:t xml:space="preserve">] </w:t>
+      </w:r>
+      <w:r>
+        <w:rPr>
+          <w:rStyle w:val="OperatorTok"/>
+        </w:rPr>
+        <w:t xml:space="preserve">=</w:t>
+      </w:r>
+      <w:r>
+        <w:rPr>
+          <w:rStyle w:val="NormalTok"/>
+        </w:rPr>
+        <w:t xml:space="preserve"> df_gold[</w:t>
+      </w:r>
+      <w:r>
+        <w:rPr>
+          <w:rStyle w:val="StringTok"/>
+        </w:rPr>
+        <w:t xml:space="preserve">'Close'</w:t>
+      </w:r>
+      <w:r>
+        <w:rPr>
+          <w:rStyle w:val="NormalTok"/>
+        </w:rPr>
+        <w:t xml:space="preserve">].rolling(</w:t>
+      </w:r>
+      <w:r>
+        <w:rPr>
+          <w:rStyle w:val="DecValTok"/>
+        </w:rPr>
+        <w:t xml:space="preserve">5</w:t>
+      </w:r>
+      <w:r>
+        <w:rPr>
+          <w:rStyle w:val="NormalTok"/>
+        </w:rPr>
+        <w:t xml:space="preserve">).mean()</w:t>
+      </w:r>
+      <w:r>
+        <w:br/>
+      </w:r>
+      <w:r>
+        <w:rPr>
+          <w:rStyle w:val="NormalTok"/>
+        </w:rPr>
+        <w:t xml:space="preserve">df_gold[</w:t>
+      </w:r>
+      <w:r>
+        <w:rPr>
+          <w:rStyle w:val="StringTok"/>
+        </w:rPr>
+        <w:t xml:space="preserve">'M20'</w:t>
+      </w:r>
+      <w:r>
+        <w:rPr>
+          <w:rStyle w:val="NormalTok"/>
+        </w:rPr>
+        <w:t xml:space="preserve">] </w:t>
+      </w:r>
+      <w:r>
+        <w:rPr>
+          <w:rStyle w:val="OperatorTok"/>
+        </w:rPr>
+        <w:t xml:space="preserve">=</w:t>
+      </w:r>
+      <w:r>
+        <w:rPr>
+          <w:rStyle w:val="NormalTok"/>
+        </w:rPr>
+        <w:t xml:space="preserve"> df_gold[</w:t>
+      </w:r>
+      <w:r>
+        <w:rPr>
+          <w:rStyle w:val="StringTok"/>
+        </w:rPr>
+        <w:t xml:space="preserve">'Close'</w:t>
+      </w:r>
+      <w:r>
+        <w:rPr>
+          <w:rStyle w:val="NormalTok"/>
+        </w:rPr>
+        <w:t xml:space="preserve">].rolling(</w:t>
+      </w:r>
+      <w:r>
+        <w:rPr>
+          <w:rStyle w:val="DecValTok"/>
+        </w:rPr>
+        <w:t xml:space="preserve">20</w:t>
+      </w:r>
+      <w:r>
+        <w:rPr>
+          <w:rStyle w:val="NormalTok"/>
+        </w:rPr>
+        <w:t xml:space="preserve">).mean()</w:t>
+      </w:r>
+      <w:r>
+        <w:br/>
+      </w:r>
+      <w:r>
+        <w:rPr>
+          <w:rStyle w:val="NormalTok"/>
+        </w:rPr>
+        <w:t xml:space="preserve">df_gold[</w:t>
+      </w:r>
+      <w:r>
+        <w:rPr>
+          <w:rStyle w:val="StringTok"/>
+        </w:rPr>
+        <w:t xml:space="preserve">'M40'</w:t>
+      </w:r>
+      <w:r>
+        <w:rPr>
+          <w:rStyle w:val="NormalTok"/>
+        </w:rPr>
+        <w:t xml:space="preserve">] </w:t>
+      </w:r>
+      <w:r>
+        <w:rPr>
+          <w:rStyle w:val="OperatorTok"/>
+        </w:rPr>
+        <w:t xml:space="preserve">=</w:t>
+      </w:r>
+      <w:r>
+        <w:rPr>
+          <w:rStyle w:val="NormalTok"/>
+        </w:rPr>
+        <w:t xml:space="preserve"> df_gold[</w:t>
+      </w:r>
+      <w:r>
+        <w:rPr>
+          <w:rStyle w:val="StringTok"/>
+        </w:rPr>
+        <w:t xml:space="preserve">'Close'</w:t>
+      </w:r>
+      <w:r>
+        <w:rPr>
+          <w:rStyle w:val="NormalTok"/>
+        </w:rPr>
+        <w:t xml:space="preserve">].rolling(</w:t>
+      </w:r>
+      <w:r>
+        <w:rPr>
+          <w:rStyle w:val="DecValTok"/>
+        </w:rPr>
+        <w:t xml:space="preserve">40</w:t>
+      </w:r>
+      <w:r>
+        <w:rPr>
+          <w:rStyle w:val="NormalTok"/>
+        </w:rPr>
+        <w:t xml:space="preserve">).mean() </w:t>
+      </w:r>
+      <w:r>
+        <w:br/>
+      </w:r>
+      <w:r>
+        <w:rPr>
+          <w:rStyle w:val="NormalTok"/>
+        </w:rPr>
+        <w:t xml:space="preserve">df_gold</w:t>
+      </w:r>
+      <w:r>
+        <w:br/>
+      </w:r>
+      <w:r>
+        <w:br/>
+      </w:r>
+      <w:r>
+        <w:rPr>
+          <w:rStyle w:val="ImportTok"/>
+        </w:rPr>
+        <w:t xml:space="preserve">from</w:t>
+      </w:r>
+      <w:r>
+        <w:rPr>
+          <w:rStyle w:val="NormalTok"/>
+        </w:rPr>
+        <w:t xml:space="preserve"> plotly.subplots </w:t>
+      </w:r>
+      <w:r>
+        <w:rPr>
+          <w:rStyle w:val="ImportTok"/>
+        </w:rPr>
+        <w:t xml:space="preserve">import</w:t>
+      </w:r>
+      <w:r>
+        <w:rPr>
+          <w:rStyle w:val="NormalTok"/>
+        </w:rPr>
+        <w:t xml:space="preserve"> make_subplots</w:t>
+      </w:r>
+      <w:r>
+        <w:br/>
+      </w:r>
+      <w:r>
+        <w:br/>
+      </w:r>
+      <w:r>
+        <w:rPr>
+          <w:rStyle w:val="CommentTok"/>
+        </w:rPr>
+        <w:t xml:space="preserve">## 서브 플롯 설정</w:t>
+      </w:r>
+      <w:r>
+        <w:br/>
+      </w:r>
+      <w:r>
+        <w:rPr>
+          <w:rStyle w:val="NormalTok"/>
+        </w:rPr>
+        <w:t xml:space="preserve">fig_candlestick </w:t>
+      </w:r>
+      <w:r>
+        <w:rPr>
+          <w:rStyle w:val="OperatorTok"/>
+        </w:rPr>
+        <w:t xml:space="preserve">=</w:t>
+      </w:r>
+      <w:r>
+        <w:rPr>
+          <w:rStyle w:val="NormalTok"/>
+        </w:rPr>
+        <w:t xml:space="preserve"> make_subplots(rows </w:t>
+      </w:r>
+      <w:r>
+        <w:rPr>
+          <w:rStyle w:val="OperatorTok"/>
+        </w:rPr>
+        <w:t xml:space="preserve">=</w:t>
+      </w:r>
+      <w:r>
+        <w:rPr>
+          <w:rStyle w:val="NormalTok"/>
+        </w:rPr>
+        <w:t xml:space="preserve"> </w:t>
+      </w:r>
+      <w:r>
+        <w:rPr>
+          <w:rStyle w:val="DecValTok"/>
+        </w:rPr>
+        <w:t xml:space="preserve">2</w:t>
+      </w:r>
+      <w:r>
+        <w:rPr>
+          <w:rStyle w:val="NormalTok"/>
+        </w:rPr>
+        <w:t xml:space="preserve">, cols </w:t>
+      </w:r>
+      <w:r>
+        <w:rPr>
+          <w:rStyle w:val="OperatorTok"/>
+        </w:rPr>
+        <w:t xml:space="preserve">=</w:t>
+      </w:r>
+      <w:r>
+        <w:rPr>
+          <w:rStyle w:val="NormalTok"/>
+        </w:rPr>
+        <w:t xml:space="preserve"> </w:t>
+      </w:r>
+      <w:r>
+        <w:rPr>
+          <w:rStyle w:val="DecValTok"/>
+        </w:rPr>
+        <w:t xml:space="preserve">1</w:t>
+      </w:r>
+      <w:r>
+        <w:rPr>
+          <w:rStyle w:val="NormalTok"/>
+        </w:rPr>
+        <w:t xml:space="preserve">, row_heights</w:t>
+      </w:r>
+      <w:r>
+        <w:rPr>
+          <w:rStyle w:val="OperatorTok"/>
+        </w:rPr>
+        <w:t xml:space="preserve">=</w:t>
+      </w:r>
+      <w:r>
+        <w:rPr>
+          <w:rStyle w:val="NormalTok"/>
+        </w:rPr>
+        <w:t xml:space="preserve">[</w:t>
+      </w:r>
+      <w:r>
+        <w:rPr>
+          <w:rStyle w:val="FloatTok"/>
+        </w:rPr>
+        <w:t xml:space="preserve">0.7</w:t>
+      </w:r>
+      <w:r>
+        <w:rPr>
+          <w:rStyle w:val="NormalTok"/>
+        </w:rPr>
+        <w:t xml:space="preserve">, </w:t>
+      </w:r>
+      <w:r>
+        <w:rPr>
+          <w:rStyle w:val="FloatTok"/>
+        </w:rPr>
+        <w:t xml:space="preserve">0.3</w:t>
+      </w:r>
+      <w:r>
+        <w:rPr>
+          <w:rStyle w:val="NormalTok"/>
+        </w:rPr>
+        <w:t xml:space="preserve">], shared_xaxes </w:t>
+      </w:r>
+      <w:r>
+        <w:rPr>
+          <w:rStyle w:val="OperatorTok"/>
+        </w:rPr>
+        <w:t xml:space="preserve">=</w:t>
+      </w:r>
+      <w:r>
+        <w:rPr>
+          <w:rStyle w:val="NormalTok"/>
+        </w:rPr>
+        <w:t xml:space="preserve"> </w:t>
+      </w:r>
+      <w:r>
+        <w:rPr>
+          <w:rStyle w:val="VariableTok"/>
+        </w:rPr>
+        <w:t xml:space="preserve">True</w:t>
+      </w:r>
+      <w:r>
+        <w:rPr>
+          <w:rStyle w:val="NormalTok"/>
+        </w:rPr>
+        <w:t xml:space="preserve">)</w:t>
+      </w:r>
+      <w:r>
+        <w:br/>
+      </w:r>
+      <w:r>
+        <w:br/>
+      </w:r>
+      <w:r>
+        <w:rPr>
+          <w:rStyle w:val="CommentTok"/>
+        </w:rPr>
+        <w:t xml:space="preserve">##  candlestick 트레이스 생성</w:t>
+      </w:r>
+      <w:r>
+        <w:br/>
+      </w:r>
+      <w:r>
+        <w:rPr>
+          <w:rStyle w:val="NormalTok"/>
+        </w:rPr>
+        <w:t xml:space="preserve">fig_candlestick.add_trace(go.Candlestick(</w:t>
+      </w:r>
+      <w:r>
+        <w:br/>
+      </w:r>
+      <w:r>
+        <w:rPr>
+          <w:rStyle w:val="NormalTok"/>
+        </w:rPr>
+        <w:t xml:space="preserve">    x </w:t>
+      </w:r>
+      <w:r>
+        <w:rPr>
+          <w:rStyle w:val="OperatorTok"/>
+        </w:rPr>
+        <w:t xml:space="preserve">=</w:t>
+      </w:r>
+      <w:r>
+        <w:rPr>
+          <w:rStyle w:val="NormalTok"/>
+        </w:rPr>
+        <w:t xml:space="preserve"> df_gold.index,</w:t>
+      </w:r>
+      <w:r>
+        <w:br/>
+      </w:r>
+      <w:r>
+        <w:rPr>
+          <w:rStyle w:val="NormalTok"/>
+        </w:rPr>
+        <w:t xml:space="preserve">    </w:t>
+      </w:r>
+      <w:r>
+        <w:rPr>
+          <w:rStyle w:val="BuiltInTok"/>
+        </w:rPr>
+        <w:t xml:space="preserve">open</w:t>
+      </w:r>
+      <w:r>
+        <w:rPr>
+          <w:rStyle w:val="NormalTok"/>
+        </w:rPr>
+        <w:t xml:space="preserve"> </w:t>
+      </w:r>
+      <w:r>
+        <w:rPr>
+          <w:rStyle w:val="OperatorTok"/>
+        </w:rPr>
+        <w:t xml:space="preserve">=</w:t>
+      </w:r>
+      <w:r>
+        <w:rPr>
+          <w:rStyle w:val="NormalTok"/>
+        </w:rPr>
+        <w:t xml:space="preserve"> df_gold[</w:t>
+      </w:r>
+      <w:r>
+        <w:rPr>
+          <w:rStyle w:val="StringTok"/>
+        </w:rPr>
+        <w:t xml:space="preserve">'Open'</w:t>
+      </w:r>
+      <w:r>
+        <w:rPr>
+          <w:rStyle w:val="NormalTok"/>
+        </w:rPr>
+        <w:t xml:space="preserve">], close </w:t>
+      </w:r>
+      <w:r>
+        <w:rPr>
+          <w:rStyle w:val="OperatorTok"/>
+        </w:rPr>
+        <w:t xml:space="preserve">=</w:t>
+      </w:r>
+      <w:r>
+        <w:rPr>
+          <w:rStyle w:val="NormalTok"/>
+        </w:rPr>
+        <w:t xml:space="preserve"> df_gold[</w:t>
+      </w:r>
+      <w:r>
+        <w:rPr>
+          <w:rStyle w:val="StringTok"/>
+        </w:rPr>
+        <w:t xml:space="preserve">'Close'</w:t>
+      </w:r>
+      <w:r>
+        <w:rPr>
+          <w:rStyle w:val="NormalTok"/>
+        </w:rPr>
+        <w:t xml:space="preserve">],</w:t>
+      </w:r>
+      <w:r>
+        <w:br/>
+      </w:r>
+      <w:r>
+        <w:rPr>
+          <w:rStyle w:val="NormalTok"/>
+        </w:rPr>
+        <w:t xml:space="preserve">    high </w:t>
+      </w:r>
+      <w:r>
+        <w:rPr>
+          <w:rStyle w:val="OperatorTok"/>
+        </w:rPr>
+        <w:t xml:space="preserve">=</w:t>
+      </w:r>
+      <w:r>
+        <w:rPr>
+          <w:rStyle w:val="NormalTok"/>
+        </w:rPr>
+        <w:t xml:space="preserve"> df_gold[</w:t>
+      </w:r>
+      <w:r>
+        <w:rPr>
+          <w:rStyle w:val="StringTok"/>
+        </w:rPr>
+        <w:t xml:space="preserve">'High'</w:t>
+      </w:r>
+      <w:r>
+        <w:rPr>
+          <w:rStyle w:val="NormalTok"/>
+        </w:rPr>
+        <w:t xml:space="preserve">], low </w:t>
+      </w:r>
+      <w:r>
+        <w:rPr>
+          <w:rStyle w:val="OperatorTok"/>
+        </w:rPr>
+        <w:t xml:space="preserve">=</w:t>
+      </w:r>
+      <w:r>
+        <w:rPr>
+          <w:rStyle w:val="NormalTok"/>
+        </w:rPr>
+        <w:t xml:space="preserve"> df_gold[</w:t>
+      </w:r>
+      <w:r>
+        <w:rPr>
+          <w:rStyle w:val="StringTok"/>
+        </w:rPr>
+        <w:t xml:space="preserve">'Low'</w:t>
+      </w:r>
+      <w:r>
+        <w:rPr>
+          <w:rStyle w:val="NormalTok"/>
+        </w:rPr>
+        <w:t xml:space="preserve">], </w:t>
+      </w:r>
+      <w:r>
+        <w:br/>
+      </w:r>
+      <w:r>
+        <w:rPr>
+          <w:rStyle w:val="NormalTok"/>
+        </w:rPr>
+        <w:t xml:space="preserve">    increasing </w:t>
+      </w:r>
+      <w:r>
+        <w:rPr>
+          <w:rStyle w:val="OperatorTok"/>
+        </w:rPr>
+        <w:t xml:space="preserve">=</w:t>
+      </w:r>
+      <w:r>
+        <w:rPr>
+          <w:rStyle w:val="NormalTok"/>
+        </w:rPr>
+        <w:t xml:space="preserve"> </w:t>
+      </w:r>
+      <w:r>
+        <w:rPr>
+          <w:rStyle w:val="BuiltInTok"/>
+        </w:rPr>
+        <w:t xml:space="preserve">dict</w:t>
+      </w:r>
+      <w:r>
+        <w:rPr>
+          <w:rStyle w:val="NormalTok"/>
+        </w:rPr>
+        <w:t xml:space="preserve">(line </w:t>
+      </w:r>
+      <w:r>
+        <w:rPr>
+          <w:rStyle w:val="OperatorTok"/>
+        </w:rPr>
+        <w:t xml:space="preserve">=</w:t>
+      </w:r>
+      <w:r>
+        <w:rPr>
+          <w:rStyle w:val="NormalTok"/>
+        </w:rPr>
+        <w:t xml:space="preserve"> </w:t>
+      </w:r>
+      <w:r>
+        <w:rPr>
+          <w:rStyle w:val="BuiltInTok"/>
+        </w:rPr>
+        <w:t xml:space="preserve">dict</w:t>
+      </w:r>
+      <w:r>
+        <w:rPr>
+          <w:rStyle w:val="NormalTok"/>
+        </w:rPr>
+        <w:t xml:space="preserve">(color </w:t>
+      </w:r>
+      <w:r>
+        <w:rPr>
+          <w:rStyle w:val="OperatorTok"/>
+        </w:rPr>
+        <w:t xml:space="preserve">=</w:t>
+      </w:r>
+      <w:r>
+        <w:rPr>
+          <w:rStyle w:val="NormalTok"/>
+        </w:rPr>
+        <w:t xml:space="preserve"> </w:t>
+      </w:r>
+      <w:r>
+        <w:rPr>
+          <w:rStyle w:val="StringTok"/>
+        </w:rPr>
+        <w:t xml:space="preserve">'red'</w:t>
+      </w:r>
+      <w:r>
+        <w:rPr>
+          <w:rStyle w:val="NormalTok"/>
+        </w:rPr>
+        <w:t xml:space="preserve">)), </w:t>
+      </w:r>
+      <w:r>
+        <w:br/>
+      </w:r>
+      <w:r>
+        <w:rPr>
+          <w:rStyle w:val="NormalTok"/>
+        </w:rPr>
+        <w:t xml:space="preserve">    decreasing </w:t>
+      </w:r>
+      <w:r>
+        <w:rPr>
+          <w:rStyle w:val="OperatorTok"/>
+        </w:rPr>
+        <w:t xml:space="preserve">=</w:t>
+      </w:r>
+      <w:r>
+        <w:rPr>
+          <w:rStyle w:val="NormalTok"/>
+        </w:rPr>
+        <w:t xml:space="preserve"> </w:t>
+      </w:r>
+      <w:r>
+        <w:rPr>
+          <w:rStyle w:val="BuiltInTok"/>
+        </w:rPr>
+        <w:t xml:space="preserve">dict</w:t>
+      </w:r>
+      <w:r>
+        <w:rPr>
+          <w:rStyle w:val="NormalTok"/>
+        </w:rPr>
+        <w:t xml:space="preserve">(line </w:t>
+      </w:r>
+      <w:r>
+        <w:rPr>
+          <w:rStyle w:val="OperatorTok"/>
+        </w:rPr>
+        <w:t xml:space="preserve">=</w:t>
+      </w:r>
+      <w:r>
+        <w:rPr>
+          <w:rStyle w:val="NormalTok"/>
+        </w:rPr>
+        <w:t xml:space="preserve"> </w:t>
+      </w:r>
+      <w:r>
+        <w:rPr>
+          <w:rStyle w:val="BuiltInTok"/>
+        </w:rPr>
+        <w:t xml:space="preserve">dict</w:t>
+      </w:r>
+      <w:r>
+        <w:rPr>
+          <w:rStyle w:val="NormalTok"/>
+        </w:rPr>
+        <w:t xml:space="preserve">(color </w:t>
+      </w:r>
+      <w:r>
+        <w:rPr>
+          <w:rStyle w:val="OperatorTok"/>
+        </w:rPr>
+        <w:t xml:space="preserve">=</w:t>
+      </w:r>
+      <w:r>
+        <w:rPr>
+          <w:rStyle w:val="NormalTok"/>
+        </w:rPr>
+        <w:t xml:space="preserve"> </w:t>
+      </w:r>
+      <w:r>
+        <w:rPr>
+          <w:rStyle w:val="StringTok"/>
+        </w:rPr>
+        <w:t xml:space="preserve">'blue'</w:t>
+      </w:r>
+      <w:r>
+        <w:rPr>
+          <w:rStyle w:val="NormalTok"/>
+        </w:rPr>
+        <w:t xml:space="preserve">)), showlegend </w:t>
+      </w:r>
+      <w:r>
+        <w:rPr>
+          <w:rStyle w:val="OperatorTok"/>
+        </w:rPr>
+        <w:t xml:space="preserve">=</w:t>
+      </w:r>
+      <w:r>
+        <w:rPr>
+          <w:rStyle w:val="NormalTok"/>
+        </w:rPr>
+        <w:t xml:space="preserve"> </w:t>
+      </w:r>
+      <w:r>
+        <w:rPr>
+          <w:rStyle w:val="VariableTok"/>
+        </w:rPr>
+        <w:t xml:space="preserve">False</w:t>
+      </w:r>
+      <w:r>
+        <w:br/>
+      </w:r>
+      <w:r>
+        <w:rPr>
+          <w:rStyle w:val="NormalTok"/>
+        </w:rPr>
+        <w:t xml:space="preserve">    ), row </w:t>
+      </w:r>
+      <w:r>
+        <w:rPr>
+          <w:rStyle w:val="OperatorTok"/>
+        </w:rPr>
+        <w:t xml:space="preserve">=</w:t>
+      </w:r>
+      <w:r>
+        <w:rPr>
+          <w:rStyle w:val="NormalTok"/>
+        </w:rPr>
+        <w:t xml:space="preserve"> </w:t>
+      </w:r>
+      <w:r>
+        <w:rPr>
+          <w:rStyle w:val="DecValTok"/>
+        </w:rPr>
+        <w:t xml:space="preserve">1</w:t>
+      </w:r>
+      <w:r>
+        <w:rPr>
+          <w:rStyle w:val="NormalTok"/>
+        </w:rPr>
+        <w:t xml:space="preserve">, col </w:t>
+      </w:r>
+      <w:r>
+        <w:rPr>
+          <w:rStyle w:val="OperatorTok"/>
+        </w:rPr>
+        <w:t xml:space="preserve">=</w:t>
+      </w:r>
+      <w:r>
+        <w:rPr>
+          <w:rStyle w:val="NormalTok"/>
+        </w:rPr>
+        <w:t xml:space="preserve"> </w:t>
+      </w:r>
+      <w:r>
+        <w:rPr>
+          <w:rStyle w:val="DecValTok"/>
+        </w:rPr>
+        <w:t xml:space="preserve">1</w:t>
+      </w:r>
+      <w:r>
+        <w:rPr>
+          <w:rStyle w:val="NormalTok"/>
+        </w:rPr>
+        <w:t xml:space="preserve">)</w:t>
+      </w:r>
+      <w:r>
+        <w:br/>
+      </w:r>
+      <w:r>
+        <w:br/>
+      </w:r>
+      <w:r>
+        <w:rPr>
+          <w:rStyle w:val="CommentTok"/>
+        </w:rPr>
+        <w:t xml:space="preserve">##  5일 이동평균 scatter 트레이스 추가</w:t>
+      </w:r>
+      <w:r>
+        <w:br/>
+      </w:r>
+      <w:r>
+        <w:rPr>
+          <w:rStyle w:val="NormalTok"/>
+        </w:rPr>
+        <w:t xml:space="preserve">fig_candlestick.add_trace(go.Scatter(</w:t>
+      </w:r>
+      <w:r>
+        <w:br/>
+      </w:r>
+      <w:r>
+        <w:rPr>
+          <w:rStyle w:val="NormalTok"/>
+        </w:rPr>
+        <w:t xml:space="preserve">    mode </w:t>
+      </w:r>
+      <w:r>
+        <w:rPr>
+          <w:rStyle w:val="OperatorTok"/>
+        </w:rPr>
+        <w:t xml:space="preserve">=</w:t>
+      </w:r>
+      <w:r>
+        <w:rPr>
+          <w:rStyle w:val="NormalTok"/>
+        </w:rPr>
+        <w:t xml:space="preserve"> </w:t>
+      </w:r>
+      <w:r>
+        <w:rPr>
+          <w:rStyle w:val="StringTok"/>
+        </w:rPr>
+        <w:t xml:space="preserve">'lines'</w:t>
+      </w:r>
+      <w:r>
+        <w:rPr>
+          <w:rStyle w:val="NormalTok"/>
+        </w:rPr>
+        <w:t xml:space="preserve">,</w:t>
+      </w:r>
+      <w:r>
+        <w:br/>
+      </w:r>
+      <w:r>
+        <w:rPr>
+          <w:rStyle w:val="NormalTok"/>
+        </w:rPr>
+        <w:t xml:space="preserve">    x </w:t>
+      </w:r>
+      <w:r>
+        <w:rPr>
+          <w:rStyle w:val="OperatorTok"/>
+        </w:rPr>
+        <w:t xml:space="preserve">=</w:t>
+      </w:r>
+      <w:r>
+        <w:rPr>
+          <w:rStyle w:val="NormalTok"/>
+        </w:rPr>
+        <w:t xml:space="preserve"> df_gold.index, y </w:t>
+      </w:r>
+      <w:r>
+        <w:rPr>
+          <w:rStyle w:val="OperatorTok"/>
+        </w:rPr>
+        <w:t xml:space="preserve">=</w:t>
+      </w:r>
+      <w:r>
+        <w:rPr>
+          <w:rStyle w:val="NormalTok"/>
+        </w:rPr>
+        <w:t xml:space="preserve"> df_gold[</w:t>
+      </w:r>
+      <w:r>
+        <w:rPr>
+          <w:rStyle w:val="StringTok"/>
+        </w:rPr>
+        <w:t xml:space="preserve">'M5'</w:t>
+      </w:r>
+      <w:r>
+        <w:rPr>
+          <w:rStyle w:val="NormalTok"/>
+        </w:rPr>
+        <w:t xml:space="preserve">], </w:t>
+      </w:r>
+      <w:r>
+        <w:br/>
+      </w:r>
+      <w:r>
+        <w:rPr>
+          <w:rStyle w:val="NormalTok"/>
+        </w:rPr>
+        <w:t xml:space="preserve">    name </w:t>
+      </w:r>
+      <w:r>
+        <w:rPr>
+          <w:rStyle w:val="OperatorTok"/>
+        </w:rPr>
+        <w:t xml:space="preserve">=</w:t>
+      </w:r>
+      <w:r>
+        <w:rPr>
+          <w:rStyle w:val="NormalTok"/>
+        </w:rPr>
+        <w:t xml:space="preserve"> </w:t>
+      </w:r>
+      <w:r>
+        <w:rPr>
+          <w:rStyle w:val="StringTok"/>
+        </w:rPr>
+        <w:t xml:space="preserve">'5일 이동평균'</w:t>
+      </w:r>
+      <w:r>
+        <w:rPr>
+          <w:rStyle w:val="NormalTok"/>
+        </w:rPr>
+        <w:t xml:space="preserve">, line </w:t>
+      </w:r>
+      <w:r>
+        <w:rPr>
+          <w:rStyle w:val="OperatorTok"/>
+        </w:rPr>
+        <w:t xml:space="preserve">=</w:t>
+      </w:r>
+      <w:r>
+        <w:rPr>
+          <w:rStyle w:val="NormalTok"/>
+        </w:rPr>
+        <w:t xml:space="preserve"> </w:t>
+      </w:r>
+      <w:r>
+        <w:rPr>
+          <w:rStyle w:val="BuiltInTok"/>
+        </w:rPr>
+        <w:t xml:space="preserve">dict</w:t>
+      </w:r>
+      <w:r>
+        <w:rPr>
+          <w:rStyle w:val="NormalTok"/>
+        </w:rPr>
+        <w:t xml:space="preserve">(dash </w:t>
+      </w:r>
+      <w:r>
+        <w:rPr>
+          <w:rStyle w:val="OperatorTok"/>
+        </w:rPr>
+        <w:t xml:space="preserve">=</w:t>
+      </w:r>
+      <w:r>
+        <w:rPr>
+          <w:rStyle w:val="NormalTok"/>
+        </w:rPr>
+        <w:t xml:space="preserve"> </w:t>
+      </w:r>
+      <w:r>
+        <w:rPr>
+          <w:rStyle w:val="StringTok"/>
+        </w:rPr>
+        <w:t xml:space="preserve">'solid'</w:t>
+      </w:r>
+      <w:r>
+        <w:rPr>
+          <w:rStyle w:val="NormalTok"/>
+        </w:rPr>
+        <w:t xml:space="preserve">)), </w:t>
+      </w:r>
+      <w:r>
+        <w:br/>
+      </w:r>
+      <w:r>
+        <w:rPr>
+          <w:rStyle w:val="NormalTok"/>
+        </w:rPr>
+        <w:t xml:space="preserve">    row </w:t>
+      </w:r>
+      <w:r>
+        <w:rPr>
+          <w:rStyle w:val="OperatorTok"/>
+        </w:rPr>
+        <w:t xml:space="preserve">=</w:t>
+      </w:r>
+      <w:r>
+        <w:rPr>
+          <w:rStyle w:val="NormalTok"/>
+        </w:rPr>
+        <w:t xml:space="preserve"> </w:t>
+      </w:r>
+      <w:r>
+        <w:rPr>
+          <w:rStyle w:val="DecValTok"/>
+        </w:rPr>
+        <w:t xml:space="preserve">1</w:t>
+      </w:r>
+      <w:r>
+        <w:rPr>
+          <w:rStyle w:val="NormalTok"/>
+        </w:rPr>
+        <w:t xml:space="preserve">, col </w:t>
+      </w:r>
+      <w:r>
+        <w:rPr>
+          <w:rStyle w:val="OperatorTok"/>
+        </w:rPr>
+        <w:t xml:space="preserve">=</w:t>
+      </w:r>
+      <w:r>
+        <w:rPr>
+          <w:rStyle w:val="NormalTok"/>
+        </w:rPr>
+        <w:t xml:space="preserve"> </w:t>
+      </w:r>
+      <w:r>
+        <w:rPr>
+          <w:rStyle w:val="DecValTok"/>
+        </w:rPr>
+        <w:t xml:space="preserve">1</w:t>
+      </w:r>
+      <w:r>
+        <w:rPr>
+          <w:rStyle w:val="NormalTok"/>
+        </w:rPr>
+        <w:t xml:space="preserve">)</w:t>
+      </w:r>
+      <w:r>
+        <w:br/>
+      </w:r>
+      <w:r>
+        <w:br/>
+      </w:r>
+      <w:r>
+        <w:rPr>
+          <w:rStyle w:val="CommentTok"/>
+        </w:rPr>
+        <w:t xml:space="preserve">##  20일 이동평균 scatter 트레이스 추가</w:t>
+      </w:r>
+      <w:r>
+        <w:br/>
+      </w:r>
+      <w:r>
+        <w:rPr>
+          <w:rStyle w:val="NormalTok"/>
+        </w:rPr>
+        <w:t xml:space="preserve">fig_candlestick.add_trace(go.Scatter(</w:t>
+      </w:r>
+      <w:r>
+        <w:br/>
+      </w:r>
+      <w:r>
+        <w:rPr>
+          <w:rStyle w:val="NormalTok"/>
+        </w:rPr>
+        <w:t xml:space="preserve">    mode </w:t>
+      </w:r>
+      <w:r>
+        <w:rPr>
+          <w:rStyle w:val="OperatorTok"/>
+        </w:rPr>
+        <w:t xml:space="preserve">=</w:t>
+      </w:r>
+      <w:r>
+        <w:rPr>
+          <w:rStyle w:val="NormalTok"/>
+        </w:rPr>
+        <w:t xml:space="preserve"> </w:t>
+      </w:r>
+      <w:r>
+        <w:rPr>
+          <w:rStyle w:val="StringTok"/>
+        </w:rPr>
+        <w:t xml:space="preserve">'lines'</w:t>
+      </w:r>
+      <w:r>
+        <w:rPr>
+          <w:rStyle w:val="NormalTok"/>
+        </w:rPr>
+        <w:t xml:space="preserve">,</w:t>
+      </w:r>
+      <w:r>
+        <w:br/>
+      </w:r>
+      <w:r>
+        <w:rPr>
+          <w:rStyle w:val="NormalTok"/>
+        </w:rPr>
+        <w:t xml:space="preserve">    x </w:t>
+      </w:r>
+      <w:r>
+        <w:rPr>
+          <w:rStyle w:val="OperatorTok"/>
+        </w:rPr>
+        <w:t xml:space="preserve">=</w:t>
+      </w:r>
+      <w:r>
+        <w:rPr>
+          <w:rStyle w:val="NormalTok"/>
+        </w:rPr>
+        <w:t xml:space="preserve"> df_gold.index, y </w:t>
+      </w:r>
+      <w:r>
+        <w:rPr>
+          <w:rStyle w:val="OperatorTok"/>
+        </w:rPr>
+        <w:t xml:space="preserve">=</w:t>
+      </w:r>
+      <w:r>
+        <w:rPr>
+          <w:rStyle w:val="NormalTok"/>
+        </w:rPr>
+        <w:t xml:space="preserve"> df_gold[</w:t>
+      </w:r>
+      <w:r>
+        <w:rPr>
+          <w:rStyle w:val="StringTok"/>
+        </w:rPr>
+        <w:t xml:space="preserve">'M20'</w:t>
+      </w:r>
+      <w:r>
+        <w:rPr>
+          <w:rStyle w:val="NormalTok"/>
+        </w:rPr>
+        <w:t xml:space="preserve">], </w:t>
+      </w:r>
+      <w:r>
+        <w:br/>
+      </w:r>
+      <w:r>
+        <w:rPr>
+          <w:rStyle w:val="NormalTok"/>
+        </w:rPr>
+        <w:t xml:space="preserve">    name </w:t>
+      </w:r>
+      <w:r>
+        <w:rPr>
+          <w:rStyle w:val="OperatorTok"/>
+        </w:rPr>
+        <w:t xml:space="preserve">=</w:t>
+      </w:r>
+      <w:r>
+        <w:rPr>
+          <w:rStyle w:val="NormalTok"/>
+        </w:rPr>
+        <w:t xml:space="preserve"> </w:t>
+      </w:r>
+      <w:r>
+        <w:rPr>
+          <w:rStyle w:val="StringTok"/>
+        </w:rPr>
+        <w:t xml:space="preserve">'20일 이동평균'</w:t>
+      </w:r>
+      <w:r>
+        <w:rPr>
+          <w:rStyle w:val="NormalTok"/>
+        </w:rPr>
+        <w:t xml:space="preserve">, line </w:t>
+      </w:r>
+      <w:r>
+        <w:rPr>
+          <w:rStyle w:val="OperatorTok"/>
+        </w:rPr>
+        <w:t xml:space="preserve">=</w:t>
+      </w:r>
+      <w:r>
+        <w:rPr>
+          <w:rStyle w:val="NormalTok"/>
+        </w:rPr>
+        <w:t xml:space="preserve"> </w:t>
+      </w:r>
+      <w:r>
+        <w:rPr>
+          <w:rStyle w:val="BuiltInTok"/>
+        </w:rPr>
+        <w:t xml:space="preserve">dict</w:t>
+      </w:r>
+      <w:r>
+        <w:rPr>
+          <w:rStyle w:val="NormalTok"/>
+        </w:rPr>
+        <w:t xml:space="preserve">(dash </w:t>
+      </w:r>
+      <w:r>
+        <w:rPr>
+          <w:rStyle w:val="OperatorTok"/>
+        </w:rPr>
+        <w:t xml:space="preserve">=</w:t>
+      </w:r>
+      <w:r>
+        <w:rPr>
+          <w:rStyle w:val="NormalTok"/>
+        </w:rPr>
+        <w:t xml:space="preserve"> </w:t>
+      </w:r>
+      <w:r>
+        <w:rPr>
+          <w:rStyle w:val="StringTok"/>
+        </w:rPr>
+        <w:t xml:space="preserve">'dash'</w:t>
+      </w:r>
+      <w:r>
+        <w:rPr>
+          <w:rStyle w:val="NormalTok"/>
+        </w:rPr>
+        <w:t xml:space="preserve">)), </w:t>
+      </w:r>
+      <w:r>
+        <w:br/>
+      </w:r>
+      <w:r>
+        <w:rPr>
+          <w:rStyle w:val="NormalTok"/>
+        </w:rPr>
+        <w:t xml:space="preserve">    row </w:t>
+      </w:r>
+      <w:r>
+        <w:rPr>
+          <w:rStyle w:val="OperatorTok"/>
+        </w:rPr>
+        <w:t xml:space="preserve">=</w:t>
+      </w:r>
+      <w:r>
+        <w:rPr>
+          <w:rStyle w:val="NormalTok"/>
+        </w:rPr>
+        <w:t xml:space="preserve"> </w:t>
+      </w:r>
+      <w:r>
+        <w:rPr>
+          <w:rStyle w:val="DecValTok"/>
+        </w:rPr>
+        <w:t xml:space="preserve">1</w:t>
+      </w:r>
+      <w:r>
+        <w:rPr>
+          <w:rStyle w:val="NormalTok"/>
+        </w:rPr>
+        <w:t xml:space="preserve">, col </w:t>
+      </w:r>
+      <w:r>
+        <w:rPr>
+          <w:rStyle w:val="OperatorTok"/>
+        </w:rPr>
+        <w:t xml:space="preserve">=</w:t>
+      </w:r>
+      <w:r>
+        <w:rPr>
+          <w:rStyle w:val="NormalTok"/>
+        </w:rPr>
+        <w:t xml:space="preserve"> </w:t>
+      </w:r>
+      <w:r>
+        <w:rPr>
+          <w:rStyle w:val="DecValTok"/>
+        </w:rPr>
+        <w:t xml:space="preserve">1</w:t>
+      </w:r>
+      <w:r>
+        <w:rPr>
+          <w:rStyle w:val="NormalTok"/>
+        </w:rPr>
+        <w:t xml:space="preserve">)</w:t>
+      </w:r>
+      <w:r>
+        <w:br/>
+      </w:r>
+      <w:r>
+        <w:br/>
+      </w:r>
+      <w:r>
+        <w:rPr>
+          <w:rStyle w:val="CommentTok"/>
+        </w:rPr>
+        <w:t xml:space="preserve">##  40일 이동평균 scatter 트레이스 추가</w:t>
+      </w:r>
+      <w:r>
+        <w:br/>
+      </w:r>
+      <w:r>
+        <w:rPr>
+          <w:rStyle w:val="NormalTok"/>
+        </w:rPr>
+        <w:t xml:space="preserve">fig_candlestick.add_trace(go.Scatter(</w:t>
+      </w:r>
+      <w:r>
+        <w:br/>
+      </w:r>
+      <w:r>
+        <w:rPr>
+          <w:rStyle w:val="NormalTok"/>
+        </w:rPr>
+        <w:t xml:space="preserve">    mode </w:t>
+      </w:r>
+      <w:r>
+        <w:rPr>
+          <w:rStyle w:val="OperatorTok"/>
+        </w:rPr>
+        <w:t xml:space="preserve">=</w:t>
+      </w:r>
+      <w:r>
+        <w:rPr>
+          <w:rStyle w:val="NormalTok"/>
+        </w:rPr>
+        <w:t xml:space="preserve"> </w:t>
+      </w:r>
+      <w:r>
+        <w:rPr>
+          <w:rStyle w:val="StringTok"/>
+        </w:rPr>
+        <w:t xml:space="preserve">'lines'</w:t>
+      </w:r>
+      <w:r>
+        <w:rPr>
+          <w:rStyle w:val="NormalTok"/>
+        </w:rPr>
+        <w:t xml:space="preserve">,</w:t>
+      </w:r>
+      <w:r>
+        <w:br/>
+      </w:r>
+      <w:r>
+        <w:rPr>
+          <w:rStyle w:val="NormalTok"/>
+        </w:rPr>
+        <w:t xml:space="preserve">    x </w:t>
+      </w:r>
+      <w:r>
+        <w:rPr>
+          <w:rStyle w:val="OperatorTok"/>
+        </w:rPr>
+        <w:t xml:space="preserve">=</w:t>
+      </w:r>
+      <w:r>
+        <w:rPr>
+          <w:rStyle w:val="NormalTok"/>
+        </w:rPr>
+        <w:t xml:space="preserve"> df_gold.index,  y </w:t>
+      </w:r>
+      <w:r>
+        <w:rPr>
+          <w:rStyle w:val="OperatorTok"/>
+        </w:rPr>
+        <w:t xml:space="preserve">=</w:t>
+      </w:r>
+      <w:r>
+        <w:rPr>
+          <w:rStyle w:val="NormalTok"/>
+        </w:rPr>
+        <w:t xml:space="preserve"> df_gold[</w:t>
+      </w:r>
+      <w:r>
+        <w:rPr>
+          <w:rStyle w:val="StringTok"/>
+        </w:rPr>
+        <w:t xml:space="preserve">'M40'</w:t>
+      </w:r>
+      <w:r>
+        <w:rPr>
+          <w:rStyle w:val="NormalTok"/>
+        </w:rPr>
+        <w:t xml:space="preserve">], </w:t>
+      </w:r>
+      <w:r>
+        <w:br/>
+      </w:r>
+      <w:r>
+        <w:rPr>
+          <w:rStyle w:val="NormalTok"/>
+        </w:rPr>
+        <w:t xml:space="preserve">    name </w:t>
+      </w:r>
+      <w:r>
+        <w:rPr>
+          <w:rStyle w:val="OperatorTok"/>
+        </w:rPr>
+        <w:t xml:space="preserve">=</w:t>
+      </w:r>
+      <w:r>
+        <w:rPr>
+          <w:rStyle w:val="NormalTok"/>
+        </w:rPr>
+        <w:t xml:space="preserve"> </w:t>
+      </w:r>
+      <w:r>
+        <w:rPr>
+          <w:rStyle w:val="StringTok"/>
+        </w:rPr>
+        <w:t xml:space="preserve">'40일 이동평균'</w:t>
+      </w:r>
+      <w:r>
+        <w:rPr>
+          <w:rStyle w:val="NormalTok"/>
+        </w:rPr>
+        <w:t xml:space="preserve">, line </w:t>
+      </w:r>
+      <w:r>
+        <w:rPr>
+          <w:rStyle w:val="OperatorTok"/>
+        </w:rPr>
+        <w:t xml:space="preserve">=</w:t>
+      </w:r>
+      <w:r>
+        <w:rPr>
+          <w:rStyle w:val="NormalTok"/>
+        </w:rPr>
+        <w:t xml:space="preserve"> </w:t>
+      </w:r>
+      <w:r>
+        <w:rPr>
+          <w:rStyle w:val="BuiltInTok"/>
+        </w:rPr>
+        <w:t xml:space="preserve">dict</w:t>
+      </w:r>
+      <w:r>
+        <w:rPr>
+          <w:rStyle w:val="NormalTok"/>
+        </w:rPr>
+        <w:t xml:space="preserve">(dash </w:t>
+      </w:r>
+      <w:r>
+        <w:rPr>
+          <w:rStyle w:val="OperatorTok"/>
+        </w:rPr>
+        <w:t xml:space="preserve">=</w:t>
+      </w:r>
+      <w:r>
+        <w:rPr>
+          <w:rStyle w:val="NormalTok"/>
+        </w:rPr>
+        <w:t xml:space="preserve"> </w:t>
+      </w:r>
+      <w:r>
+        <w:rPr>
+          <w:rStyle w:val="StringTok"/>
+        </w:rPr>
+        <w:t xml:space="preserve">'dot'</w:t>
+      </w:r>
+      <w:r>
+        <w:rPr>
+          <w:rStyle w:val="NormalTok"/>
+        </w:rPr>
+        <w:t xml:space="preserve">)), </w:t>
+      </w:r>
+      <w:r>
+        <w:br/>
+      </w:r>
+      <w:r>
+        <w:rPr>
+          <w:rStyle w:val="NormalTok"/>
+        </w:rPr>
+        <w:t xml:space="preserve">    row </w:t>
+      </w:r>
+      <w:r>
+        <w:rPr>
+          <w:rStyle w:val="OperatorTok"/>
+        </w:rPr>
+        <w:t xml:space="preserve">=</w:t>
+      </w:r>
+      <w:r>
+        <w:rPr>
+          <w:rStyle w:val="NormalTok"/>
+        </w:rPr>
+        <w:t xml:space="preserve"> </w:t>
+      </w:r>
+      <w:r>
+        <w:rPr>
+          <w:rStyle w:val="DecValTok"/>
+        </w:rPr>
+        <w:t xml:space="preserve">1</w:t>
+      </w:r>
+      <w:r>
+        <w:rPr>
+          <w:rStyle w:val="NormalTok"/>
+        </w:rPr>
+        <w:t xml:space="preserve">, col </w:t>
+      </w:r>
+      <w:r>
+        <w:rPr>
+          <w:rStyle w:val="OperatorTok"/>
+        </w:rPr>
+        <w:t xml:space="preserve">=</w:t>
+      </w:r>
+      <w:r>
+        <w:rPr>
+          <w:rStyle w:val="NormalTok"/>
+        </w:rPr>
+        <w:t xml:space="preserve"> </w:t>
+      </w:r>
+      <w:r>
+        <w:rPr>
+          <w:rStyle w:val="DecValTok"/>
+        </w:rPr>
+        <w:t xml:space="preserve">1</w:t>
+      </w:r>
+      <w:r>
+        <w:rPr>
+          <w:rStyle w:val="NormalTok"/>
+        </w:rPr>
+        <w:t xml:space="preserve">)</w:t>
+      </w:r>
+      <w:r>
+        <w:br/>
+      </w:r>
+      <w:r>
+        <w:br/>
+      </w:r>
+      <w:r>
+        <w:rPr>
+          <w:rStyle w:val="CommentTok"/>
+        </w:rPr>
+        <w:t xml:space="preserve">##  거래량 bar 트레이스 추가</w:t>
+      </w:r>
+      <w:r>
+        <w:br/>
+      </w:r>
+      <w:r>
+        <w:rPr>
+          <w:rStyle w:val="NormalTok"/>
+        </w:rPr>
+        <w:t xml:space="preserve">fig_candlestick.add_trace(go.Bar(</w:t>
+      </w:r>
+      <w:r>
+        <w:br/>
+      </w:r>
+      <w:r>
+        <w:rPr>
+          <w:rStyle w:val="NormalTok"/>
+        </w:rPr>
+        <w:t xml:space="preserve">    x </w:t>
+      </w:r>
+      <w:r>
+        <w:rPr>
+          <w:rStyle w:val="OperatorTok"/>
+        </w:rPr>
+        <w:t xml:space="preserve">=</w:t>
+      </w:r>
+      <w:r>
+        <w:rPr>
+          <w:rStyle w:val="NormalTok"/>
+        </w:rPr>
+        <w:t xml:space="preserve"> df_gold.index, y </w:t>
+      </w:r>
+      <w:r>
+        <w:rPr>
+          <w:rStyle w:val="OperatorTok"/>
+        </w:rPr>
+        <w:t xml:space="preserve">=</w:t>
+      </w:r>
+      <w:r>
+        <w:rPr>
+          <w:rStyle w:val="NormalTok"/>
+        </w:rPr>
+        <w:t xml:space="preserve"> df_gold[</w:t>
+      </w:r>
+      <w:r>
+        <w:rPr>
+          <w:rStyle w:val="StringTok"/>
+        </w:rPr>
+        <w:t xml:space="preserve">'Volume'</w:t>
+      </w:r>
+      <w:r>
+        <w:rPr>
+          <w:rStyle w:val="NormalTok"/>
+        </w:rPr>
+        <w:t xml:space="preserve">], </w:t>
+      </w:r>
+      <w:r>
+        <w:br/>
+      </w:r>
+      <w:r>
+        <w:rPr>
+          <w:rStyle w:val="NormalTok"/>
+        </w:rPr>
+        <w:t xml:space="preserve">    marker </w:t>
+      </w:r>
+      <w:r>
+        <w:rPr>
+          <w:rStyle w:val="OperatorTok"/>
+        </w:rPr>
+        <w:t xml:space="preserve">=</w:t>
+      </w:r>
+      <w:r>
+        <w:rPr>
+          <w:rStyle w:val="NormalTok"/>
+        </w:rPr>
+        <w:t xml:space="preserve"> </w:t>
+      </w:r>
+      <w:r>
+        <w:rPr>
+          <w:rStyle w:val="BuiltInTok"/>
+        </w:rPr>
+        <w:t xml:space="preserve">dict</w:t>
+      </w:r>
+      <w:r>
+        <w:rPr>
+          <w:rStyle w:val="NormalTok"/>
+        </w:rPr>
+        <w:t xml:space="preserve">(color </w:t>
+      </w:r>
+      <w:r>
+        <w:rPr>
+          <w:rStyle w:val="OperatorTok"/>
+        </w:rPr>
+        <w:t xml:space="preserve">=</w:t>
+      </w:r>
+      <w:r>
+        <w:rPr>
+          <w:rStyle w:val="NormalTok"/>
+        </w:rPr>
+        <w:t xml:space="preserve"> </w:t>
+      </w:r>
+      <w:r>
+        <w:rPr>
+          <w:rStyle w:val="StringTok"/>
+        </w:rPr>
+        <w:t xml:space="preserve">'gray'</w:t>
+      </w:r>
+      <w:r>
+        <w:rPr>
+          <w:rStyle w:val="NormalTok"/>
+        </w:rPr>
+        <w:t xml:space="preserve">), xaxis </w:t>
+      </w:r>
+      <w:r>
+        <w:rPr>
+          <w:rStyle w:val="OperatorTok"/>
+        </w:rPr>
+        <w:t xml:space="preserve">=</w:t>
+      </w:r>
+      <w:r>
+        <w:rPr>
+          <w:rStyle w:val="NormalTok"/>
+        </w:rPr>
+        <w:t xml:space="preserve"> </w:t>
+      </w:r>
+      <w:r>
+        <w:rPr>
+          <w:rStyle w:val="StringTok"/>
+        </w:rPr>
+        <w:t xml:space="preserve">'x2'</w:t>
+      </w:r>
+      <w:r>
+        <w:rPr>
+          <w:rStyle w:val="NormalTok"/>
+        </w:rPr>
+        <w:t xml:space="preserve">, showlegend </w:t>
+      </w:r>
+      <w:r>
+        <w:rPr>
+          <w:rStyle w:val="OperatorTok"/>
+        </w:rPr>
+        <w:t xml:space="preserve">=</w:t>
+      </w:r>
+      <w:r>
+        <w:rPr>
+          <w:rStyle w:val="NormalTok"/>
+        </w:rPr>
+        <w:t xml:space="preserve"> </w:t>
+      </w:r>
+      <w:r>
+        <w:rPr>
+          <w:rStyle w:val="VariableTok"/>
+        </w:rPr>
+        <w:t xml:space="preserve">False</w:t>
+      </w:r>
+      <w:r>
+        <w:rPr>
+          <w:rStyle w:val="NormalTok"/>
+        </w:rPr>
+        <w:t xml:space="preserve">), </w:t>
+      </w:r>
+      <w:r>
+        <w:br/>
+      </w:r>
+      <w:r>
+        <w:rPr>
+          <w:rStyle w:val="NormalTok"/>
+        </w:rPr>
+        <w:t xml:space="preserve">    row </w:t>
+      </w:r>
+      <w:r>
+        <w:rPr>
+          <w:rStyle w:val="OperatorTok"/>
+        </w:rPr>
+        <w:t xml:space="preserve">=</w:t>
+      </w:r>
+      <w:r>
+        <w:rPr>
+          <w:rStyle w:val="NormalTok"/>
+        </w:rPr>
+        <w:t xml:space="preserve"> </w:t>
+      </w:r>
+      <w:r>
+        <w:rPr>
+          <w:rStyle w:val="DecValTok"/>
+        </w:rPr>
+        <w:t xml:space="preserve">2</w:t>
+      </w:r>
+      <w:r>
+        <w:rPr>
+          <w:rStyle w:val="NormalTok"/>
+        </w:rPr>
+        <w:t xml:space="preserve">, col </w:t>
+      </w:r>
+      <w:r>
+        <w:rPr>
+          <w:rStyle w:val="OperatorTok"/>
+        </w:rPr>
+        <w:t xml:space="preserve">=</w:t>
+      </w:r>
+      <w:r>
+        <w:rPr>
+          <w:rStyle w:val="DecValTok"/>
+        </w:rPr>
+        <w:t xml:space="preserve">1</w:t>
+      </w:r>
+      <w:r>
+        <w:rPr>
+          <w:rStyle w:val="NormalTok"/>
+        </w:rPr>
+        <w:t xml:space="preserve">)</w:t>
+      </w:r>
+      <w:r>
+        <w:br/>
+      </w:r>
+      <w:r>
+        <w:br/>
+      </w:r>
+      <w:r>
+        <w:rPr>
+          <w:rStyle w:val="NormalTok"/>
+        </w:rPr>
+        <w:t xml:space="preserve">fig_candlestick.update_xaxes(rangeslider </w:t>
+      </w:r>
+      <w:r>
+        <w:rPr>
+          <w:rStyle w:val="OperatorTok"/>
+        </w:rPr>
+        <w:t xml:space="preserve">=</w:t>
+      </w:r>
+      <w:r>
+        <w:rPr>
+          <w:rStyle w:val="NormalTok"/>
+        </w:rPr>
+        <w:t xml:space="preserve"> </w:t>
+      </w:r>
+      <w:r>
+        <w:rPr>
+          <w:rStyle w:val="BuiltInTok"/>
+        </w:rPr>
+        <w:t xml:space="preserve">dict</w:t>
+      </w:r>
+      <w:r>
+        <w:rPr>
+          <w:rStyle w:val="NormalTok"/>
+        </w:rPr>
+        <w:t xml:space="preserve">(visible </w:t>
+      </w:r>
+      <w:r>
+        <w:rPr>
+          <w:rStyle w:val="OperatorTok"/>
+        </w:rPr>
+        <w:t xml:space="preserve">=</w:t>
+      </w:r>
+      <w:r>
+        <w:rPr>
+          <w:rStyle w:val="NormalTok"/>
+        </w:rPr>
+        <w:t xml:space="preserve"> </w:t>
+      </w:r>
+      <w:r>
+        <w:rPr>
+          <w:rStyle w:val="VariableTok"/>
+        </w:rPr>
+        <w:t xml:space="preserve">False</w:t>
+      </w:r>
+      <w:r>
+        <w:rPr>
+          <w:rStyle w:val="NormalTok"/>
+        </w:rPr>
+        <w:t xml:space="preserve">), </w:t>
+      </w:r>
+      <w:r>
+        <w:br/>
+      </w:r>
+      <w:r>
+        <w:rPr>
+          <w:rStyle w:val="NormalTok"/>
+        </w:rPr>
+        <w:t xml:space="preserve">                 rangebreaks </w:t>
+      </w:r>
+      <w:r>
+        <w:rPr>
+          <w:rStyle w:val="OperatorTok"/>
+        </w:rPr>
+        <w:t xml:space="preserve">=</w:t>
+      </w:r>
+      <w:r>
+        <w:rPr>
+          <w:rStyle w:val="NormalTok"/>
+        </w:rPr>
+        <w:t xml:space="preserve"> [</w:t>
+      </w:r>
+      <w:r>
+        <w:br/>
+      </w:r>
+      <w:r>
+        <w:rPr>
+          <w:rStyle w:val="NormalTok"/>
+        </w:rPr>
+        <w:t xml:space="preserve">                   </w:t>
+      </w:r>
+      <w:r>
+        <w:rPr>
+          <w:rStyle w:val="BuiltInTok"/>
+        </w:rPr>
+        <w:t xml:space="preserve">dict</w:t>
+      </w:r>
+      <w:r>
+        <w:rPr>
+          <w:rStyle w:val="NormalTok"/>
+        </w:rPr>
+        <w:t xml:space="preserve">(bounds</w:t>
+      </w:r>
+      <w:r>
+        <w:rPr>
+          <w:rStyle w:val="OperatorTok"/>
+        </w:rPr>
+        <w:t xml:space="preserve">=</w:t>
+      </w:r>
+      <w:r>
+        <w:rPr>
+          <w:rStyle w:val="NormalTok"/>
+        </w:rPr>
+        <w:t xml:space="preserve">[</w:t>
+      </w:r>
+      <w:r>
+        <w:rPr>
+          <w:rStyle w:val="StringTok"/>
+        </w:rPr>
+        <w:t xml:space="preserve">"sat"</w:t>
+      </w:r>
+      <w:r>
+        <w:rPr>
+          <w:rStyle w:val="NormalTok"/>
+        </w:rPr>
+        <w:t xml:space="preserve">, </w:t>
+      </w:r>
+      <w:r>
+        <w:rPr>
+          <w:rStyle w:val="StringTok"/>
+        </w:rPr>
+        <w:t xml:space="preserve">"mon"</w:t>
+      </w:r>
+      <w:r>
+        <w:rPr>
+          <w:rStyle w:val="NormalTok"/>
+        </w:rPr>
+        <w:t xml:space="preserve">]), </w:t>
+      </w:r>
+      <w:r>
+        <w:br/>
+      </w:r>
+      <w:r>
+        <w:rPr>
+          <w:rStyle w:val="NormalTok"/>
+        </w:rPr>
+        <w:t xml:space="preserve">                   </w:t>
+      </w:r>
+      <w:r>
+        <w:rPr>
+          <w:rStyle w:val="BuiltInTok"/>
+        </w:rPr>
+        <w:t xml:space="preserve">dict</w:t>
+      </w:r>
+      <w:r>
+        <w:rPr>
+          <w:rStyle w:val="NormalTok"/>
+        </w:rPr>
+        <w:t xml:space="preserve">(values</w:t>
+      </w:r>
+      <w:r>
+        <w:rPr>
+          <w:rStyle w:val="OperatorTok"/>
+        </w:rPr>
+        <w:t xml:space="preserve">=</w:t>
+      </w:r>
+      <w:r>
+        <w:rPr>
+          <w:rStyle w:val="NormalTok"/>
+        </w:rPr>
+        <w:t xml:space="preserve">[</w:t>
+      </w:r>
+      <w:r>
+        <w:rPr>
+          <w:rStyle w:val="StringTok"/>
+        </w:rPr>
+        <w:t xml:space="preserve">"2020-12-25"</w:t>
+      </w:r>
+      <w:r>
+        <w:rPr>
+          <w:rStyle w:val="NormalTok"/>
+        </w:rPr>
+        <w:t xml:space="preserve">])</w:t>
+      </w:r>
+      <w:r>
+        <w:br/>
+      </w:r>
+      <w:r>
+        <w:rPr>
+          <w:rStyle w:val="NormalTok"/>
+        </w:rPr>
+        <w:t xml:space="preserve">                   ],</w:t>
+      </w:r>
+      <w:r>
+        <w:br/>
+      </w:r>
+      <w:r>
+        <w:rPr>
+          <w:rStyle w:val="NormalTok"/>
+        </w:rPr>
+        <w:t xml:space="preserve">                 row </w:t>
+      </w:r>
+      <w:r>
+        <w:rPr>
+          <w:rStyle w:val="OperatorTok"/>
+        </w:rPr>
+        <w:t xml:space="preserve">=</w:t>
+      </w:r>
+      <w:r>
+        <w:rPr>
+          <w:rStyle w:val="NormalTok"/>
+        </w:rPr>
+        <w:t xml:space="preserve"> </w:t>
+      </w:r>
+      <w:r>
+        <w:rPr>
+          <w:rStyle w:val="DecValTok"/>
+        </w:rPr>
+        <w:t xml:space="preserve">2</w:t>
+      </w:r>
+      <w:r>
+        <w:rPr>
+          <w:rStyle w:val="NormalTok"/>
+        </w:rPr>
+        <w:t xml:space="preserve">, col </w:t>
+      </w:r>
+      <w:r>
+        <w:rPr>
+          <w:rStyle w:val="OperatorTok"/>
+        </w:rPr>
+        <w:t xml:space="preserve">=</w:t>
+      </w:r>
+      <w:r>
+        <w:rPr>
+          <w:rStyle w:val="NormalTok"/>
+        </w:rPr>
+        <w:t xml:space="preserve"> </w:t>
+      </w:r>
+      <w:r>
+        <w:rPr>
+          <w:rStyle w:val="DecValTok"/>
+        </w:rPr>
+        <w:t xml:space="preserve">1</w:t>
+      </w:r>
+      <w:r>
+        <w:rPr>
+          <w:rStyle w:val="NormalTok"/>
+        </w:rPr>
+        <w:t xml:space="preserve">)</w:t>
+      </w:r>
+      <w:r>
+        <w:br/>
+      </w:r>
+      <w:r>
+        <w:br/>
+      </w:r>
+      <w:r>
+        <w:rPr>
+          <w:rStyle w:val="NormalTok"/>
+        </w:rPr>
+        <w:t xml:space="preserve">fig_candlestick.update_yaxes(title_text</w:t>
+      </w:r>
+      <w:r>
+        <w:rPr>
+          <w:rStyle w:val="OperatorTok"/>
+        </w:rPr>
+        <w:t xml:space="preserve">=</w:t>
+      </w:r>
+      <w:r>
+        <w:rPr>
+          <w:rStyle w:val="StringTok"/>
+        </w:rPr>
+        <w:t xml:space="preserve">"금 시세"</w:t>
+      </w:r>
+      <w:r>
+        <w:rPr>
+          <w:rStyle w:val="NormalTok"/>
+        </w:rPr>
+        <w:t xml:space="preserve">, row</w:t>
+      </w:r>
+      <w:r>
+        <w:rPr>
+          <w:rStyle w:val="OperatorTok"/>
+        </w:rPr>
+        <w:t xml:space="preserve">=</w:t>
+      </w:r>
+      <w:r>
+        <w:rPr>
+          <w:rStyle w:val="DecValTok"/>
+        </w:rPr>
+        <w:t xml:space="preserve">1</w:t>
+      </w:r>
+      <w:r>
+        <w:rPr>
+          <w:rStyle w:val="NormalTok"/>
+        </w:rPr>
+        <w:t xml:space="preserve">, col</w:t>
+      </w:r>
+      <w:r>
+        <w:rPr>
+          <w:rStyle w:val="OperatorTok"/>
+        </w:rPr>
+        <w:t xml:space="preserve">=</w:t>
+      </w:r>
+      <w:r>
+        <w:rPr>
+          <w:rStyle w:val="DecValTok"/>
+        </w:rPr>
+        <w:t xml:space="preserve">1</w:t>
+      </w:r>
+      <w:r>
+        <w:rPr>
+          <w:rStyle w:val="NormalTok"/>
+        </w:rPr>
+        <w:t xml:space="preserve">, </w:t>
+      </w:r>
+      <w:r>
+        <w:br/>
+      </w:r>
+      <w:r>
+        <w:rPr>
+          <w:rStyle w:val="NormalTok"/>
+        </w:rPr>
+        <w:t xml:space="preserve">                 </w:t>
+      </w:r>
+      <w:r>
+        <w:rPr>
+          <w:rStyle w:val="BuiltInTok"/>
+        </w:rPr>
+        <w:t xml:space="preserve">range</w:t>
+      </w:r>
+      <w:r>
+        <w:rPr>
+          <w:rStyle w:val="NormalTok"/>
+        </w:rPr>
+        <w:t xml:space="preserve"> </w:t>
+      </w:r>
+      <w:r>
+        <w:rPr>
+          <w:rStyle w:val="OperatorTok"/>
+        </w:rPr>
+        <w:t xml:space="preserve">=</w:t>
+      </w:r>
+      <w:r>
+        <w:rPr>
+          <w:rStyle w:val="NormalTok"/>
+        </w:rPr>
+        <w:t xml:space="preserve"> [</w:t>
+      </w:r>
+      <w:r>
+        <w:rPr>
+          <w:rStyle w:val="DecValTok"/>
+        </w:rPr>
+        <w:t xml:space="preserve">1750</w:t>
+      </w:r>
+      <w:r>
+        <w:rPr>
+          <w:rStyle w:val="NormalTok"/>
+        </w:rPr>
+        <w:t xml:space="preserve">, </w:t>
+      </w:r>
+      <w:r>
+        <w:rPr>
+          <w:rStyle w:val="DecValTok"/>
+        </w:rPr>
+        <w:t xml:space="preserve">1950</w:t>
+      </w:r>
+      <w:r>
+        <w:rPr>
+          <w:rStyle w:val="NormalTok"/>
+        </w:rPr>
+        <w:t xml:space="preserve">])</w:t>
+      </w:r>
+      <w:r>
+        <w:br/>
+      </w:r>
+      <w:r>
+        <w:br/>
+      </w:r>
+      <w:r>
+        <w:rPr>
+          <w:rStyle w:val="NormalTok"/>
+        </w:rPr>
+        <w:t xml:space="preserve">fig_candlestick.update_yaxes(title_text</w:t>
+      </w:r>
+      <w:r>
+        <w:rPr>
+          <w:rStyle w:val="OperatorTok"/>
+        </w:rPr>
+        <w:t xml:space="preserve">=</w:t>
+      </w:r>
+      <w:r>
+        <w:rPr>
+          <w:rStyle w:val="StringTok"/>
+        </w:rPr>
+        <w:t xml:space="preserve">"거래량"</w:t>
+      </w:r>
+      <w:r>
+        <w:rPr>
+          <w:rStyle w:val="NormalTok"/>
+        </w:rPr>
+        <w:t xml:space="preserve">, row</w:t>
+      </w:r>
+      <w:r>
+        <w:rPr>
+          <w:rStyle w:val="OperatorTok"/>
+        </w:rPr>
+        <w:t xml:space="preserve">=</w:t>
+      </w:r>
+      <w:r>
+        <w:rPr>
+          <w:rStyle w:val="DecValTok"/>
+        </w:rPr>
+        <w:t xml:space="preserve">2</w:t>
+      </w:r>
+      <w:r>
+        <w:rPr>
+          <w:rStyle w:val="NormalTok"/>
+        </w:rPr>
+        <w:t xml:space="preserve">, col</w:t>
+      </w:r>
+      <w:r>
+        <w:rPr>
+          <w:rStyle w:val="OperatorTok"/>
+        </w:rPr>
+        <w:t xml:space="preserve">=</w:t>
+      </w:r>
+      <w:r>
+        <w:rPr>
+          <w:rStyle w:val="DecValTok"/>
+        </w:rPr>
+        <w:t xml:space="preserve">1</w:t>
+      </w:r>
+      <w:r>
+        <w:rPr>
+          <w:rStyle w:val="NormalTok"/>
+        </w:rPr>
+        <w:t xml:space="preserve">, </w:t>
+      </w:r>
+      <w:r>
+        <w:br/>
+      </w:r>
+      <w:r>
+        <w:rPr>
+          <w:rStyle w:val="NormalTok"/>
+        </w:rPr>
+        <w:t xml:space="preserve">                 </w:t>
+      </w:r>
+      <w:r>
+        <w:rPr>
+          <w:rStyle w:val="BuiltInTok"/>
+        </w:rPr>
+        <w:t xml:space="preserve">range</w:t>
+      </w:r>
+      <w:r>
+        <w:rPr>
+          <w:rStyle w:val="NormalTok"/>
+        </w:rPr>
+        <w:t xml:space="preserve"> </w:t>
+      </w:r>
+      <w:r>
+        <w:rPr>
+          <w:rStyle w:val="OperatorTok"/>
+        </w:rPr>
+        <w:t xml:space="preserve">=</w:t>
+      </w:r>
+      <w:r>
+        <w:rPr>
+          <w:rStyle w:val="NormalTok"/>
+        </w:rPr>
+        <w:t xml:space="preserve"> [</w:t>
+      </w:r>
+      <w:r>
+        <w:rPr>
+          <w:rStyle w:val="DecValTok"/>
+        </w:rPr>
+        <w:t xml:space="preserve">0</w:t>
+      </w:r>
+      <w:r>
+        <w:rPr>
+          <w:rStyle w:val="NormalTok"/>
+        </w:rPr>
+        <w:t xml:space="preserve">, </w:t>
+      </w:r>
+      <w:r>
+        <w:rPr>
+          <w:rStyle w:val="DecValTok"/>
+        </w:rPr>
+        <w:t xml:space="preserve">250000</w:t>
+      </w:r>
+      <w:r>
+        <w:rPr>
+          <w:rStyle w:val="NormalTok"/>
+        </w:rPr>
+        <w:t xml:space="preserve">])</w:t>
+      </w:r>
+      <w:r>
+        <w:br/>
+      </w:r>
+      <w:r>
+        <w:br/>
+      </w:r>
+      <w:r>
+        <w:rPr>
+          <w:rStyle w:val="NormalTok"/>
+        </w:rPr>
+        <w:t xml:space="preserve">fig_candlestick.update_layout(xaxis </w:t>
+      </w:r>
+      <w:r>
+        <w:rPr>
+          <w:rStyle w:val="OperatorTok"/>
+        </w:rPr>
+        <w:t xml:space="preserve">=</w:t>
+      </w:r>
+      <w:r>
+        <w:rPr>
+          <w:rStyle w:val="NormalTok"/>
+        </w:rPr>
+        <w:t xml:space="preserve"> </w:t>
+      </w:r>
+      <w:r>
+        <w:rPr>
+          <w:rStyle w:val="BuiltInTok"/>
+        </w:rPr>
+        <w:t xml:space="preserve">dict</w:t>
+      </w:r>
+      <w:r>
+        <w:rPr>
+          <w:rStyle w:val="NormalTok"/>
+        </w:rPr>
+        <w:t xml:space="preserve">(rangeslider </w:t>
+      </w:r>
+      <w:r>
+        <w:rPr>
+          <w:rStyle w:val="OperatorTok"/>
+        </w:rPr>
+        <w:t xml:space="preserve">=</w:t>
+      </w:r>
+      <w:r>
+        <w:rPr>
+          <w:rStyle w:val="NormalTok"/>
+        </w:rPr>
+        <w:t xml:space="preserve"> </w:t>
+      </w:r>
+      <w:r>
+        <w:rPr>
+          <w:rStyle w:val="BuiltInTok"/>
+        </w:rPr>
+        <w:t xml:space="preserve">dict</w:t>
+      </w:r>
+      <w:r>
+        <w:rPr>
+          <w:rStyle w:val="NormalTok"/>
+        </w:rPr>
+        <w:t xml:space="preserve">(visible </w:t>
+      </w:r>
+      <w:r>
+        <w:rPr>
+          <w:rStyle w:val="OperatorTok"/>
+        </w:rPr>
+        <w:t xml:space="preserve">=</w:t>
+      </w:r>
+      <w:r>
+        <w:rPr>
+          <w:rStyle w:val="NormalTok"/>
+        </w:rPr>
+        <w:t xml:space="preserve"> </w:t>
+      </w:r>
+      <w:r>
+        <w:rPr>
+          <w:rStyle w:val="VariableTok"/>
+        </w:rPr>
+        <w:t xml:space="preserve">False</w:t>
+      </w:r>
+      <w:r>
+        <w:rPr>
+          <w:rStyle w:val="NormalTok"/>
+        </w:rPr>
+        <w:t xml:space="preserve">), </w:t>
+      </w:r>
+      <w:r>
+        <w:rPr>
+          <w:rStyle w:val="BuiltInTok"/>
+        </w:rPr>
+        <w:t xml:space="preserve">range</w:t>
+      </w:r>
+      <w:r>
+        <w:rPr>
+          <w:rStyle w:val="NormalTok"/>
+        </w:rPr>
+        <w:t xml:space="preserve"> </w:t>
+      </w:r>
+      <w:r>
+        <w:rPr>
+          <w:rStyle w:val="OperatorTok"/>
+        </w:rPr>
+        <w:t xml:space="preserve">=</w:t>
+      </w:r>
+      <w:r>
+        <w:rPr>
+          <w:rStyle w:val="NormalTok"/>
+        </w:rPr>
+        <w:t xml:space="preserve"> [</w:t>
+      </w:r>
+      <w:r>
+        <w:rPr>
+          <w:rStyle w:val="StringTok"/>
+        </w:rPr>
+        <w:t xml:space="preserve">'2020-12-01'</w:t>
+      </w:r>
+      <w:r>
+        <w:rPr>
+          <w:rStyle w:val="NormalTok"/>
+        </w:rPr>
+        <w:t xml:space="preserve">, </w:t>
+      </w:r>
+      <w:r>
+        <w:rPr>
+          <w:rStyle w:val="StringTok"/>
+        </w:rPr>
+        <w:t xml:space="preserve">'2020-12-31'</w:t>
+      </w:r>
+      <w:r>
+        <w:rPr>
+          <w:rStyle w:val="NormalTok"/>
+        </w:rPr>
+        <w:t xml:space="preserve">],</w:t>
+      </w:r>
+      <w:r>
+        <w:br/>
+      </w:r>
+      <w:r>
+        <w:rPr>
+          <w:rStyle w:val="NormalTok"/>
+        </w:rPr>
+        <w:t xml:space="preserve">                               rangebreaks </w:t>
+      </w:r>
+      <w:r>
+        <w:rPr>
+          <w:rStyle w:val="OperatorTok"/>
+        </w:rPr>
+        <w:t xml:space="preserve">=</w:t>
+      </w:r>
+      <w:r>
+        <w:rPr>
+          <w:rStyle w:val="NormalTok"/>
+        </w:rPr>
+        <w:t xml:space="preserve"> [</w:t>
+      </w:r>
+      <w:r>
+        <w:br/>
+      </w:r>
+      <w:r>
+        <w:rPr>
+          <w:rStyle w:val="NormalTok"/>
+        </w:rPr>
+        <w:t xml:space="preserve">                                   </w:t>
+      </w:r>
+      <w:r>
+        <w:rPr>
+          <w:rStyle w:val="BuiltInTok"/>
+        </w:rPr>
+        <w:t xml:space="preserve">dict</w:t>
+      </w:r>
+      <w:r>
+        <w:rPr>
+          <w:rStyle w:val="NormalTok"/>
+        </w:rPr>
+        <w:t xml:space="preserve">(bounds</w:t>
+      </w:r>
+      <w:r>
+        <w:rPr>
+          <w:rStyle w:val="OperatorTok"/>
+        </w:rPr>
+        <w:t xml:space="preserve">=</w:t>
+      </w:r>
+      <w:r>
+        <w:rPr>
+          <w:rStyle w:val="NormalTok"/>
+        </w:rPr>
+        <w:t xml:space="preserve">[</w:t>
+      </w:r>
+      <w:r>
+        <w:rPr>
+          <w:rStyle w:val="StringTok"/>
+        </w:rPr>
+        <w:t xml:space="preserve">"sat"</w:t>
+      </w:r>
+      <w:r>
+        <w:rPr>
+          <w:rStyle w:val="NormalTok"/>
+        </w:rPr>
+        <w:t xml:space="preserve">, </w:t>
+      </w:r>
+      <w:r>
+        <w:rPr>
+          <w:rStyle w:val="StringTok"/>
+        </w:rPr>
+        <w:t xml:space="preserve">"mon"</w:t>
+      </w:r>
+      <w:r>
+        <w:rPr>
+          <w:rStyle w:val="NormalTok"/>
+        </w:rPr>
+        <w:t xml:space="preserve">]),</w:t>
+      </w:r>
+      <w:r>
+        <w:br/>
+      </w:r>
+      <w:r>
+        <w:rPr>
+          <w:rStyle w:val="NormalTok"/>
+        </w:rPr>
+        <w:t xml:space="preserve">                                   </w:t>
+      </w:r>
+      <w:r>
+        <w:rPr>
+          <w:rStyle w:val="BuiltInTok"/>
+        </w:rPr>
+        <w:t xml:space="preserve">dict</w:t>
+      </w:r>
+      <w:r>
+        <w:rPr>
+          <w:rStyle w:val="NormalTok"/>
+        </w:rPr>
+        <w:t xml:space="preserve">(values</w:t>
+      </w:r>
+      <w:r>
+        <w:rPr>
+          <w:rStyle w:val="OperatorTok"/>
+        </w:rPr>
+        <w:t xml:space="preserve">=</w:t>
+      </w:r>
+      <w:r>
+        <w:rPr>
+          <w:rStyle w:val="NormalTok"/>
+        </w:rPr>
+        <w:t xml:space="preserve">[</w:t>
+      </w:r>
+      <w:r>
+        <w:rPr>
+          <w:rStyle w:val="StringTok"/>
+        </w:rPr>
+        <w:t xml:space="preserve">"2020-12-25"</w:t>
+      </w:r>
+      <w:r>
+        <w:rPr>
+          <w:rStyle w:val="NormalTok"/>
+        </w:rPr>
+        <w:t xml:space="preserve">])</w:t>
+      </w:r>
+      <w:r>
+        <w:br/>
+      </w:r>
+      <w:r>
+        <w:rPr>
+          <w:rStyle w:val="NormalTok"/>
+        </w:rPr>
+        <w:t xml:space="preserve">                                   ]),</w:t>
+      </w:r>
+      <w:r>
+        <w:br/>
+      </w:r>
+      <w:r>
+        <w:rPr>
+          <w:rStyle w:val="NormalTok"/>
+        </w:rPr>
+        <w:t xml:space="preserve">                  title </w:t>
+      </w:r>
+      <w:r>
+        <w:rPr>
+          <w:rStyle w:val="OperatorTok"/>
+        </w:rPr>
+        <w:t xml:space="preserve">=</w:t>
+      </w:r>
+      <w:r>
+        <w:rPr>
+          <w:rStyle w:val="NormalTok"/>
+        </w:rPr>
+        <w:t xml:space="preserve"> </w:t>
+      </w:r>
+      <w:r>
+        <w:rPr>
+          <w:rStyle w:val="BuiltInTok"/>
+        </w:rPr>
+        <w:t xml:space="preserve">dict</w:t>
+      </w:r>
+      <w:r>
+        <w:rPr>
+          <w:rStyle w:val="NormalTok"/>
+        </w:rPr>
+        <w:t xml:space="preserve">(text </w:t>
+      </w:r>
+      <w:r>
+        <w:rPr>
+          <w:rStyle w:val="OperatorTok"/>
+        </w:rPr>
+        <w:t xml:space="preserve">=</w:t>
+      </w:r>
+      <w:r>
+        <w:rPr>
+          <w:rStyle w:val="NormalTok"/>
+        </w:rPr>
+        <w:t xml:space="preserve"> </w:t>
+      </w:r>
+      <w:r>
+        <w:rPr>
+          <w:rStyle w:val="StringTok"/>
+        </w:rPr>
+        <w:t xml:space="preserve">"금 시세 Candlestick Chart"</w:t>
+      </w:r>
+      <w:r>
+        <w:rPr>
+          <w:rStyle w:val="NormalTok"/>
+        </w:rPr>
+        <w:t xml:space="preserve">, x </w:t>
+      </w:r>
+      <w:r>
+        <w:rPr>
+          <w:rStyle w:val="OperatorTok"/>
+        </w:rPr>
+        <w:t xml:space="preserve">=</w:t>
+      </w:r>
+      <w:r>
+        <w:rPr>
+          <w:rStyle w:val="NormalTok"/>
+        </w:rPr>
+        <w:t xml:space="preserve"> </w:t>
+      </w:r>
+      <w:r>
+        <w:rPr>
+          <w:rStyle w:val="FloatTok"/>
+        </w:rPr>
+        <w:t xml:space="preserve">0.5</w:t>
+      </w:r>
+      <w:r>
+        <w:rPr>
+          <w:rStyle w:val="NormalTok"/>
+        </w:rPr>
+        <w:t xml:space="preserve">), </w:t>
+      </w:r>
+      <w:r>
+        <w:br/>
+      </w:r>
+      <w:r>
+        <w:rPr>
+          <w:rStyle w:val="NormalTok"/>
+        </w:rPr>
+        <w:t xml:space="preserve">                             height </w:t>
+      </w:r>
+      <w:r>
+        <w:rPr>
+          <w:rStyle w:val="OperatorTok"/>
+        </w:rPr>
+        <w:t xml:space="preserve">=</w:t>
+      </w:r>
+      <w:r>
+        <w:rPr>
+          <w:rStyle w:val="NormalTok"/>
+        </w:rPr>
+        <w:t xml:space="preserve"> </w:t>
+      </w:r>
+      <w:r>
+        <w:rPr>
+          <w:rStyle w:val="DecValTok"/>
+        </w:rPr>
+        <w:t xml:space="preserve">600</w:t>
+      </w:r>
+      <w:r>
+        <w:rPr>
+          <w:rStyle w:val="NormalTok"/>
+        </w:rPr>
+        <w:t xml:space="preserve">, width </w:t>
+      </w:r>
+      <w:r>
+        <w:rPr>
+          <w:rStyle w:val="OperatorTok"/>
+        </w:rPr>
+        <w:t xml:space="preserve">=</w:t>
+      </w:r>
+      <w:r>
+        <w:rPr>
+          <w:rStyle w:val="NormalTok"/>
+        </w:rPr>
+        <w:t xml:space="preserve"> </w:t>
+      </w:r>
+      <w:r>
+        <w:rPr>
+          <w:rStyle w:val="DecValTok"/>
+        </w:rPr>
+        <w:t xml:space="preserve">800</w:t>
+      </w:r>
+      <w:r>
+        <w:rPr>
+          <w:rStyle w:val="NormalTok"/>
+        </w:rPr>
+        <w:t xml:space="preserve">)</w:t>
+      </w:r>
+      <w:r>
+        <w:br/>
+      </w:r>
+      <w:r>
+        <w:br/>
+      </w:r>
+      <w:r>
+        <w:rPr>
+          <w:rStyle w:val="NormalTok"/>
+        </w:rPr>
+        <w:t xml:space="preserve">fig_candlestick.show()</w:t>
+      </w:r>
+    </w:p>
+    <w:p>
+      <w:pPr>
+        <w:pStyle w:val="FirstParagraph"/>
+      </w:pPr>
+      <w:r>
+        <w:drawing>
+          <wp:inline>
+            <wp:extent cx="5334000" cy="3178152"/>
+            <wp:effectExtent b="0" l="0" r="0" t="0"/>
+            <wp:docPr descr="" title="" id="153" name="Picture"/>
+            <a:graphic>
+              <a:graphicData uri="http://schemas.openxmlformats.org/drawingml/2006/picture">
+                <pic:pic>
+                  <pic:nvPicPr>
+                    <pic:cNvPr descr="visualization_files/figure-docx/cell-34-output-1.png" id="154" name="Picture"/>
+                    <pic:cNvPicPr>
+                      <a:picLocks noChangeArrowheads="1" noChangeAspect="1"/>
+                    </pic:cNvPicPr>
+                  </pic:nvPicPr>
+                  <pic:blipFill>
+                    <a:blip r:embed="rId152"/>
+                    <a:stretch>
+                      <a:fillRect/>
+                    </a:stretch>
+                  </pic:blipFill>
+                  <pic:spPr bwMode="auto">
+                    <a:xfrm>
+                      <a:off x="0" y="0"/>
+                      <a:ext cx="5334000" cy="3178152"/>
+                    </a:xfrm>
+                    <a:prstGeom prst="rect">
+                      <a:avLst/>
+                    </a:prstGeom>
+                    <a:noFill/>
+                    <a:ln w="9525">
+                      <a:noFill/>
+                      <a:headEnd/>
+                      <a:tailEnd/>
+                    </a:ln>
+                  </pic:spPr>
+                </pic:pic>
+              </a:graphicData>
+            </a:graphic>
+          </wp:inline>
+        </w:drawing>
+      </w:r>
+    </w:p>
+    <w:bookmarkEnd w:id="155"/>
+    <w:bookmarkEnd w:id="156"/>
+    <w:bookmarkStart w:id="157" w:name="section"/>
+    <w:p>
+      <w:pPr>
         <w:pStyle w:val="Heading2"/>
       </w:pPr>
     </w:p>
-    <w:bookmarkEnd w:id="132"/>
-    <w:bookmarkEnd w:id="133"/>
+    <w:bookmarkEnd w:id="157"/>
+    <w:bookmarkEnd w:id="158"/>
     <w:sectPr/>
   </w:body>
 </w:document>
